--- a/eng/docx/001.content.docx
+++ b/eng/docx/001.content.docx
@@ -19,7 +19,7 @@
         <w:rPr>
           <w:lang w:val="en_US" w:bidi="en_US"/>
         </w:rPr>
-        <w:t>Resource: Tyndale Open Study Notes</w:t>
+        <w:t>Resource: Aquifer Open Study Notes (Profiles)</w:t>
       </w:r>
       <w:r>
         <w:rPr>
@@ -112,7 +112,7 @@
         <w:rPr>
           <w:lang w:val="en_US" w:bidi="en_US"/>
         </w:rPr>
-        <w:t>Tyndale Open Study Notes</w:t>
+        <w:t>Aquifer Open Study Notes (Profiles)</w:t>
       </w:r>
     </w:p>
     <w:p>

--- a/eng/docx/001.content.docx
+++ b/eng/docx/001.content.docx
@@ -233,90 +233,60 @@
         </w:rPr>
         <w:t xml:space="preserve">Aaron was the older brother of Moses (see </w:t>
       </w:r>
-      <w:hyperlink r:id="rId13">
-        <w:r>
-          <w:rPr>
-            <w:lang w:val="en_US" w:bidi="en_US"/>
-          </w:rPr>
-          <w:rPr>
-            <w:color w:val="0000EE"/>
-            <w:u w:val="single"/>
-          </w:rPr>
-          <w:t>Exodus 6:20</w:t>
-        </w:r>
-      </w:hyperlink>
-      <w:r>
-        <w:rPr>
-          <w:lang w:val="en_US" w:bidi="en_US"/>
-        </w:rPr>
-        <w:t xml:space="preserve">; </w:t>
-      </w:r>
-      <w:hyperlink r:id="rId14">
-        <w:r>
-          <w:rPr>
-            <w:lang w:val="en_US" w:bidi="en_US"/>
-          </w:rPr>
-          <w:rPr>
-            <w:color w:val="0000EE"/>
-            <w:u w:val="single"/>
-          </w:rPr>
-          <w:t>7:7</w:t>
-        </w:r>
-      </w:hyperlink>
+      <w:r>
+        <w:rPr>
+          <w:lang w:val="en_US" w:bidi="en_US"/>
+        </w:rPr>
+        <w:t>Exodus 6:20</w:t>
+      </w:r>
+      <w:r>
+        <w:rPr>
+          <w:lang w:val="en_US" w:bidi="en_US"/>
+        </w:rPr>
+        <w:t xml:space="preserve">; </w:t>
+      </w:r>
+      <w:r>
+        <w:rPr>
+          <w:lang w:val="en_US" w:bidi="en_US"/>
+        </w:rPr>
+        <w:t>7:7</w:t>
+      </w:r>
       <w:r>
         <w:rPr>
           <w:lang w:val="en_US" w:bidi="en_US"/>
         </w:rPr>
         <w:t>). He played an important role in establishing Israel and its institutions, especially the priesthood. He first appears after Moses was called by God at the burning bush (</w:t>
       </w:r>
-      <w:hyperlink r:id="rId15">
-        <w:r>
-          <w:rPr>
-            <w:lang w:val="en_US" w:bidi="en_US"/>
-          </w:rPr>
-          <w:rPr>
-            <w:color w:val="0000EE"/>
-            <w:u w:val="single"/>
-          </w:rPr>
-          <w:t>Exodus 3:1–4:17</w:t>
-        </w:r>
-      </w:hyperlink>
+      <w:r>
+        <w:rPr>
+          <w:lang w:val="en_US" w:bidi="en_US"/>
+        </w:rPr>
+        <w:t>Exodus 3:1–4:17</w:t>
+      </w:r>
       <w:r>
         <w:rPr>
           <w:lang w:val="en_US" w:bidi="en_US"/>
         </w:rPr>
         <w:t>). Moses hesitated to accept his mission from God, saying he was not able to lead the Israelites out of Egypt because he struggled with speech (</w:t>
       </w:r>
-      <w:hyperlink r:id="rId16">
-        <w:r>
-          <w:rPr>
-            <w:lang w:val="en_US" w:bidi="en_US"/>
-          </w:rPr>
-          <w:rPr>
-            <w:color w:val="0000EE"/>
-            <w:u w:val="single"/>
-          </w:rPr>
-          <w:t>Exodus 4:10</w:t>
-        </w:r>
-      </w:hyperlink>
+      <w:r>
+        <w:rPr>
+          <w:lang w:val="en_US" w:bidi="en_US"/>
+        </w:rPr>
+        <w:t>Exodus 4:10</w:t>
+      </w:r>
       <w:r>
         <w:rPr>
           <w:lang w:val="en_US" w:bidi="en_US"/>
         </w:rPr>
         <w:t>). Despite God's reassurances, Moses continued to resist until God appointed Aaron to speak for him. After that, Aaron often stood by Moses, speaking to the Israelite leaders and demanding that Pharaoh allow the Israelites to leave Egypt (</w:t>
       </w:r>
-      <w:hyperlink r:id="rId17">
-        <w:r>
-          <w:rPr>
-            <w:lang w:val="en_US" w:bidi="en_US"/>
-          </w:rPr>
-          <w:rPr>
-            <w:color w:val="0000EE"/>
-            <w:u w:val="single"/>
-          </w:rPr>
-          <w:t>Exodus 5:1–5</w:t>
-        </w:r>
-      </w:hyperlink>
+      <w:r>
+        <w:rPr>
+          <w:lang w:val="en_US" w:bidi="en_US"/>
+        </w:rPr>
+        <w:t>Exodus 5:1–5</w:t>
+      </w:r>
       <w:r>
         <w:rPr>
           <w:lang w:val="en_US" w:bidi="en_US"/>
@@ -337,72 +307,48 @@
         </w:rPr>
         <w:t>During the Israelites' time in the wilderness, God chose Aaron and his sons to be priests (</w:t>
       </w:r>
-      <w:hyperlink r:id="rId18">
-        <w:r>
-          <w:rPr>
-            <w:lang w:val="en_US" w:bidi="en_US"/>
-          </w:rPr>
-          <w:rPr>
-            <w:color w:val="0000EE"/>
-            <w:u w:val="single"/>
-          </w:rPr>
-          <w:t>Exodus 28:1–5</w:t>
-        </w:r>
-      </w:hyperlink>
-      <w:r>
-        <w:rPr>
-          <w:lang w:val="en_US" w:bidi="en_US"/>
-        </w:rPr>
-        <w:t xml:space="preserve">; </w:t>
-      </w:r>
-      <w:hyperlink r:id="rId19">
-        <w:r>
-          <w:rPr>
-            <w:lang w:val="en_US" w:bidi="en_US"/>
-          </w:rPr>
-          <w:rPr>
-            <w:color w:val="0000EE"/>
-            <w:u w:val="single"/>
-          </w:rPr>
-          <w:t>29:1–46</w:t>
-        </w:r>
-      </w:hyperlink>
-      <w:r>
-        <w:rPr>
-          <w:lang w:val="en_US" w:bidi="en_US"/>
-        </w:rPr>
-        <w:t xml:space="preserve">; </w:t>
-      </w:r>
-      <w:hyperlink r:id="rId20">
-        <w:r>
-          <w:rPr>
-            <w:lang w:val="en_US" w:bidi="en_US"/>
-          </w:rPr>
-          <w:rPr>
-            <w:color w:val="0000EE"/>
-            <w:u w:val="single"/>
-          </w:rPr>
-          <w:t>Leviticus 8:1–36</w:t>
-        </w:r>
-      </w:hyperlink>
+      <w:r>
+        <w:rPr>
+          <w:lang w:val="en_US" w:bidi="en_US"/>
+        </w:rPr>
+        <w:t>Exodus 28:1–5</w:t>
+      </w:r>
+      <w:r>
+        <w:rPr>
+          <w:lang w:val="en_US" w:bidi="en_US"/>
+        </w:rPr>
+        <w:t xml:space="preserve">; </w:t>
+      </w:r>
+      <w:r>
+        <w:rPr>
+          <w:lang w:val="en_US" w:bidi="en_US"/>
+        </w:rPr>
+        <w:t>29:1–46</w:t>
+      </w:r>
+      <w:r>
+        <w:rPr>
+          <w:lang w:val="en_US" w:bidi="en_US"/>
+        </w:rPr>
+        <w:t xml:space="preserve">; </w:t>
+      </w:r>
+      <w:r>
+        <w:rPr>
+          <w:lang w:val="en_US" w:bidi="en_US"/>
+        </w:rPr>
+        <w:t>Leviticus 8:1–36</w:t>
+      </w:r>
       <w:r>
         <w:rPr>
           <w:lang w:val="en_US" w:bidi="en_US"/>
         </w:rPr>
         <w:t>). Aaron became Israel's first high priest. His role was important on the Day of Atonement. This was the only day when the high priest entered the Most Holy Place to cleanse it from Israel's sins (</w:t>
       </w:r>
-      <w:hyperlink r:id="rId21">
-        <w:r>
-          <w:rPr>
-            <w:lang w:val="en_US" w:bidi="en_US"/>
-          </w:rPr>
-          <w:rPr>
-            <w:color w:val="0000EE"/>
-            <w:u w:val="single"/>
-          </w:rPr>
-          <w:t>Leviticus 16</w:t>
-        </w:r>
-      </w:hyperlink>
+      <w:r>
+        <w:rPr>
+          <w:lang w:val="en_US" w:bidi="en_US"/>
+        </w:rPr>
+        <w:t>Leviticus 16</w:t>
+      </w:r>
       <w:r>
         <w:rPr>
           <w:lang w:val="en_US" w:bidi="en_US"/>
@@ -423,18 +369,12 @@
         </w:rPr>
         <w:t>Aaron was not a perfect leader. While Moses was on Mount Sinai getting the law from God, Aaron helped the people make an idol (</w:t>
       </w:r>
-      <w:hyperlink r:id="rId22">
-        <w:r>
-          <w:rPr>
-            <w:lang w:val="en_US" w:bidi="en_US"/>
-          </w:rPr>
-          <w:rPr>
-            <w:color w:val="0000EE"/>
-            <w:u w:val="single"/>
-          </w:rPr>
-          <w:t>Exodus 32</w:t>
-        </w:r>
-      </w:hyperlink>
+      <w:r>
+        <w:rPr>
+          <w:lang w:val="en_US" w:bidi="en_US"/>
+        </w:rPr>
+        <w:t>Exodus 32</w:t>
+      </w:r>
       <w:r>
         <w:rPr>
           <w:lang w:val="en_US" w:bidi="en_US"/>
@@ -455,72 +395,48 @@
         </w:rPr>
         <w:t>Aaron and his sister, Miriam, once wrongly questioned the authority of Moses. This led to Miriam temporarily having leprosy (</w:t>
       </w:r>
-      <w:hyperlink r:id="rId23">
-        <w:r>
-          <w:rPr>
-            <w:lang w:val="en_US" w:bidi="en_US"/>
-          </w:rPr>
-          <w:rPr>
-            <w:color w:val="0000EE"/>
-            <w:u w:val="single"/>
-          </w:rPr>
-          <w:t>Numbers 12</w:t>
-        </w:r>
-      </w:hyperlink>
+      <w:r>
+        <w:rPr>
+          <w:lang w:val="en_US" w:bidi="en_US"/>
+        </w:rPr>
+        <w:t>Numbers 12</w:t>
+      </w:r>
       <w:r>
         <w:rPr>
           <w:lang w:val="en_US" w:bidi="en_US"/>
         </w:rPr>
         <w:t>). Later, when other Levites questioned Aaron's authority, God confirmed Aaron's role by making his staff bloom with almond blossoms (</w:t>
       </w:r>
-      <w:hyperlink r:id="rId24">
-        <w:r>
-          <w:rPr>
-            <w:lang w:val="en_US" w:bidi="en_US"/>
-          </w:rPr>
-          <w:rPr>
-            <w:color w:val="0000EE"/>
-            <w:u w:val="single"/>
-          </w:rPr>
-          <w:t>Numbers 17</w:t>
-        </w:r>
-      </w:hyperlink>
+      <w:r>
+        <w:rPr>
+          <w:lang w:val="en_US" w:bidi="en_US"/>
+        </w:rPr>
+        <w:t>Numbers 17</w:t>
+      </w:r>
       <w:r>
         <w:rPr>
           <w:lang w:val="en_US" w:bidi="en_US"/>
         </w:rPr>
         <w:t>). However, because Moses and Aaron questioned God's authority (</w:t>
       </w:r>
-      <w:hyperlink r:id="rId25">
-        <w:r>
-          <w:rPr>
-            <w:lang w:val="en_US" w:bidi="en_US"/>
-          </w:rPr>
-          <w:rPr>
-            <w:color w:val="0000EE"/>
-            <w:u w:val="single"/>
-          </w:rPr>
-          <w:t>Numbers 20:1–13</w:t>
-        </w:r>
-      </w:hyperlink>
+      <w:r>
+        <w:rPr>
+          <w:lang w:val="en_US" w:bidi="en_US"/>
+        </w:rPr>
+        <w:t>Numbers 20:1–13</w:t>
+      </w:r>
       <w:r>
         <w:rPr>
           <w:lang w:val="en_US" w:bidi="en_US"/>
         </w:rPr>
         <w:t>), they both died in the wilderness and did not enter the Promised Land (</w:t>
       </w:r>
-      <w:hyperlink r:id="rId26">
-        <w:r>
-          <w:rPr>
-            <w:lang w:val="en_US" w:bidi="en_US"/>
-          </w:rPr>
-          <w:rPr>
-            <w:color w:val="0000EE"/>
-            <w:u w:val="single"/>
-          </w:rPr>
-          <w:t>Numbers 20:22–29</w:t>
-        </w:r>
-      </w:hyperlink>
+      <w:r>
+        <w:rPr>
+          <w:lang w:val="en_US" w:bidi="en_US"/>
+        </w:rPr>
+        <w:t>Numbers 20:22–29</w:t>
+      </w:r>
       <w:r>
         <w:rPr>
           <w:lang w:val="en_US" w:bidi="en_US"/>
@@ -541,18 +457,12 @@
         </w:rPr>
         <w:t xml:space="preserve">Jesus is now the Great High Priest, with more authority and power than Aaron (see </w:t>
       </w:r>
-      <w:hyperlink r:id="rId27">
-        <w:r>
-          <w:rPr>
-            <w:lang w:val="en_US" w:bidi="en_US"/>
-          </w:rPr>
-          <w:rPr>
-            <w:color w:val="0000EE"/>
-            <w:u w:val="single"/>
-          </w:rPr>
-          <w:t>Hebrews 7–10</w:t>
-        </w:r>
-      </w:hyperlink>
+      <w:r>
+        <w:rPr>
+          <w:lang w:val="en_US" w:bidi="en_US"/>
+        </w:rPr>
+        <w:t>Hebrews 7–10</w:t>
+      </w:r>
       <w:r>
         <w:rPr>
           <w:lang w:val="en_US" w:bidi="en_US"/>
@@ -582,180 +492,120 @@
           <w:lang w:val="en_US" w:bidi="en_US"/>
         </w:rPr>
       </w:r>
-      <w:hyperlink r:id="rId28">
-        <w:r>
-          <w:rPr>
-            <w:lang w:val="en_US" w:bidi="en_US"/>
-          </w:rPr>
-          <w:rPr>
-            <w:color w:val="0000EE"/>
-            <w:u w:val="single"/>
-          </w:rPr>
-          <w:t>Exodus 4:14–17</w:t>
-        </w:r>
-      </w:hyperlink>
+      <w:r>
+        <w:rPr>
+          <w:lang w:val="en_US" w:bidi="en_US"/>
+        </w:rPr>
+        <w:t>Exodus 4:14–17</w:t>
+      </w:r>
       <w:r>
         <w:rPr>
           <w:lang w:val="en_US" w:bidi="en_US"/>
         </w:rPr>
         <w:t xml:space="preserve">, </w:t>
       </w:r>
-      <w:hyperlink r:id="rId29">
-        <w:r>
-          <w:rPr>
-            <w:lang w:val="en_US" w:bidi="en_US"/>
-          </w:rPr>
-          <w:rPr>
-            <w:color w:val="0000EE"/>
-            <w:u w:val="single"/>
-          </w:rPr>
-          <w:t>27–31</w:t>
-        </w:r>
-      </w:hyperlink>
-      <w:r>
-        <w:rPr>
-          <w:lang w:val="en_US" w:bidi="en_US"/>
-        </w:rPr>
-        <w:t xml:space="preserve">; </w:t>
-      </w:r>
-      <w:hyperlink r:id="rId30">
-        <w:r>
-          <w:rPr>
-            <w:lang w:val="en_US" w:bidi="en_US"/>
-          </w:rPr>
-          <w:rPr>
-            <w:color w:val="0000EE"/>
-            <w:u w:val="single"/>
-          </w:rPr>
-          <w:t>6:20–27</w:t>
-        </w:r>
-      </w:hyperlink>
-      <w:r>
-        <w:rPr>
-          <w:lang w:val="en_US" w:bidi="en_US"/>
-        </w:rPr>
-        <w:t xml:space="preserve">; </w:t>
-      </w:r>
-      <w:hyperlink r:id="rId31">
-        <w:r>
-          <w:rPr>
-            <w:lang w:val="en_US" w:bidi="en_US"/>
-          </w:rPr>
-          <w:rPr>
-            <w:color w:val="0000EE"/>
-            <w:u w:val="single"/>
-          </w:rPr>
-          <w:t>7:1–2</w:t>
-        </w:r>
-      </w:hyperlink>
-      <w:r>
-        <w:rPr>
-          <w:lang w:val="en_US" w:bidi="en_US"/>
-        </w:rPr>
-        <w:t xml:space="preserve">; </w:t>
-      </w:r>
-      <w:hyperlink r:id="rId18">
-        <w:r>
-          <w:rPr>
-            <w:lang w:val="en_US" w:bidi="en_US"/>
-          </w:rPr>
-          <w:rPr>
-            <w:color w:val="0000EE"/>
-            <w:u w:val="single"/>
-          </w:rPr>
-          <w:t>28:1–5</w:t>
-        </w:r>
-      </w:hyperlink>
-      <w:r>
-        <w:rPr>
-          <w:lang w:val="en_US" w:bidi="en_US"/>
-        </w:rPr>
-        <w:t xml:space="preserve">; </w:t>
-      </w:r>
-      <w:hyperlink r:id="rId32">
-        <w:r>
-          <w:rPr>
-            <w:lang w:val="en_US" w:bidi="en_US"/>
-          </w:rPr>
-          <w:rPr>
-            <w:color w:val="0000EE"/>
-            <w:u w:val="single"/>
-          </w:rPr>
-          <w:t>32:1–25</w:t>
-        </w:r>
-      </w:hyperlink>
-      <w:r>
-        <w:rPr>
-          <w:lang w:val="en_US" w:bidi="en_US"/>
-        </w:rPr>
-        <w:t xml:space="preserve">; </w:t>
-      </w:r>
-      <w:hyperlink r:id="rId33">
-        <w:r>
-          <w:rPr>
-            <w:lang w:val="en_US" w:bidi="en_US"/>
-          </w:rPr>
-          <w:rPr>
-            <w:color w:val="0000EE"/>
-            <w:u w:val="single"/>
-          </w:rPr>
-          <w:t>Numbers 12:1–12</w:t>
-        </w:r>
-      </w:hyperlink>
-      <w:r>
-        <w:rPr>
-          <w:lang w:val="en_US" w:bidi="en_US"/>
-        </w:rPr>
-        <w:t xml:space="preserve">; </w:t>
-      </w:r>
-      <w:hyperlink r:id="rId25">
-        <w:r>
-          <w:rPr>
-            <w:lang w:val="en_US" w:bidi="en_US"/>
-          </w:rPr>
-          <w:rPr>
-            <w:color w:val="0000EE"/>
-            <w:u w:val="single"/>
-          </w:rPr>
-          <w:t>20:1–13</w:t>
-        </w:r>
-      </w:hyperlink>
+      <w:r>
+        <w:rPr>
+          <w:lang w:val="en_US" w:bidi="en_US"/>
+        </w:rPr>
+        <w:t>27–31</w:t>
+      </w:r>
+      <w:r>
+        <w:rPr>
+          <w:lang w:val="en_US" w:bidi="en_US"/>
+        </w:rPr>
+        <w:t xml:space="preserve">; </w:t>
+      </w:r>
+      <w:r>
+        <w:rPr>
+          <w:lang w:val="en_US" w:bidi="en_US"/>
+        </w:rPr>
+        <w:t>6:20–27</w:t>
+      </w:r>
+      <w:r>
+        <w:rPr>
+          <w:lang w:val="en_US" w:bidi="en_US"/>
+        </w:rPr>
+        <w:t xml:space="preserve">; </w:t>
+      </w:r>
+      <w:r>
+        <w:rPr>
+          <w:lang w:val="en_US" w:bidi="en_US"/>
+        </w:rPr>
+        <w:t>7:1–2</w:t>
+      </w:r>
+      <w:r>
+        <w:rPr>
+          <w:lang w:val="en_US" w:bidi="en_US"/>
+        </w:rPr>
+        <w:t xml:space="preserve">; </w:t>
+      </w:r>
+      <w:r>
+        <w:rPr>
+          <w:lang w:val="en_US" w:bidi="en_US"/>
+        </w:rPr>
+        <w:t>28:1–5</w:t>
+      </w:r>
+      <w:r>
+        <w:rPr>
+          <w:lang w:val="en_US" w:bidi="en_US"/>
+        </w:rPr>
+        <w:t xml:space="preserve">; </w:t>
+      </w:r>
+      <w:r>
+        <w:rPr>
+          <w:lang w:val="en_US" w:bidi="en_US"/>
+        </w:rPr>
+        <w:t>32:1–25</w:t>
+      </w:r>
+      <w:r>
+        <w:rPr>
+          <w:lang w:val="en_US" w:bidi="en_US"/>
+        </w:rPr>
+        <w:t xml:space="preserve">; </w:t>
+      </w:r>
+      <w:r>
+        <w:rPr>
+          <w:lang w:val="en_US" w:bidi="en_US"/>
+        </w:rPr>
+        <w:t>Numbers 12:1–12</w:t>
+      </w:r>
+      <w:r>
+        <w:rPr>
+          <w:lang w:val="en_US" w:bidi="en_US"/>
+        </w:rPr>
+        <w:t xml:space="preserve">; </w:t>
+      </w:r>
+      <w:r>
+        <w:rPr>
+          <w:lang w:val="en_US" w:bidi="en_US"/>
+        </w:rPr>
+        <w:t>20:1–13</w:t>
+      </w:r>
       <w:r>
         <w:rPr>
           <w:lang w:val="en_US" w:bidi="en_US"/>
         </w:rPr>
         <w:t xml:space="preserve">, </w:t>
       </w:r>
-      <w:hyperlink r:id="rId26">
-        <w:r>
-          <w:rPr>
-            <w:lang w:val="en_US" w:bidi="en_US"/>
-          </w:rPr>
-          <w:rPr>
-            <w:color w:val="0000EE"/>
-            <w:u w:val="single"/>
-          </w:rPr>
-          <w:t>22–29</w:t>
-        </w:r>
-      </w:hyperlink>
-      <w:r>
-        <w:rPr>
-          <w:lang w:val="en_US" w:bidi="en_US"/>
-        </w:rPr>
-        <w:t xml:space="preserve">; </w:t>
-      </w:r>
-      <w:hyperlink r:id="rId34">
-        <w:r>
-          <w:rPr>
-            <w:lang w:val="en_US" w:bidi="en_US"/>
-          </w:rPr>
-          <w:rPr>
-            <w:color w:val="0000EE"/>
-            <w:u w:val="single"/>
-          </w:rPr>
-          <w:t>Acts 7:39–41</w:t>
-        </w:r>
-      </w:hyperlink>
+      <w:r>
+        <w:rPr>
+          <w:lang w:val="en_US" w:bidi="en_US"/>
+        </w:rPr>
+        <w:t>22–29</w:t>
+      </w:r>
+      <w:r>
+        <w:rPr>
+          <w:lang w:val="en_US" w:bidi="en_US"/>
+        </w:rPr>
+        <w:t xml:space="preserve">; </w:t>
+      </w:r>
+      <w:r>
+        <w:rPr>
+          <w:lang w:val="en_US" w:bidi="en_US"/>
+        </w:rPr>
+        <w:t>Acts 7:39–41</w:t>
+      </w:r>
       <w:r>
         <w:rPr>
           <w:lang w:val="en_US" w:bidi="en_US"/>
@@ -818,54 +668,36 @@
         </w:rPr>
         <w:t>Abiathar was one of the first from Saul's administration to support David. His support was strong. He represented Eli's priestly line and brought the holy ephod with the Urim and Thummim (</w:t>
       </w:r>
-      <w:hyperlink r:id="rId35">
-        <w:r>
-          <w:rPr>
-            <w:lang w:val="en_US" w:bidi="en_US"/>
-          </w:rPr>
-          <w:rPr>
-            <w:color w:val="0000EE"/>
-            <w:u w:val="single"/>
-          </w:rPr>
-          <w:t>Exodus 28:29–30</w:t>
-        </w:r>
-      </w:hyperlink>
+      <w:r>
+        <w:rPr>
+          <w:lang w:val="en_US" w:bidi="en_US"/>
+        </w:rPr>
+        <w:t>Exodus 28:29–30</w:t>
+      </w:r>
       <w:r>
         <w:rPr>
           <w:lang w:val="en_US" w:bidi="en_US"/>
         </w:rPr>
         <w:t>). (The ephod was a sacred garment worn by the high priest, and the Urim and Thummim were used for seeking God's guidance.) This allowed him to seek God's guidance for David during crises (</w:t>
       </w:r>
-      <w:hyperlink r:id="rId36">
-        <w:r>
-          <w:rPr>
-            <w:lang w:val="en_US" w:bidi="en_US"/>
-          </w:rPr>
-          <w:rPr>
-            <w:color w:val="0000EE"/>
-            <w:u w:val="single"/>
-          </w:rPr>
-          <w:t>1 Samuel 23:1–12</w:t>
-        </w:r>
-      </w:hyperlink>
-      <w:r>
-        <w:rPr>
-          <w:lang w:val="en_US" w:bidi="en_US"/>
-        </w:rPr>
-        <w:t xml:space="preserve">; </w:t>
-      </w:r>
-      <w:hyperlink r:id="rId37">
-        <w:r>
-          <w:rPr>
-            <w:lang w:val="en_US" w:bidi="en_US"/>
-          </w:rPr>
-          <w:rPr>
-            <w:color w:val="0000EE"/>
-            <w:u w:val="single"/>
-          </w:rPr>
-          <w:t>30:7–8</w:t>
-        </w:r>
-      </w:hyperlink>
+      <w:r>
+        <w:rPr>
+          <w:lang w:val="en_US" w:bidi="en_US"/>
+        </w:rPr>
+        <w:t>1 Samuel 23:1–12</w:t>
+      </w:r>
+      <w:r>
+        <w:rPr>
+          <w:lang w:val="en_US" w:bidi="en_US"/>
+        </w:rPr>
+        <w:t xml:space="preserve">; </w:t>
+      </w:r>
+      <w:r>
+        <w:rPr>
+          <w:lang w:val="en_US" w:bidi="en_US"/>
+        </w:rPr>
+        <w:t>30:7–8</w:t>
+      </w:r>
       <w:r>
         <w:rPr>
           <w:lang w:val="en_US" w:bidi="en_US"/>
@@ -886,90 +718,60 @@
         </w:rPr>
         <w:t>After David became king, Abiathar served as a priest alongside Zadok, who was not from Eli's line (</w:t>
       </w:r>
-      <w:hyperlink r:id="rId38">
-        <w:r>
-          <w:rPr>
-            <w:lang w:val="en_US" w:bidi="en_US"/>
-          </w:rPr>
-          <w:rPr>
-            <w:color w:val="0000EE"/>
-            <w:u w:val="single"/>
-          </w:rPr>
-          <w:t>1 Chronicles 6:8</w:t>
-        </w:r>
-      </w:hyperlink>
-      <w:r>
-        <w:rPr>
-          <w:lang w:val="en_US" w:bidi="en_US"/>
-        </w:rPr>
-        <w:t xml:space="preserve">; </w:t>
-      </w:r>
-      <w:hyperlink r:id="rId39">
-        <w:r>
-          <w:rPr>
-            <w:lang w:val="en_US" w:bidi="en_US"/>
-          </w:rPr>
-          <w:rPr>
-            <w:color w:val="0000EE"/>
-            <w:u w:val="single"/>
-          </w:rPr>
-          <w:t>18:16</w:t>
-        </w:r>
-      </w:hyperlink>
-      <w:r>
-        <w:rPr>
-          <w:lang w:val="en_US" w:bidi="en_US"/>
-        </w:rPr>
-        <w:t xml:space="preserve">; </w:t>
-      </w:r>
-      <w:hyperlink r:id="rId40">
-        <w:r>
-          <w:rPr>
-            <w:lang w:val="en_US" w:bidi="en_US"/>
-          </w:rPr>
-          <w:rPr>
-            <w:color w:val="0000EE"/>
-            <w:u w:val="single"/>
-          </w:rPr>
-          <w:t>24:3</w:t>
-        </w:r>
-      </w:hyperlink>
+      <w:r>
+        <w:rPr>
+          <w:lang w:val="en_US" w:bidi="en_US"/>
+        </w:rPr>
+        <w:t>1 Chronicles 6:8</w:t>
+      </w:r>
+      <w:r>
+        <w:rPr>
+          <w:lang w:val="en_US" w:bidi="en_US"/>
+        </w:rPr>
+        <w:t xml:space="preserve">; </w:t>
+      </w:r>
+      <w:r>
+        <w:rPr>
+          <w:lang w:val="en_US" w:bidi="en_US"/>
+        </w:rPr>
+        <w:t>18:16</w:t>
+      </w:r>
+      <w:r>
+        <w:rPr>
+          <w:lang w:val="en_US" w:bidi="en_US"/>
+        </w:rPr>
+        <w:t xml:space="preserve">; </w:t>
+      </w:r>
+      <w:r>
+        <w:rPr>
+          <w:lang w:val="en_US" w:bidi="en_US"/>
+        </w:rPr>
+        <w:t>24:3</w:t>
+      </w:r>
       <w:r>
         <w:rPr>
           <w:lang w:val="en_US" w:bidi="en_US"/>
         </w:rPr>
         <w:t>). Both served David well. During Absalom's rebellion, they informed David about events in the capital (</w:t>
       </w:r>
-      <w:hyperlink r:id="rId41">
-        <w:r>
-          <w:rPr>
-            <w:lang w:val="en_US" w:bidi="en_US"/>
-          </w:rPr>
-          <w:rPr>
-            <w:color w:val="0000EE"/>
-            <w:u w:val="single"/>
-          </w:rPr>
-          <w:t>2 Samuel 15:27–37</w:t>
-        </w:r>
-      </w:hyperlink>
-      <w:r>
-        <w:rPr>
-          <w:lang w:val="en_US" w:bidi="en_US"/>
-        </w:rPr>
-        <w:t xml:space="preserve">; </w:t>
-      </w:r>
-      <w:hyperlink r:id="rId42">
-        <w:r>
-          <w:rPr>
-            <w:lang w:val="en_US" w:bidi="en_US"/>
-          </w:rPr>
-          <w:rPr>
-            <w:color w:val="0000EE"/>
-            <w:u w:val="single"/>
-          </w:rPr>
-          <w:t>17:15–16</w:t>
-        </w:r>
-      </w:hyperlink>
+      <w:r>
+        <w:rPr>
+          <w:lang w:val="en_US" w:bidi="en_US"/>
+        </w:rPr>
+        <w:t>2 Samuel 15:27–37</w:t>
+      </w:r>
+      <w:r>
+        <w:rPr>
+          <w:lang w:val="en_US" w:bidi="en_US"/>
+        </w:rPr>
+        <w:t xml:space="preserve">; </w:t>
+      </w:r>
+      <w:r>
+        <w:rPr>
+          <w:lang w:val="en_US" w:bidi="en_US"/>
+        </w:rPr>
+        <w:t>17:15–16</w:t>
+      </w:r>
       <w:r>
         <w:rPr>
           <w:lang w:val="en_US" w:bidi="en_US"/>
@@ -990,72 +792,48 @@
         </w:rPr>
         <w:t>In David's old age, Abiathar wrongly supported Adonijah's attempt to become king instead of his father. Zadok stayed loyal to David and supported Solomon (</w:t>
       </w:r>
-      <w:hyperlink r:id="rId43">
-        <w:r>
-          <w:rPr>
-            <w:lang w:val="en_US" w:bidi="en_US"/>
-          </w:rPr>
-          <w:rPr>
-            <w:color w:val="0000EE"/>
-            <w:u w:val="single"/>
-          </w:rPr>
-          <w:t>1 Kings 1:5–8</w:t>
-        </w:r>
-      </w:hyperlink>
+      <w:r>
+        <w:rPr>
+          <w:lang w:val="en_US" w:bidi="en_US"/>
+        </w:rPr>
+        <w:t>1 Kings 1:5–8</w:t>
+      </w:r>
       <w:r>
         <w:rPr>
           <w:lang w:val="en_US" w:bidi="en_US"/>
         </w:rPr>
         <w:t>). As a result, once Solomon became king, he removed Abiathar's priestly authority and sent him to his estate in Anathoth, a village about four miles northeast of Jerusalem (</w:t>
       </w:r>
-      <w:hyperlink r:id="rId44">
-        <w:r>
-          <w:rPr>
-            <w:lang w:val="en_US" w:bidi="en_US"/>
-          </w:rPr>
-          <w:rPr>
-            <w:color w:val="0000EE"/>
-            <w:u w:val="single"/>
-          </w:rPr>
-          <w:t>1 Kings 2:26–27</w:t>
-        </w:r>
-      </w:hyperlink>
+      <w:r>
+        <w:rPr>
+          <w:lang w:val="en_US" w:bidi="en_US"/>
+        </w:rPr>
+        <w:t>1 Kings 2:26–27</w:t>
+      </w:r>
       <w:r>
         <w:rPr>
           <w:lang w:val="en_US" w:bidi="en_US"/>
         </w:rPr>
         <w:t>). Zadok became the high priest, and his descendants inherited that role instead of Abiathar's. This fulfilled the prophecy the Lord gave at Shiloh about Eli's descendants (</w:t>
       </w:r>
-      <w:hyperlink r:id="rId45">
-        <w:r>
-          <w:rPr>
-            <w:lang w:val="en_US" w:bidi="en_US"/>
-          </w:rPr>
-          <w:rPr>
-            <w:color w:val="0000EE"/>
-            <w:u w:val="single"/>
-          </w:rPr>
-          <w:t>1 Kings 2:27</w:t>
-        </w:r>
-      </w:hyperlink>
+      <w:r>
+        <w:rPr>
+          <w:lang w:val="en_US" w:bidi="en_US"/>
+        </w:rPr>
+        <w:t>1 Kings 2:27</w:t>
+      </w:r>
       <w:r>
         <w:rPr>
           <w:lang w:val="en_US" w:bidi="en_US"/>
         </w:rPr>
         <w:t xml:space="preserve">; see </w:t>
       </w:r>
-      <w:hyperlink r:id="rId46">
-        <w:r>
-          <w:rPr>
-            <w:lang w:val="en_US" w:bidi="en_US"/>
-          </w:rPr>
-          <w:rPr>
-            <w:color w:val="0000EE"/>
-            <w:u w:val="single"/>
-          </w:rPr>
-          <w:t>1 Samuel 2:27–36</w:t>
-        </w:r>
-      </w:hyperlink>
+      <w:r>
+        <w:rPr>
+          <w:lang w:val="en_US" w:bidi="en_US"/>
+        </w:rPr>
+        <w:t>1 Samuel 2:27–36</w:t>
+      </w:r>
       <w:r>
         <w:rPr>
           <w:lang w:val="en_US" w:bidi="en_US"/>
@@ -1085,144 +863,96 @@
           <w:lang w:val="en_US" w:bidi="en_US"/>
         </w:rPr>
       </w:r>
-      <w:hyperlink r:id="rId47">
-        <w:r>
-          <w:rPr>
-            <w:lang w:val="en_US" w:bidi="en_US"/>
-          </w:rPr>
-          <w:rPr>
-            <w:color w:val="0000EE"/>
-            <w:u w:val="single"/>
-          </w:rPr>
-          <w:t>1 Samuel 22:20–23</w:t>
-        </w:r>
-      </w:hyperlink>
-      <w:r>
-        <w:rPr>
-          <w:lang w:val="en_US" w:bidi="en_US"/>
-        </w:rPr>
-        <w:t xml:space="preserve">; </w:t>
-      </w:r>
-      <w:hyperlink r:id="rId48">
-        <w:r>
-          <w:rPr>
-            <w:lang w:val="en_US" w:bidi="en_US"/>
-          </w:rPr>
-          <w:rPr>
-            <w:color w:val="0000EE"/>
-            <w:u w:val="single"/>
-          </w:rPr>
-          <w:t>23:6</w:t>
-        </w:r>
-      </w:hyperlink>
+      <w:r>
+        <w:rPr>
+          <w:lang w:val="en_US" w:bidi="en_US"/>
+        </w:rPr>
+        <w:t>1 Samuel 22:20–23</w:t>
+      </w:r>
+      <w:r>
+        <w:rPr>
+          <w:lang w:val="en_US" w:bidi="en_US"/>
+        </w:rPr>
+        <w:t xml:space="preserve">; </w:t>
+      </w:r>
+      <w:r>
+        <w:rPr>
+          <w:lang w:val="en_US" w:bidi="en_US"/>
+        </w:rPr>
+        <w:t>23:6</w:t>
+      </w:r>
       <w:r>
         <w:rPr>
           <w:lang w:val="en_US" w:bidi="en_US"/>
         </w:rPr>
         <w:t xml:space="preserve">, </w:t>
       </w:r>
-      <w:hyperlink r:id="rId49">
-        <w:r>
-          <w:rPr>
-            <w:lang w:val="en_US" w:bidi="en_US"/>
-          </w:rPr>
-          <w:rPr>
-            <w:color w:val="0000EE"/>
-            <w:u w:val="single"/>
-          </w:rPr>
-          <w:t>9</w:t>
-        </w:r>
-      </w:hyperlink>
-      <w:r>
-        <w:rPr>
-          <w:lang w:val="en_US" w:bidi="en_US"/>
-        </w:rPr>
-        <w:t xml:space="preserve">; </w:t>
-      </w:r>
-      <w:hyperlink r:id="rId50">
-        <w:r>
-          <w:rPr>
-            <w:lang w:val="en_US" w:bidi="en_US"/>
-          </w:rPr>
-          <w:rPr>
-            <w:color w:val="0000EE"/>
-            <w:u w:val="single"/>
-          </w:rPr>
-          <w:t>30:7</w:t>
-        </w:r>
-      </w:hyperlink>
-      <w:r>
-        <w:rPr>
-          <w:lang w:val="en_US" w:bidi="en_US"/>
-        </w:rPr>
-        <w:t xml:space="preserve">; </w:t>
-      </w:r>
-      <w:hyperlink r:id="rId41">
-        <w:r>
-          <w:rPr>
-            <w:lang w:val="en_US" w:bidi="en_US"/>
-          </w:rPr>
-          <w:rPr>
-            <w:color w:val="0000EE"/>
-            <w:u w:val="single"/>
-          </w:rPr>
-          <w:t>2 Samuel 15:27–37</w:t>
-        </w:r>
-      </w:hyperlink>
-      <w:r>
-        <w:rPr>
-          <w:lang w:val="en_US" w:bidi="en_US"/>
-        </w:rPr>
-        <w:t xml:space="preserve">; </w:t>
-      </w:r>
-      <w:hyperlink r:id="rId51">
-        <w:r>
-          <w:rPr>
-            <w:lang w:val="en_US" w:bidi="en_US"/>
-          </w:rPr>
-          <w:rPr>
-            <w:color w:val="0000EE"/>
-            <w:u w:val="single"/>
-          </w:rPr>
-          <w:t>17:15</w:t>
-        </w:r>
-      </w:hyperlink>
-      <w:r>
-        <w:rPr>
-          <w:lang w:val="en_US" w:bidi="en_US"/>
-        </w:rPr>
-        <w:t xml:space="preserve">; </w:t>
-      </w:r>
-      <w:hyperlink r:id="rId52">
-        <w:r>
-          <w:rPr>
-            <w:lang w:val="en_US" w:bidi="en_US"/>
-          </w:rPr>
-          <w:rPr>
-            <w:color w:val="0000EE"/>
-            <w:u w:val="single"/>
-          </w:rPr>
-          <w:t>1 Kings 1:1–2:35</w:t>
-        </w:r>
-      </w:hyperlink>
-      <w:r>
-        <w:rPr>
-          <w:lang w:val="en_US" w:bidi="en_US"/>
-        </w:rPr>
-        <w:t xml:space="preserve">; </w:t>
-      </w:r>
-      <w:hyperlink r:id="rId53">
-        <w:r>
-          <w:rPr>
-            <w:lang w:val="en_US" w:bidi="en_US"/>
-          </w:rPr>
-          <w:rPr>
-            <w:color w:val="0000EE"/>
-            <w:u w:val="single"/>
-          </w:rPr>
-          <w:t>1 Chronicles 15:11</w:t>
-        </w:r>
-      </w:hyperlink>
+      <w:r>
+        <w:rPr>
+          <w:lang w:val="en_US" w:bidi="en_US"/>
+        </w:rPr>
+        <w:t>9</w:t>
+      </w:r>
+      <w:r>
+        <w:rPr>
+          <w:lang w:val="en_US" w:bidi="en_US"/>
+        </w:rPr>
+        <w:t xml:space="preserve">; </w:t>
+      </w:r>
+      <w:r>
+        <w:rPr>
+          <w:lang w:val="en_US" w:bidi="en_US"/>
+        </w:rPr>
+        <w:t>30:7</w:t>
+      </w:r>
+      <w:r>
+        <w:rPr>
+          <w:lang w:val="en_US" w:bidi="en_US"/>
+        </w:rPr>
+        <w:t xml:space="preserve">; </w:t>
+      </w:r>
+      <w:r>
+        <w:rPr>
+          <w:lang w:val="en_US" w:bidi="en_US"/>
+        </w:rPr>
+        <w:t>2 Samuel 15:27–37</w:t>
+      </w:r>
+      <w:r>
+        <w:rPr>
+          <w:lang w:val="en_US" w:bidi="en_US"/>
+        </w:rPr>
+        <w:t xml:space="preserve">; </w:t>
+      </w:r>
+      <w:r>
+        <w:rPr>
+          <w:lang w:val="en_US" w:bidi="en_US"/>
+        </w:rPr>
+        <w:t>17:15</w:t>
+      </w:r>
+      <w:r>
+        <w:rPr>
+          <w:lang w:val="en_US" w:bidi="en_US"/>
+        </w:rPr>
+        <w:t xml:space="preserve">; </w:t>
+      </w:r>
+      <w:r>
+        <w:rPr>
+          <w:lang w:val="en_US" w:bidi="en_US"/>
+        </w:rPr>
+        <w:t>1 Kings 1:1–2:35</w:t>
+      </w:r>
+      <w:r>
+        <w:rPr>
+          <w:lang w:val="en_US" w:bidi="en_US"/>
+        </w:rPr>
+        <w:t xml:space="preserve">; </w:t>
+      </w:r>
+      <w:r>
+        <w:rPr>
+          <w:lang w:val="en_US" w:bidi="en_US"/>
+        </w:rPr>
+        <w:t>1 Chronicles 15:11</w:t>
+      </w:r>
       <w:r>
         <w:rPr>
           <w:lang w:val="en_US" w:bidi="en_US"/>
@@ -1271,18 +1001,12 @@
         </w:rPr>
         <w:t>Abishai was a strong and successful warrior and a leader in David's army. He was David's nephew, the son of David's sister Zeruiah, and the brother of Joab and Asahel (</w:t>
       </w:r>
-      <w:hyperlink r:id="rId54">
-        <w:r>
-          <w:rPr>
-            <w:lang w:val="en_US" w:bidi="en_US"/>
-          </w:rPr>
-          <w:rPr>
-            <w:color w:val="0000EE"/>
-            <w:u w:val="single"/>
-          </w:rPr>
-          <w:t>1 Chronicles 2:13–16</w:t>
-        </w:r>
-      </w:hyperlink>
+      <w:r>
+        <w:rPr>
+          <w:lang w:val="en_US" w:bidi="en_US"/>
+        </w:rPr>
+        <w:t>1 Chronicles 2:13–16</w:t>
+      </w:r>
       <w:r>
         <w:rPr>
           <w:lang w:val="en_US" w:bidi="en_US"/>
@@ -1303,72 +1027,48 @@
         </w:rPr>
         <w:t>Abishai was very loyal to David and often suggested violence against David's enemies. God allowed David and Abishai to enter Saul's war camp while the troops slept. Abishai wanted to kill Saul, but David stopped him. Later, during Absalom's revolt, David had to leave Jerusalem. Shimei, a member of Saul's family, cursed the king, and Abishai wanted to kill Shimei (</w:t>
       </w:r>
-      <w:hyperlink r:id="rId55">
-        <w:r>
-          <w:rPr>
-            <w:lang w:val="en_US" w:bidi="en_US"/>
-          </w:rPr>
-          <w:rPr>
-            <w:color w:val="0000EE"/>
-            <w:u w:val="single"/>
-          </w:rPr>
-          <w:t>2 Samuel 16:5–9</w:t>
-        </w:r>
-      </w:hyperlink>
+      <w:r>
+        <w:rPr>
+          <w:lang w:val="en_US" w:bidi="en_US"/>
+        </w:rPr>
+        <w:t>2 Samuel 16:5–9</w:t>
+      </w:r>
       <w:r>
         <w:rPr>
           <w:lang w:val="en_US" w:bidi="en_US"/>
         </w:rPr>
         <w:t>). David refused this idea twice (</w:t>
       </w:r>
-      <w:hyperlink r:id="rId56">
-        <w:r>
-          <w:rPr>
-            <w:lang w:val="en_US" w:bidi="en_US"/>
-          </w:rPr>
-          <w:rPr>
-            <w:color w:val="0000EE"/>
-            <w:u w:val="single"/>
-          </w:rPr>
-          <w:t>2 Samuel 16:10–13</w:t>
-        </w:r>
-      </w:hyperlink>
-      <w:r>
-        <w:rPr>
-          <w:lang w:val="en_US" w:bidi="en_US"/>
-        </w:rPr>
-        <w:t xml:space="preserve">; </w:t>
-      </w:r>
-      <w:hyperlink r:id="rId57">
-        <w:r>
-          <w:rPr>
-            <w:lang w:val="en_US" w:bidi="en_US"/>
-          </w:rPr>
-          <w:rPr>
-            <w:color w:val="0000EE"/>
-            <w:u w:val="single"/>
-          </w:rPr>
-          <w:t>19:18–23</w:t>
-        </w:r>
-      </w:hyperlink>
+      <w:r>
+        <w:rPr>
+          <w:lang w:val="en_US" w:bidi="en_US"/>
+        </w:rPr>
+        <w:t>2 Samuel 16:10–13</w:t>
+      </w:r>
+      <w:r>
+        <w:rPr>
+          <w:lang w:val="en_US" w:bidi="en_US"/>
+        </w:rPr>
+        <w:t xml:space="preserve">; </w:t>
+      </w:r>
+      <w:r>
+        <w:rPr>
+          <w:lang w:val="en_US" w:bidi="en_US"/>
+        </w:rPr>
+        <w:t>19:18–23</w:t>
+      </w:r>
       <w:r>
         <w:rPr>
           <w:lang w:val="en_US" w:bidi="en_US"/>
         </w:rPr>
         <w:t>). Abishai and his brothers' desire for revenge also appeared earlier: After Saul's general, Abner, killed Abishai's brother Asahel in self-defense, Joab and Abishai killed Abner in revenge (</w:t>
       </w:r>
-      <w:hyperlink r:id="rId58">
-        <w:r>
-          <w:rPr>
-            <w:lang w:val="en_US" w:bidi="en_US"/>
-          </w:rPr>
-          <w:rPr>
-            <w:color w:val="0000EE"/>
-            <w:u w:val="single"/>
-          </w:rPr>
-          <w:t>2 Samuel 3:22–30</w:t>
-        </w:r>
-      </w:hyperlink>
+      <w:r>
+        <w:rPr>
+          <w:lang w:val="en_US" w:bidi="en_US"/>
+        </w:rPr>
+        <w:t>2 Samuel 3:22–30</w:t>
+      </w:r>
       <w:r>
         <w:rPr>
           <w:lang w:val="en_US" w:bidi="en_US"/>
@@ -1389,90 +1089,60 @@
         </w:rPr>
         <w:t>Abishai was brave and skilled. He once killed three hundred soldiers in one battle. Because of this, he became the leader of the Thirty, a group of highly skilled warriors, ranking just below the Three (</w:t>
       </w:r>
-      <w:hyperlink r:id="rId59">
-        <w:r>
-          <w:rPr>
-            <w:lang w:val="en_US" w:bidi="en_US"/>
-          </w:rPr>
-          <w:rPr>
-            <w:color w:val="0000EE"/>
-            <w:u w:val="single"/>
-          </w:rPr>
-          <w:t>1 Chronicles 11:20–21</w:t>
-        </w:r>
-      </w:hyperlink>
+      <w:r>
+        <w:rPr>
+          <w:lang w:val="en_US" w:bidi="en_US"/>
+        </w:rPr>
+        <w:t>1 Chronicles 11:20–21</w:t>
+      </w:r>
       <w:r>
         <w:rPr>
           <w:lang w:val="en_US" w:bidi="en_US"/>
         </w:rPr>
         <w:t>). Abishai also achieved a major victory over the Edomites (</w:t>
       </w:r>
-      <w:hyperlink r:id="rId60">
-        <w:r>
-          <w:rPr>
-            <w:lang w:val="en_US" w:bidi="en_US"/>
-          </w:rPr>
-          <w:rPr>
-            <w:color w:val="0000EE"/>
-            <w:u w:val="single"/>
-          </w:rPr>
-          <w:t>1 Chronicles 18:12–13</w:t>
-        </w:r>
-      </w:hyperlink>
+      <w:r>
+        <w:rPr>
+          <w:lang w:val="en_US" w:bidi="en_US"/>
+        </w:rPr>
+        <w:t>1 Chronicles 18:12–13</w:t>
+      </w:r>
       <w:r>
         <w:rPr>
           <w:lang w:val="en_US" w:bidi="en_US"/>
         </w:rPr>
         <w:t>). In a battle with the Philistines, Abishai saved David's life by killing the giant Ishbi-benob (</w:t>
       </w:r>
-      <w:hyperlink r:id="rId61">
-        <w:r>
-          <w:rPr>
-            <w:lang w:val="en_US" w:bidi="en_US"/>
-          </w:rPr>
-          <w:rPr>
-            <w:color w:val="0000EE"/>
-            <w:u w:val="single"/>
-          </w:rPr>
-          <w:t>2 Samuel 21:15–17</w:t>
-        </w:r>
-      </w:hyperlink>
+      <w:r>
+        <w:rPr>
+          <w:lang w:val="en_US" w:bidi="en_US"/>
+        </w:rPr>
+        <w:t>2 Samuel 21:15–17</w:t>
+      </w:r>
       <w:r>
         <w:rPr>
           <w:lang w:val="en_US" w:bidi="en_US"/>
         </w:rPr>
         <w:t>). Abishai also led the army, and when it split for strategic reasons, he led one group while his brother Joab led the other (</w:t>
       </w:r>
-      <w:hyperlink r:id="rId62">
-        <w:r>
-          <w:rPr>
-            <w:lang w:val="en_US" w:bidi="en_US"/>
-          </w:rPr>
-          <w:rPr>
-            <w:color w:val="0000EE"/>
-            <w:u w:val="single"/>
-          </w:rPr>
-          <w:t>2 Samuel 10:1–19</w:t>
-        </w:r>
-      </w:hyperlink>
-      <w:r>
-        <w:rPr>
-          <w:lang w:val="en_US" w:bidi="en_US"/>
-        </w:rPr>
-        <w:t xml:space="preserve">; </w:t>
-      </w:r>
-      <w:hyperlink r:id="rId63">
-        <w:r>
-          <w:rPr>
-            <w:lang w:val="en_US" w:bidi="en_US"/>
-          </w:rPr>
-          <w:rPr>
-            <w:color w:val="0000EE"/>
-            <w:u w:val="single"/>
-          </w:rPr>
-          <w:t>18:1–18</w:t>
-        </w:r>
-      </w:hyperlink>
+      <w:r>
+        <w:rPr>
+          <w:lang w:val="en_US" w:bidi="en_US"/>
+        </w:rPr>
+        <w:t>2 Samuel 10:1–19</w:t>
+      </w:r>
+      <w:r>
+        <w:rPr>
+          <w:lang w:val="en_US" w:bidi="en_US"/>
+        </w:rPr>
+        <w:t xml:space="preserve">; </w:t>
+      </w:r>
+      <w:r>
+        <w:rPr>
+          <w:lang w:val="en_US" w:bidi="en_US"/>
+        </w:rPr>
+        <w:t>18:1–18</w:t>
+      </w:r>
       <w:r>
         <w:rPr>
           <w:lang w:val="en_US" w:bidi="en_US"/>
@@ -1516,270 +1186,180 @@
           <w:lang w:val="en_US" w:bidi="en_US"/>
         </w:rPr>
       </w:r>
-      <w:hyperlink r:id="rId64">
-        <w:r>
-          <w:rPr>
-            <w:lang w:val="en_US" w:bidi="en_US"/>
-          </w:rPr>
-          <w:rPr>
-            <w:color w:val="0000EE"/>
-            <w:u w:val="single"/>
-          </w:rPr>
-          <w:t>1 Samuel 26:6–12</w:t>
-        </w:r>
-      </w:hyperlink>
-      <w:r>
-        <w:rPr>
-          <w:lang w:val="en_US" w:bidi="en_US"/>
-        </w:rPr>
-        <w:t xml:space="preserve">; </w:t>
-      </w:r>
-      <w:hyperlink r:id="rId65">
-        <w:r>
-          <w:rPr>
-            <w:lang w:val="en_US" w:bidi="en_US"/>
-          </w:rPr>
-          <w:rPr>
-            <w:color w:val="0000EE"/>
-            <w:u w:val="single"/>
-          </w:rPr>
-          <w:t>2 Samuel 2:18</w:t>
-        </w:r>
-      </w:hyperlink>
-      <w:r>
-        <w:rPr>
-          <w:lang w:val="en_US" w:bidi="en_US"/>
-        </w:rPr>
-        <w:t xml:space="preserve">; </w:t>
-      </w:r>
-      <w:hyperlink r:id="rId66">
-        <w:r>
-          <w:rPr>
-            <w:lang w:val="en_US" w:bidi="en_US"/>
-          </w:rPr>
-          <w:rPr>
-            <w:color w:val="0000EE"/>
-            <w:u w:val="single"/>
-          </w:rPr>
-          <w:t>3:30</w:t>
-        </w:r>
-      </w:hyperlink>
+      <w:r>
+        <w:rPr>
+          <w:lang w:val="en_US" w:bidi="en_US"/>
+        </w:rPr>
+        <w:t>1 Samuel 26:6–12</w:t>
+      </w:r>
+      <w:r>
+        <w:rPr>
+          <w:lang w:val="en_US" w:bidi="en_US"/>
+        </w:rPr>
+        <w:t xml:space="preserve">; </w:t>
+      </w:r>
+      <w:r>
+        <w:rPr>
+          <w:lang w:val="en_US" w:bidi="en_US"/>
+        </w:rPr>
+        <w:t>2 Samuel 2:18</w:t>
+      </w:r>
+      <w:r>
+        <w:rPr>
+          <w:lang w:val="en_US" w:bidi="en_US"/>
+        </w:rPr>
+        <w:t xml:space="preserve">; </w:t>
+      </w:r>
+      <w:r>
+        <w:rPr>
+          <w:lang w:val="en_US" w:bidi="en_US"/>
+        </w:rPr>
+        <w:t>3:30</w:t>
+      </w:r>
       <w:r>
         <w:rPr>
           <w:lang w:val="en_US" w:bidi="en_US"/>
         </w:rPr>
         <w:t xml:space="preserve">, </w:t>
       </w:r>
-      <w:hyperlink r:id="rId67">
-        <w:r>
-          <w:rPr>
-            <w:lang w:val="en_US" w:bidi="en_US"/>
-          </w:rPr>
-          <w:rPr>
-            <w:color w:val="0000EE"/>
-            <w:u w:val="single"/>
-          </w:rPr>
-          <w:t>39</w:t>
-        </w:r>
-      </w:hyperlink>
-      <w:r>
-        <w:rPr>
-          <w:lang w:val="en_US" w:bidi="en_US"/>
-        </w:rPr>
-        <w:t xml:space="preserve">; </w:t>
-      </w:r>
-      <w:hyperlink r:id="rId68">
-        <w:r>
-          <w:rPr>
-            <w:lang w:val="en_US" w:bidi="en_US"/>
-          </w:rPr>
-          <w:rPr>
-            <w:color w:val="0000EE"/>
-            <w:u w:val="single"/>
-          </w:rPr>
-          <w:t>10:10–14</w:t>
-        </w:r>
-      </w:hyperlink>
-      <w:r>
-        <w:rPr>
-          <w:lang w:val="en_US" w:bidi="en_US"/>
-        </w:rPr>
-        <w:t xml:space="preserve">; </w:t>
-      </w:r>
-      <w:hyperlink r:id="rId69">
-        <w:r>
-          <w:rPr>
-            <w:lang w:val="en_US" w:bidi="en_US"/>
-          </w:rPr>
-          <w:rPr>
-            <w:color w:val="0000EE"/>
-            <w:u w:val="single"/>
-          </w:rPr>
-          <w:t>16:9–12</w:t>
-        </w:r>
-      </w:hyperlink>
-      <w:r>
-        <w:rPr>
-          <w:lang w:val="en_US" w:bidi="en_US"/>
-        </w:rPr>
-        <w:t xml:space="preserve">; </w:t>
-      </w:r>
-      <w:hyperlink r:id="rId70">
-        <w:r>
-          <w:rPr>
-            <w:lang w:val="en_US" w:bidi="en_US"/>
-          </w:rPr>
-          <w:rPr>
-            <w:color w:val="0000EE"/>
-            <w:u w:val="single"/>
-          </w:rPr>
-          <w:t>18:1–8</w:t>
-        </w:r>
-      </w:hyperlink>
-      <w:r>
-        <w:rPr>
-          <w:lang w:val="en_US" w:bidi="en_US"/>
-        </w:rPr>
-        <w:t xml:space="preserve">; </w:t>
-      </w:r>
-      <w:hyperlink r:id="rId71">
-        <w:r>
-          <w:rPr>
-            <w:lang w:val="en_US" w:bidi="en_US"/>
-          </w:rPr>
-          <w:rPr>
-            <w:color w:val="0000EE"/>
-            <w:u w:val="single"/>
-          </w:rPr>
-          <w:t>19:21–23</w:t>
-        </w:r>
-      </w:hyperlink>
-      <w:r>
-        <w:rPr>
-          <w:lang w:val="en_US" w:bidi="en_US"/>
-        </w:rPr>
-        <w:t xml:space="preserve">; </w:t>
-      </w:r>
-      <w:hyperlink r:id="rId72">
-        <w:r>
-          <w:rPr>
-            <w:lang w:val="en_US" w:bidi="en_US"/>
-          </w:rPr>
-          <w:rPr>
-            <w:color w:val="0000EE"/>
-            <w:u w:val="single"/>
-          </w:rPr>
-          <w:t>20:6–10</w:t>
-        </w:r>
-      </w:hyperlink>
-      <w:r>
-        <w:rPr>
-          <w:lang w:val="en_US" w:bidi="en_US"/>
-        </w:rPr>
-        <w:t xml:space="preserve">; </w:t>
-      </w:r>
-      <w:hyperlink r:id="rId73">
-        <w:r>
-          <w:rPr>
-            <w:lang w:val="en_US" w:bidi="en_US"/>
-          </w:rPr>
-          <w:rPr>
-            <w:color w:val="0000EE"/>
-            <w:u w:val="single"/>
-          </w:rPr>
-          <w:t>21:17</w:t>
-        </w:r>
-      </w:hyperlink>
-      <w:r>
-        <w:rPr>
-          <w:lang w:val="en_US" w:bidi="en_US"/>
-        </w:rPr>
-        <w:t xml:space="preserve">; </w:t>
-      </w:r>
-      <w:hyperlink r:id="rId74">
-        <w:r>
-          <w:rPr>
-            <w:lang w:val="en_US" w:bidi="en_US"/>
-          </w:rPr>
-          <w:rPr>
-            <w:color w:val="0000EE"/>
-            <w:u w:val="single"/>
-          </w:rPr>
-          <w:t>23:18–19</w:t>
-        </w:r>
-      </w:hyperlink>
-      <w:r>
-        <w:rPr>
-          <w:lang w:val="en_US" w:bidi="en_US"/>
-        </w:rPr>
-        <w:t xml:space="preserve">; </w:t>
-      </w:r>
-      <w:hyperlink r:id="rId75">
-        <w:r>
-          <w:rPr>
-            <w:lang w:val="en_US" w:bidi="en_US"/>
-          </w:rPr>
-          <w:rPr>
-            <w:color w:val="0000EE"/>
-            <w:u w:val="single"/>
-          </w:rPr>
-          <w:t>1 Chronicles 2:16</w:t>
-        </w:r>
-      </w:hyperlink>
-      <w:r>
-        <w:rPr>
-          <w:lang w:val="en_US" w:bidi="en_US"/>
-        </w:rPr>
-        <w:t xml:space="preserve">; </w:t>
-      </w:r>
-      <w:hyperlink r:id="rId59">
-        <w:r>
-          <w:rPr>
-            <w:lang w:val="en_US" w:bidi="en_US"/>
-          </w:rPr>
-          <w:rPr>
-            <w:color w:val="0000EE"/>
-            <w:u w:val="single"/>
-          </w:rPr>
-          <w:t>11:20–21</w:t>
-        </w:r>
-      </w:hyperlink>
-      <w:r>
-        <w:rPr>
-          <w:lang w:val="en_US" w:bidi="en_US"/>
-        </w:rPr>
-        <w:t xml:space="preserve">; </w:t>
-      </w:r>
-      <w:hyperlink r:id="rId60">
-        <w:r>
-          <w:rPr>
-            <w:lang w:val="en_US" w:bidi="en_US"/>
-          </w:rPr>
-          <w:rPr>
-            <w:color w:val="0000EE"/>
-            <w:u w:val="single"/>
-          </w:rPr>
-          <w:t>18:12–13</w:t>
-        </w:r>
-      </w:hyperlink>
-      <w:r>
-        <w:rPr>
-          <w:lang w:val="en_US" w:bidi="en_US"/>
-        </w:rPr>
-        <w:t xml:space="preserve">; </w:t>
-      </w:r>
-      <w:hyperlink r:id="rId76">
-        <w:r>
-          <w:rPr>
-            <w:lang w:val="en_US" w:bidi="en_US"/>
-          </w:rPr>
-          <w:rPr>
-            <w:color w:val="0000EE"/>
-            <w:u w:val="single"/>
-          </w:rPr>
-          <w:t>19:11–15</w:t>
-        </w:r>
-      </w:hyperlink>
+      <w:r>
+        <w:rPr>
+          <w:lang w:val="en_US" w:bidi="en_US"/>
+        </w:rPr>
+        <w:t>39</w:t>
+      </w:r>
+      <w:r>
+        <w:rPr>
+          <w:lang w:val="en_US" w:bidi="en_US"/>
+        </w:rPr>
+        <w:t xml:space="preserve">; </w:t>
+      </w:r>
+      <w:r>
+        <w:rPr>
+          <w:lang w:val="en_US" w:bidi="en_US"/>
+        </w:rPr>
+        <w:t>10:10–14</w:t>
+      </w:r>
+      <w:r>
+        <w:rPr>
+          <w:lang w:val="en_US" w:bidi="en_US"/>
+        </w:rPr>
+        <w:t xml:space="preserve">; </w:t>
+      </w:r>
+      <w:r>
+        <w:rPr>
+          <w:lang w:val="en_US" w:bidi="en_US"/>
+        </w:rPr>
+        <w:t>16:9–12</w:t>
+      </w:r>
+      <w:r>
+        <w:rPr>
+          <w:lang w:val="en_US" w:bidi="en_US"/>
+        </w:rPr>
+        <w:t xml:space="preserve">; </w:t>
+      </w:r>
+      <w:r>
+        <w:rPr>
+          <w:lang w:val="en_US" w:bidi="en_US"/>
+        </w:rPr>
+        <w:t>18:1–8</w:t>
+      </w:r>
+      <w:r>
+        <w:rPr>
+          <w:lang w:val="en_US" w:bidi="en_US"/>
+        </w:rPr>
+        <w:t xml:space="preserve">; </w:t>
+      </w:r>
+      <w:r>
+        <w:rPr>
+          <w:lang w:val="en_US" w:bidi="en_US"/>
+        </w:rPr>
+        <w:t>19:21–23</w:t>
+      </w:r>
+      <w:r>
+        <w:rPr>
+          <w:lang w:val="en_US" w:bidi="en_US"/>
+        </w:rPr>
+        <w:t xml:space="preserve">; </w:t>
+      </w:r>
+      <w:r>
+        <w:rPr>
+          <w:lang w:val="en_US" w:bidi="en_US"/>
+        </w:rPr>
+        <w:t>20:6–10</w:t>
+      </w:r>
+      <w:r>
+        <w:rPr>
+          <w:lang w:val="en_US" w:bidi="en_US"/>
+        </w:rPr>
+        <w:t xml:space="preserve">; </w:t>
+      </w:r>
+      <w:r>
+        <w:rPr>
+          <w:lang w:val="en_US" w:bidi="en_US"/>
+        </w:rPr>
+        <w:t>21:17</w:t>
+      </w:r>
+      <w:r>
+        <w:rPr>
+          <w:lang w:val="en_US" w:bidi="en_US"/>
+        </w:rPr>
+        <w:t xml:space="preserve">; </w:t>
+      </w:r>
+      <w:r>
+        <w:rPr>
+          <w:lang w:val="en_US" w:bidi="en_US"/>
+        </w:rPr>
+        <w:t>23:18–19</w:t>
+      </w:r>
+      <w:r>
+        <w:rPr>
+          <w:lang w:val="en_US" w:bidi="en_US"/>
+        </w:rPr>
+        <w:t xml:space="preserve">; </w:t>
+      </w:r>
+      <w:r>
+        <w:rPr>
+          <w:lang w:val="en_US" w:bidi="en_US"/>
+        </w:rPr>
+        <w:t>1 Chronicles 2:16</w:t>
+      </w:r>
+      <w:r>
+        <w:rPr>
+          <w:lang w:val="en_US" w:bidi="en_US"/>
+        </w:rPr>
+        <w:t xml:space="preserve">; </w:t>
+      </w:r>
+      <w:r>
+        <w:rPr>
+          <w:lang w:val="en_US" w:bidi="en_US"/>
+        </w:rPr>
+        <w:t>11:20–21</w:t>
+      </w:r>
+      <w:r>
+        <w:rPr>
+          <w:lang w:val="en_US" w:bidi="en_US"/>
+        </w:rPr>
+        <w:t xml:space="preserve">; </w:t>
+      </w:r>
+      <w:r>
+        <w:rPr>
+          <w:lang w:val="en_US" w:bidi="en_US"/>
+        </w:rPr>
+        <w:t>18:12–13</w:t>
+      </w:r>
+      <w:r>
+        <w:rPr>
+          <w:lang w:val="en_US" w:bidi="en_US"/>
+        </w:rPr>
+        <w:t xml:space="preserve">; </w:t>
+      </w:r>
+      <w:r>
+        <w:rPr>
+          <w:lang w:val="en_US" w:bidi="en_US"/>
+        </w:rPr>
+        <w:t>19:11–15</w:t>
+      </w:r>
       <w:r>
         <w:rPr>
           <w:lang w:val="en_US" w:bidi="en_US"/>
@@ -1828,54 +1408,36 @@
         </w:rPr>
         <w:t>Abner, son of Ner, was King Saul’s cousin and his general (</w:t>
       </w:r>
-      <w:hyperlink r:id="rId77">
-        <w:r>
-          <w:rPr>
-            <w:lang w:val="en_US" w:bidi="en_US"/>
-          </w:rPr>
-          <w:rPr>
-            <w:color w:val="0000EE"/>
-            <w:u w:val="single"/>
-          </w:rPr>
-          <w:t>1 Samuel 14:49–52</w:t>
-        </w:r>
-      </w:hyperlink>
+      <w:r>
+        <w:rPr>
+          <w:lang w:val="en_US" w:bidi="en_US"/>
+        </w:rPr>
+        <w:t>1 Samuel 14:49–52</w:t>
+      </w:r>
       <w:r>
         <w:rPr>
           <w:lang w:val="en_US" w:bidi="en_US"/>
         </w:rPr>
         <w:t>). Under Abner's command, Saul’s armies won key battles against the Philistines (</w:t>
       </w:r>
-      <w:hyperlink r:id="rId78">
-        <w:r>
-          <w:rPr>
-            <w:lang w:val="en_US" w:bidi="en_US"/>
-          </w:rPr>
-          <w:rPr>
-            <w:color w:val="0000EE"/>
-            <w:u w:val="single"/>
-          </w:rPr>
-          <w:t>1 Samuel 17:1–58</w:t>
-        </w:r>
-      </w:hyperlink>
+      <w:r>
+        <w:rPr>
+          <w:lang w:val="en_US" w:bidi="en_US"/>
+        </w:rPr>
+        <w:t>1 Samuel 17:1–58</w:t>
+      </w:r>
       <w:r>
         <w:rPr>
           <w:lang w:val="en_US" w:bidi="en_US"/>
         </w:rPr>
         <w:t>). Abner also dined with David and Jonathan at the king’s table (</w:t>
       </w:r>
-      <w:hyperlink r:id="rId79">
-        <w:r>
-          <w:rPr>
-            <w:lang w:val="en_US" w:bidi="en_US"/>
-          </w:rPr>
-          <w:rPr>
-            <w:color w:val="0000EE"/>
-            <w:u w:val="single"/>
-          </w:rPr>
-          <w:t>1 Samuel 20:24–25</w:t>
-        </w:r>
-      </w:hyperlink>
+      <w:r>
+        <w:rPr>
+          <w:lang w:val="en_US" w:bidi="en_US"/>
+        </w:rPr>
+        <w:t>1 Samuel 20:24–25</w:t>
+      </w:r>
       <w:r>
         <w:rPr>
           <w:lang w:val="en_US" w:bidi="en_US"/>
@@ -1896,18 +1458,12 @@
         </w:rPr>
         <w:t>David embarrassed Abner once (</w:t>
       </w:r>
-      <w:hyperlink r:id="rId80">
-        <w:r>
-          <w:rPr>
-            <w:lang w:val="en_US" w:bidi="en_US"/>
-          </w:rPr>
-          <w:rPr>
-            <w:color w:val="0000EE"/>
-            <w:u w:val="single"/>
-          </w:rPr>
-          <w:t>1 Samuel 26:1–25</w:t>
-        </w:r>
-      </w:hyperlink>
+      <w:r>
+        <w:rPr>
+          <w:lang w:val="en_US" w:bidi="en_US"/>
+        </w:rPr>
+        <w:t>1 Samuel 26:1–25</w:t>
+      </w:r>
       <w:r>
         <w:rPr>
           <w:lang w:val="en_US" w:bidi="en_US"/>
@@ -1928,36 +1484,24 @@
         </w:rPr>
         <w:t>After Saul and Jonathan died, Abner supported Saul’s son Ishbosheth (</w:t>
       </w:r>
-      <w:hyperlink r:id="rId81">
-        <w:r>
-          <w:rPr>
-            <w:lang w:val="en_US" w:bidi="en_US"/>
-          </w:rPr>
-          <w:rPr>
-            <w:color w:val="0000EE"/>
-            <w:u w:val="single"/>
-          </w:rPr>
-          <w:t>2 Samuel 2:8–12</w:t>
-        </w:r>
-      </w:hyperlink>
+      <w:r>
+        <w:rPr>
+          <w:lang w:val="en_US" w:bidi="en_US"/>
+        </w:rPr>
+        <w:t>2 Samuel 2:8–12</w:t>
+      </w:r>
       <w:r>
         <w:rPr>
           <w:lang w:val="en_US" w:bidi="en_US"/>
         </w:rPr>
         <w:t>) while the tribe of Judah made David king. During this period, Abner held the real power in the north. When Ishbosheth accused Abner of having relations with one of Saul’s concubines, Abner handed control of the northern kingdom to David. Ishbosheth was later murdered (</w:t>
       </w:r>
-      <w:hyperlink r:id="rId82">
-        <w:r>
-          <w:rPr>
-            <w:lang w:val="en_US" w:bidi="en_US"/>
-          </w:rPr>
-          <w:rPr>
-            <w:color w:val="0000EE"/>
-            <w:u w:val="single"/>
-          </w:rPr>
-          <w:t>2 Samuel 4:1–12</w:t>
-        </w:r>
-      </w:hyperlink>
+      <w:r>
+        <w:rPr>
+          <w:lang w:val="en_US" w:bidi="en_US"/>
+        </w:rPr>
+        <w:t>2 Samuel 4:1–12</w:t>
+      </w:r>
       <w:r>
         <w:rPr>
           <w:lang w:val="en_US" w:bidi="en_US"/>
@@ -1978,90 +1522,60 @@
         </w:rPr>
         <w:t>During the battle between Ishbosheth and David, Abner had to kill Joab’s brother Asahel in self-defense. He did not want to kill Asahel and had warned him to turn back (</w:t>
       </w:r>
-      <w:hyperlink r:id="rId83">
-        <w:r>
-          <w:rPr>
-            <w:lang w:val="en_US" w:bidi="en_US"/>
-          </w:rPr>
-          <w:rPr>
-            <w:color w:val="0000EE"/>
-            <w:u w:val="single"/>
-          </w:rPr>
-          <w:t>2 Samuel 2:18–32</w:t>
-        </w:r>
-      </w:hyperlink>
+      <w:r>
+        <w:rPr>
+          <w:lang w:val="en_US" w:bidi="en_US"/>
+        </w:rPr>
+        <w:t>2 Samuel 2:18–32</w:t>
+      </w:r>
       <w:r>
         <w:rPr>
           <w:lang w:val="en_US" w:bidi="en_US"/>
         </w:rPr>
         <w:t>). Joab later murdered Abner in a planned act of revenge (</w:t>
       </w:r>
-      <w:hyperlink r:id="rId58">
-        <w:r>
-          <w:rPr>
-            <w:lang w:val="en_US" w:bidi="en_US"/>
-          </w:rPr>
-          <w:rPr>
-            <w:color w:val="0000EE"/>
-            <w:u w:val="single"/>
-          </w:rPr>
-          <w:t>2 Samuel 3:22–30</w:t>
-        </w:r>
-      </w:hyperlink>
+      <w:r>
+        <w:rPr>
+          <w:lang w:val="en_US" w:bidi="en_US"/>
+        </w:rPr>
+        <w:t>2 Samuel 3:22–30</w:t>
+      </w:r>
       <w:r>
         <w:rPr>
           <w:lang w:val="en_US" w:bidi="en_US"/>
         </w:rPr>
         <w:t xml:space="preserve">), which David could not stop (see </w:t>
       </w:r>
-      <w:hyperlink r:id="rId84">
-        <w:r>
-          <w:rPr>
-            <w:lang w:val="en_US" w:bidi="en_US"/>
-          </w:rPr>
-          <w:rPr>
-            <w:color w:val="0000EE"/>
-            <w:u w:val="single"/>
-          </w:rPr>
-          <w:t>2 Samuel 3:38–39</w:t>
-        </w:r>
-      </w:hyperlink>
+      <w:r>
+        <w:rPr>
+          <w:lang w:val="en_US" w:bidi="en_US"/>
+        </w:rPr>
+        <w:t>2 Samuel 3:38–39</w:t>
+      </w:r>
       <w:r>
         <w:rPr>
           <w:lang w:val="en_US" w:bidi="en_US"/>
         </w:rPr>
         <w:t>). David honored Abner with a eulogy (a speech of praise commemorating his life and achievements), public mourning, and a state funeral (</w:t>
       </w:r>
-      <w:hyperlink r:id="rId85">
-        <w:r>
-          <w:rPr>
-            <w:lang w:val="en_US" w:bidi="en_US"/>
-          </w:rPr>
-          <w:rPr>
-            <w:color w:val="0000EE"/>
-            <w:u w:val="single"/>
-          </w:rPr>
-          <w:t>2 Samuel 3:31–37</w:t>
-        </w:r>
-      </w:hyperlink>
+      <w:r>
+        <w:rPr>
+          <w:lang w:val="en_US" w:bidi="en_US"/>
+        </w:rPr>
+        <w:t>2 Samuel 3:31–37</w:t>
+      </w:r>
       <w:r>
         <w:rPr>
           <w:lang w:val="en_US" w:bidi="en_US"/>
         </w:rPr>
         <w:t>). Later, David remembered these events and ensured Joab was punished for the murder (</w:t>
       </w:r>
-      <w:hyperlink r:id="rId86">
-        <w:r>
-          <w:rPr>
-            <w:lang w:val="en_US" w:bidi="en_US"/>
-          </w:rPr>
-          <w:rPr>
-            <w:color w:val="0000EE"/>
-            <w:u w:val="single"/>
-          </w:rPr>
-          <w:t>1 Kings 2:5–6</w:t>
-        </w:r>
-      </w:hyperlink>
+      <w:r>
+        <w:rPr>
+          <w:lang w:val="en_US" w:bidi="en_US"/>
+        </w:rPr>
+        <w:t>1 Kings 2:5–6</w:t>
+      </w:r>
       <w:r>
         <w:rPr>
           <w:lang w:val="en_US" w:bidi="en_US"/>
@@ -2091,126 +1605,84 @@
           <w:lang w:val="en_US" w:bidi="en_US"/>
         </w:rPr>
       </w:r>
-      <w:hyperlink r:id="rId77">
-        <w:r>
-          <w:rPr>
-            <w:lang w:val="en_US" w:bidi="en_US"/>
-          </w:rPr>
-          <w:rPr>
-            <w:color w:val="0000EE"/>
-            <w:u w:val="single"/>
-          </w:rPr>
-          <w:t>1 Samuel 14:49–52</w:t>
-        </w:r>
-      </w:hyperlink>
-      <w:r>
-        <w:rPr>
-          <w:lang w:val="en_US" w:bidi="en_US"/>
-        </w:rPr>
-        <w:t xml:space="preserve">; </w:t>
-      </w:r>
-      <w:hyperlink r:id="rId87">
-        <w:r>
-          <w:rPr>
-            <w:lang w:val="en_US" w:bidi="en_US"/>
-          </w:rPr>
-          <w:rPr>
-            <w:color w:val="0000EE"/>
-            <w:u w:val="single"/>
-          </w:rPr>
-          <w:t>17:55–58</w:t>
-        </w:r>
-      </w:hyperlink>
-      <w:r>
-        <w:rPr>
-          <w:lang w:val="en_US" w:bidi="en_US"/>
-        </w:rPr>
-        <w:t xml:space="preserve">; </w:t>
-      </w:r>
-      <w:hyperlink r:id="rId88">
-        <w:r>
-          <w:rPr>
-            <w:lang w:val="en_US" w:bidi="en_US"/>
-          </w:rPr>
-          <w:rPr>
-            <w:color w:val="0000EE"/>
-            <w:u w:val="single"/>
-          </w:rPr>
-          <w:t>26:5–16</w:t>
-        </w:r>
-      </w:hyperlink>
-      <w:r>
-        <w:rPr>
-          <w:lang w:val="en_US" w:bidi="en_US"/>
-        </w:rPr>
-        <w:t xml:space="preserve">; </w:t>
-      </w:r>
-      <w:hyperlink r:id="rId89">
-        <w:r>
-          <w:rPr>
-            <w:lang w:val="en_US" w:bidi="en_US"/>
-          </w:rPr>
-          <w:rPr>
-            <w:color w:val="0000EE"/>
-            <w:u w:val="single"/>
-          </w:rPr>
-          <w:t>2 Samuel 2:8–29</w:t>
-        </w:r>
-      </w:hyperlink>
-      <w:r>
-        <w:rPr>
-          <w:lang w:val="en_US" w:bidi="en_US"/>
-        </w:rPr>
-        <w:t xml:space="preserve">; </w:t>
-      </w:r>
-      <w:hyperlink r:id="rId90">
-        <w:r>
-          <w:rPr>
-            <w:lang w:val="en_US" w:bidi="en_US"/>
-          </w:rPr>
-          <w:rPr>
-            <w:color w:val="0000EE"/>
-            <w:u w:val="single"/>
-          </w:rPr>
-          <w:t>3:6–39</w:t>
-        </w:r>
-      </w:hyperlink>
-      <w:r>
-        <w:rPr>
-          <w:lang w:val="en_US" w:bidi="en_US"/>
-        </w:rPr>
-        <w:t xml:space="preserve">; </w:t>
-      </w:r>
-      <w:hyperlink r:id="rId91">
-        <w:r>
-          <w:rPr>
-            <w:lang w:val="en_US" w:bidi="en_US"/>
-          </w:rPr>
-          <w:rPr>
-            <w:color w:val="0000EE"/>
-            <w:u w:val="single"/>
-          </w:rPr>
-          <w:t>1 Kings 2:5</w:t>
-        </w:r>
-      </w:hyperlink>
+      <w:r>
+        <w:rPr>
+          <w:lang w:val="en_US" w:bidi="en_US"/>
+        </w:rPr>
+        <w:t>1 Samuel 14:49–52</w:t>
+      </w:r>
+      <w:r>
+        <w:rPr>
+          <w:lang w:val="en_US" w:bidi="en_US"/>
+        </w:rPr>
+        <w:t xml:space="preserve">; </w:t>
+      </w:r>
+      <w:r>
+        <w:rPr>
+          <w:lang w:val="en_US" w:bidi="en_US"/>
+        </w:rPr>
+        <w:t>17:55–58</w:t>
+      </w:r>
+      <w:r>
+        <w:rPr>
+          <w:lang w:val="en_US" w:bidi="en_US"/>
+        </w:rPr>
+        <w:t xml:space="preserve">; </w:t>
+      </w:r>
+      <w:r>
+        <w:rPr>
+          <w:lang w:val="en_US" w:bidi="en_US"/>
+        </w:rPr>
+        <w:t>26:5–16</w:t>
+      </w:r>
+      <w:r>
+        <w:rPr>
+          <w:lang w:val="en_US" w:bidi="en_US"/>
+        </w:rPr>
+        <w:t xml:space="preserve">; </w:t>
+      </w:r>
+      <w:r>
+        <w:rPr>
+          <w:lang w:val="en_US" w:bidi="en_US"/>
+        </w:rPr>
+        <w:t>2 Samuel 2:8–29</w:t>
+      </w:r>
+      <w:r>
+        <w:rPr>
+          <w:lang w:val="en_US" w:bidi="en_US"/>
+        </w:rPr>
+        <w:t xml:space="preserve">; </w:t>
+      </w:r>
+      <w:r>
+        <w:rPr>
+          <w:lang w:val="en_US" w:bidi="en_US"/>
+        </w:rPr>
+        <w:t>3:6–39</w:t>
+      </w:r>
+      <w:r>
+        <w:rPr>
+          <w:lang w:val="en_US" w:bidi="en_US"/>
+        </w:rPr>
+        <w:t xml:space="preserve">; </w:t>
+      </w:r>
+      <w:r>
+        <w:rPr>
+          <w:lang w:val="en_US" w:bidi="en_US"/>
+        </w:rPr>
+        <w:t>1 Kings 2:5</w:t>
+      </w:r>
       <w:r>
         <w:rPr>
           <w:lang w:val="en_US" w:bidi="en_US"/>
         </w:rPr>
         <w:t xml:space="preserve">, </w:t>
       </w:r>
-      <w:hyperlink r:id="rId92">
-        <w:r>
-          <w:rPr>
-            <w:lang w:val="en_US" w:bidi="en_US"/>
-          </w:rPr>
-          <w:rPr>
-            <w:color w:val="0000EE"/>
-            <w:u w:val="single"/>
-          </w:rPr>
-          <w:t>32</w:t>
-        </w:r>
-      </w:hyperlink>
+      <w:r>
+        <w:rPr>
+          <w:lang w:val="en_US" w:bidi="en_US"/>
+        </w:rPr>
+        <w:t>32</w:t>
+      </w:r>
       <w:r>
         <w:rPr>
           <w:lang w:val="en_US" w:bidi="en_US"/>
@@ -2271,36 +1743,24 @@
         </w:rPr>
         <w:t>” (</w:t>
       </w:r>
-      <w:hyperlink r:id="rId93">
-        <w:r>
-          <w:rPr>
-            <w:lang w:val="en_US" w:bidi="en_US"/>
-          </w:rPr>
-          <w:rPr>
-            <w:color w:val="0000EE"/>
-            <w:u w:val="single"/>
-          </w:rPr>
-          <w:t>Hebrews 11:8</w:t>
-        </w:r>
-      </w:hyperlink>
+      <w:r>
+        <w:rPr>
+          <w:lang w:val="en_US" w:bidi="en_US"/>
+        </w:rPr>
+        <w:t>Hebrews 11:8</w:t>
+      </w:r>
       <w:r>
         <w:rPr>
           <w:lang w:val="en_US" w:bidi="en_US"/>
         </w:rPr>
         <w:t xml:space="preserve">, </w:t>
       </w:r>
-      <w:hyperlink r:id="rId94">
-        <w:r>
-          <w:rPr>
-            <w:lang w:val="en_US" w:bidi="en_US"/>
-          </w:rPr>
-          <w:rPr>
-            <w:color w:val="0000EE"/>
-            <w:u w:val="single"/>
-          </w:rPr>
-          <w:t>17</w:t>
-        </w:r>
-      </w:hyperlink>
+      <w:r>
+        <w:rPr>
+          <w:lang w:val="en_US" w:bidi="en_US"/>
+        </w:rPr>
+        <w:t>17</w:t>
+      </w:r>
       <w:r>
         <w:rPr>
           <w:lang w:val="en_US" w:bidi="en_US"/>
@@ -2321,18 +1781,12 @@
         </w:rPr>
         <w:t xml:space="preserve">God summoned Abram from the city of Ur to lead God's people. Abram's family ties are in </w:t>
       </w:r>
-      <w:hyperlink r:id="rId95">
-        <w:r>
-          <w:rPr>
-            <w:lang w:val="en_US" w:bidi="en_US"/>
-          </w:rPr>
-          <w:rPr>
-            <w:color w:val="0000EE"/>
-            <w:u w:val="single"/>
-          </w:rPr>
-          <w:t>Genesis 11:26–32</w:t>
-        </w:r>
-      </w:hyperlink>
+      <w:r>
+        <w:rPr>
+          <w:lang w:val="en_US" w:bidi="en_US"/>
+        </w:rPr>
+        <w:t>Genesis 11:26–32</w:t>
+      </w:r>
       <w:r>
         <w:rPr>
           <w:lang w:val="en_US" w:bidi="en_US"/>
@@ -2411,36 +1865,24 @@
         </w:rPr>
         <w:t>Terah left Ur with Abram, Abram's wife Sarai, and Lot, whose father, Haran, had died. On his way to Canaan, Terah settled in the city of Haran (</w:t>
       </w:r>
-      <w:hyperlink r:id="rId96">
-        <w:r>
-          <w:rPr>
-            <w:lang w:val="en_US" w:bidi="en_US"/>
-          </w:rPr>
-          <w:rPr>
-            <w:color w:val="0000EE"/>
-            <w:u w:val="single"/>
-          </w:rPr>
-          <w:t>Genesis 11:31</w:t>
-        </w:r>
-      </w:hyperlink>
+      <w:r>
+        <w:rPr>
+          <w:lang w:val="en_US" w:bidi="en_US"/>
+        </w:rPr>
+        <w:t>Genesis 11:31</w:t>
+      </w:r>
       <w:r>
         <w:rPr>
           <w:lang w:val="en_US" w:bidi="en_US"/>
         </w:rPr>
         <w:t>). God called Abram to a new land while he was still in Ur (</w:t>
       </w:r>
-      <w:hyperlink r:id="rId97">
-        <w:r>
-          <w:rPr>
-            <w:lang w:val="en_US" w:bidi="en_US"/>
-          </w:rPr>
-          <w:rPr>
-            <w:color w:val="0000EE"/>
-            <w:u w:val="single"/>
-          </w:rPr>
-          <w:t>Acts 7:2–4</w:t>
-        </w:r>
-      </w:hyperlink>
+      <w:r>
+        <w:rPr>
+          <w:lang w:val="en_US" w:bidi="en_US"/>
+        </w:rPr>
+        <w:t>Acts 7:2–4</w:t>
+      </w:r>
       <w:r>
         <w:rPr>
           <w:lang w:val="en_US" w:bidi="en_US"/>
@@ -2459,54 +1901,36 @@
         </w:rPr>
         <w:t>” (</w:t>
       </w:r>
-      <w:hyperlink r:id="rId98">
-        <w:r>
-          <w:rPr>
-            <w:lang w:val="en_US" w:bidi="en_US"/>
-          </w:rPr>
-          <w:rPr>
-            <w:color w:val="0000EE"/>
-            <w:u w:val="single"/>
-          </w:rPr>
-          <w:t>Genesis 12:1</w:t>
-        </w:r>
-      </w:hyperlink>
+      <w:r>
+        <w:rPr>
+          <w:lang w:val="en_US" w:bidi="en_US"/>
+        </w:rPr>
+        <w:t>Genesis 12:1</w:t>
+      </w:r>
       <w:r>
         <w:rPr>
           <w:lang w:val="en_US" w:bidi="en_US"/>
         </w:rPr>
         <w:t>). God blessed Abram by making a covenant (special agreement) with him that included promises of great blessing, many descendants, and a new land (</w:t>
       </w:r>
-      <w:hyperlink r:id="rId99">
-        <w:r>
-          <w:rPr>
-            <w:lang w:val="en_US" w:bidi="en_US"/>
-          </w:rPr>
-          <w:rPr>
-            <w:color w:val="0000EE"/>
-            <w:u w:val="single"/>
-          </w:rPr>
-          <w:t>Genesis 12:1–3</w:t>
-        </w:r>
-      </w:hyperlink>
+      <w:r>
+        <w:rPr>
+          <w:lang w:val="en_US" w:bidi="en_US"/>
+        </w:rPr>
+        <w:t>Genesis 12:1–3</w:t>
+      </w:r>
       <w:r>
         <w:rPr>
           <w:lang w:val="en_US" w:bidi="en_US"/>
         </w:rPr>
         <w:t xml:space="preserve">). These promises later saved Israel from destruction when they often failed to keep their covenant with God (see </w:t>
       </w:r>
-      <w:hyperlink r:id="rId100">
-        <w:r>
-          <w:rPr>
-            <w:lang w:val="en_US" w:bidi="en_US"/>
-          </w:rPr>
-          <w:rPr>
-            <w:color w:val="0000EE"/>
-            <w:u w:val="single"/>
-          </w:rPr>
-          <w:t>Leviticus 26:40–45</w:t>
-        </w:r>
-      </w:hyperlink>
+      <w:r>
+        <w:rPr>
+          <w:lang w:val="en_US" w:bidi="en_US"/>
+        </w:rPr>
+        <w:t>Leviticus 26:40–45</w:t>
+      </w:r>
       <w:r>
         <w:rPr>
           <w:lang w:val="en_US" w:bidi="en_US"/>
@@ -2527,36 +1951,24 @@
         </w:rPr>
         <w:t>Abram left Haran when he was seventy-five years old. Upon entering Canaan, he first went to Shechem, a Canaanite city between Mount Gerizim and Mount Ebal. God appeared to Abram near the oak of Moreh, which was likely a Canaanite place of worship. Abram built altars there and near Bethel (</w:t>
       </w:r>
-      <w:hyperlink r:id="rId101">
-        <w:r>
-          <w:rPr>
-            <w:lang w:val="en_US" w:bidi="en_US"/>
-          </w:rPr>
-          <w:rPr>
-            <w:color w:val="0000EE"/>
-            <w:u w:val="single"/>
-          </w:rPr>
-          <w:t>Genesis 12:6–8</w:t>
-        </w:r>
-      </w:hyperlink>
+      <w:r>
+        <w:rPr>
+          <w:lang w:val="en_US" w:bidi="en_US"/>
+        </w:rPr>
+        <w:t>Genesis 12:6–8</w:t>
+      </w:r>
       <w:r>
         <w:rPr>
           <w:lang w:val="en_US" w:bidi="en_US"/>
         </w:rPr>
         <w:t>). He proclaimed the one true God at these places of false worship. Abram later moved to Hebron by the oaks of Mamre and built another altar to worship God (</w:t>
       </w:r>
-      <w:hyperlink r:id="rId102">
-        <w:r>
-          <w:rPr>
-            <w:lang w:val="en_US" w:bidi="en_US"/>
-          </w:rPr>
-          <w:rPr>
-            <w:color w:val="0000EE"/>
-            <w:u w:val="single"/>
-          </w:rPr>
-          <w:t>Genesis 13:18</w:t>
-        </w:r>
-      </w:hyperlink>
+      <w:r>
+        <w:rPr>
+          <w:lang w:val="en_US" w:bidi="en_US"/>
+        </w:rPr>
+        <w:t>Genesis 13:18</w:t>
+      </w:r>
       <w:r>
         <w:rPr>
           <w:lang w:val="en_US" w:bidi="en_US"/>
@@ -2577,72 +1989,48 @@
         </w:rPr>
         <w:t>When God promised blessings to Abram again in a vision (</w:t>
       </w:r>
-      <w:hyperlink r:id="rId103">
-        <w:r>
-          <w:rPr>
-            <w:lang w:val="en_US" w:bidi="en_US"/>
-          </w:rPr>
-          <w:rPr>
-            <w:color w:val="0000EE"/>
-            <w:u w:val="single"/>
-          </w:rPr>
-          <w:t>Genesis 15:1</w:t>
-        </w:r>
-      </w:hyperlink>
+      <w:r>
+        <w:rPr>
+          <w:lang w:val="en_US" w:bidi="en_US"/>
+        </w:rPr>
+        <w:t>Genesis 15:1</w:t>
+      </w:r>
       <w:r>
         <w:rPr>
           <w:lang w:val="en_US" w:bidi="en_US"/>
         </w:rPr>
         <w:t>), Abram said he was still childless because Sarai could not have children (</w:t>
       </w:r>
-      <w:hyperlink r:id="rId104">
-        <w:r>
-          <w:rPr>
-            <w:lang w:val="en_US" w:bidi="en_US"/>
-          </w:rPr>
-          <w:rPr>
-            <w:color w:val="0000EE"/>
-            <w:u w:val="single"/>
-          </w:rPr>
-          <w:t>Genesis 11:30</w:t>
-        </w:r>
-      </w:hyperlink>
+      <w:r>
+        <w:rPr>
+          <w:lang w:val="en_US" w:bidi="en_US"/>
+        </w:rPr>
+        <w:t>Genesis 11:30</w:t>
+      </w:r>
       <w:r>
         <w:rPr>
           <w:lang w:val="en_US" w:bidi="en_US"/>
         </w:rPr>
         <w:t>). Eliezer of Damascus was his heir (</w:t>
       </w:r>
-      <w:hyperlink r:id="rId105">
-        <w:r>
-          <w:rPr>
-            <w:lang w:val="en_US" w:bidi="en_US"/>
-          </w:rPr>
-          <w:rPr>
-            <w:color w:val="0000EE"/>
-            <w:u w:val="single"/>
-          </w:rPr>
-          <w:t>Genesis 15:2</w:t>
-        </w:r>
-      </w:hyperlink>
+      <w:r>
+        <w:rPr>
+          <w:lang w:val="en_US" w:bidi="en_US"/>
+        </w:rPr>
+        <w:t>Genesis 15:2</w:t>
+      </w:r>
       <w:r>
         <w:rPr>
           <w:lang w:val="en_US" w:bidi="en_US"/>
         </w:rPr>
         <w:t>). The Nuzi documents, found in the ancient Mesopotamian city of Nuzi, explain this. According to Hurrian custom, a wealthy childless couple could adopt an heir, often a slave, who would handle their burial and mourning. However, if a natural son was born after adopting the slave-heir, the son would replace him. It seems Abram adopted Eliezer this way, but God promised Abram's own son would be his heir (</w:t>
       </w:r>
-      <w:hyperlink r:id="rId106">
-        <w:r>
-          <w:rPr>
-            <w:lang w:val="en_US" w:bidi="en_US"/>
-          </w:rPr>
-          <w:rPr>
-            <w:color w:val="0000EE"/>
-            <w:u w:val="single"/>
-          </w:rPr>
-          <w:t>Genesis 15:4</w:t>
-        </w:r>
-      </w:hyperlink>
+      <w:r>
+        <w:rPr>
+          <w:lang w:val="en_US" w:bidi="en_US"/>
+        </w:rPr>
+        <w:t>Genesis 15:4</w:t>
+      </w:r>
       <w:r>
         <w:rPr>
           <w:lang w:val="en_US" w:bidi="en_US"/>
@@ -2663,90 +2051,60 @@
         </w:rPr>
         <w:t>Abram's life was marked by his belief in the Lord, who considered him righteous due to his faith (</w:t>
       </w:r>
-      <w:hyperlink r:id="rId107">
-        <w:r>
-          <w:rPr>
-            <w:lang w:val="en_US" w:bidi="en_US"/>
-          </w:rPr>
-          <w:rPr>
-            <w:color w:val="0000EE"/>
-            <w:u w:val="single"/>
-          </w:rPr>
-          <w:t>Genesis 15:6</w:t>
-        </w:r>
-      </w:hyperlink>
+      <w:r>
+        <w:rPr>
+          <w:lang w:val="en_US" w:bidi="en_US"/>
+        </w:rPr>
+        <w:t>Genesis 15:6</w:t>
+      </w:r>
       <w:r>
         <w:rPr>
           <w:lang w:val="en_US" w:bidi="en_US"/>
         </w:rPr>
         <w:t xml:space="preserve">; see </w:t>
       </w:r>
-      <w:hyperlink r:id="rId108">
-        <w:r>
-          <w:rPr>
-            <w:lang w:val="en_US" w:bidi="en_US"/>
-          </w:rPr>
-          <w:rPr>
-            <w:color w:val="0000EE"/>
-            <w:u w:val="single"/>
-          </w:rPr>
-          <w:t>Romans 4:3</w:t>
-        </w:r>
-      </w:hyperlink>
-      <w:r>
-        <w:rPr>
-          <w:lang w:val="en_US" w:bidi="en_US"/>
-        </w:rPr>
-        <w:t xml:space="preserve">; </w:t>
-      </w:r>
-      <w:hyperlink r:id="rId109">
-        <w:r>
-          <w:rPr>
-            <w:lang w:val="en_US" w:bidi="en_US"/>
-          </w:rPr>
-          <w:rPr>
-            <w:color w:val="0000EE"/>
-            <w:u w:val="single"/>
-          </w:rPr>
-          <w:t>Galatians 3:6</w:t>
-        </w:r>
-      </w:hyperlink>
-      <w:r>
-        <w:rPr>
-          <w:lang w:val="en_US" w:bidi="en_US"/>
-        </w:rPr>
-        <w:t xml:space="preserve">; </w:t>
-      </w:r>
-      <w:hyperlink r:id="rId110">
-        <w:r>
-          <w:rPr>
-            <w:lang w:val="en_US" w:bidi="en_US"/>
-          </w:rPr>
-          <w:rPr>
-            <w:color w:val="0000EE"/>
-            <w:u w:val="single"/>
-          </w:rPr>
-          <w:t>Jamess 2:23</w:t>
-        </w:r>
-      </w:hyperlink>
+      <w:r>
+        <w:rPr>
+          <w:lang w:val="en_US" w:bidi="en_US"/>
+        </w:rPr>
+        <w:t>Romans 4:3</w:t>
+      </w:r>
+      <w:r>
+        <w:rPr>
+          <w:lang w:val="en_US" w:bidi="en_US"/>
+        </w:rPr>
+        <w:t xml:space="preserve">; </w:t>
+      </w:r>
+      <w:r>
+        <w:rPr>
+          <w:lang w:val="en_US" w:bidi="en_US"/>
+        </w:rPr>
+        <w:t>Galatians 3:6</w:t>
+      </w:r>
+      <w:r>
+        <w:rPr>
+          <w:lang w:val="en_US" w:bidi="en_US"/>
+        </w:rPr>
+        <w:t xml:space="preserve">; </w:t>
+      </w:r>
+      <w:r>
+        <w:rPr>
+          <w:lang w:val="en_US" w:bidi="en_US"/>
+        </w:rPr>
+        <w:t>Jamess 2:23</w:t>
+      </w:r>
       <w:r>
         <w:rPr>
           <w:lang w:val="en_US" w:bidi="en_US"/>
         </w:rPr>
         <w:t>). Abram was not declared righteous because he was without sin. He sometimes failed to do what was right—twice he lied about Sarai out of fear, and he tried to have a son with Hagar instead of waiting for God (</w:t>
       </w:r>
-      <w:hyperlink r:id="rId111">
-        <w:r>
-          <w:rPr>
-            <w:lang w:val="en_US" w:bidi="en_US"/>
-          </w:rPr>
-          <w:rPr>
-            <w:color w:val="0000EE"/>
-            <w:u w:val="single"/>
-          </w:rPr>
-          <w:t>Genesis 16:1–5</w:t>
-        </w:r>
-      </w:hyperlink>
+      <w:r>
+        <w:rPr>
+          <w:lang w:val="en_US" w:bidi="en_US"/>
+        </w:rPr>
+        <w:t>Genesis 16:1–5</w:t>
+      </w:r>
       <w:r>
         <w:rPr>
           <w:lang w:val="en_US" w:bidi="en_US"/>
@@ -2767,144 +2125,96 @@
         </w:rPr>
         <w:t>Abram was eighty-six years old when Ishmael was born to Sarai’s servant, Hagar. When Abram was ninety-nine, the Lord appeared to him and confirmed His promise of a son and blessings (</w:t>
       </w:r>
-      <w:hyperlink r:id="rId112">
-        <w:r>
-          <w:rPr>
-            <w:lang w:val="en_US" w:bidi="en_US"/>
-          </w:rPr>
-          <w:rPr>
-            <w:color w:val="0000EE"/>
-            <w:u w:val="single"/>
-          </w:rPr>
-          <w:t>Genesis 17</w:t>
-        </w:r>
-      </w:hyperlink>
+      <w:r>
+        <w:rPr>
+          <w:lang w:val="en_US" w:bidi="en_US"/>
+        </w:rPr>
+        <w:t>Genesis 17</w:t>
+      </w:r>
       <w:r>
         <w:rPr>
           <w:lang w:val="en_US" w:bidi="en_US"/>
         </w:rPr>
         <w:t>). He added circumcision as a sign of this covenant (</w:t>
       </w:r>
-      <w:hyperlink r:id="rId113">
-        <w:r>
-          <w:rPr>
-            <w:lang w:val="en_US" w:bidi="en_US"/>
-          </w:rPr>
-          <w:rPr>
-            <w:color w:val="0000EE"/>
-            <w:u w:val="single"/>
-          </w:rPr>
-          <w:t>Genesis 17:9–14</w:t>
-        </w:r>
-      </w:hyperlink>
+      <w:r>
+        <w:rPr>
+          <w:lang w:val="en_US" w:bidi="en_US"/>
+        </w:rPr>
+        <w:t>Genesis 17:9–14</w:t>
+      </w:r>
       <w:r>
         <w:rPr>
           <w:lang w:val="en_US" w:bidi="en_US"/>
         </w:rPr>
         <w:t>). God also changed Abram’s name to Abraham and Sarai’s name to Sarah (</w:t>
       </w:r>
-      <w:hyperlink r:id="rId114">
-        <w:r>
-          <w:rPr>
-            <w:lang w:val="en_US" w:bidi="en_US"/>
-          </w:rPr>
-          <w:rPr>
-            <w:color w:val="0000EE"/>
-            <w:u w:val="single"/>
-          </w:rPr>
-          <w:t>Genesis 17:5</w:t>
-        </w:r>
-      </w:hyperlink>
+      <w:r>
+        <w:rPr>
+          <w:lang w:val="en_US" w:bidi="en_US"/>
+        </w:rPr>
+        <w:t>Genesis 17:5</w:t>
+      </w:r>
       <w:r>
         <w:rPr>
           <w:lang w:val="en_US" w:bidi="en_US"/>
         </w:rPr>
         <w:t xml:space="preserve">, </w:t>
       </w:r>
-      <w:hyperlink r:id="rId115">
-        <w:r>
-          <w:rPr>
-            <w:lang w:val="en_US" w:bidi="en_US"/>
-          </w:rPr>
-          <w:rPr>
-            <w:color w:val="0000EE"/>
-            <w:u w:val="single"/>
-          </w:rPr>
-          <w:t>15</w:t>
-        </w:r>
-      </w:hyperlink>
+      <w:r>
+        <w:rPr>
+          <w:lang w:val="en_US" w:bidi="en_US"/>
+        </w:rPr>
+        <w:t>15</w:t>
+      </w:r>
       <w:r>
         <w:rPr>
           <w:lang w:val="en_US" w:bidi="en_US"/>
         </w:rPr>
         <w:t>). Abraham laughed at the promise of another son (</w:t>
       </w:r>
-      <w:hyperlink r:id="rId116">
-        <w:r>
-          <w:rPr>
-            <w:lang w:val="en_US" w:bidi="en_US"/>
-          </w:rPr>
-          <w:rPr>
-            <w:color w:val="0000EE"/>
-            <w:u w:val="single"/>
-          </w:rPr>
-          <w:t>Genesis 17:17</w:t>
-        </w:r>
-      </w:hyperlink>
+      <w:r>
+        <w:rPr>
+          <w:lang w:val="en_US" w:bidi="en_US"/>
+        </w:rPr>
+        <w:t>Genesis 17:17</w:t>
+      </w:r>
       <w:r>
         <w:rPr>
           <w:lang w:val="en_US" w:bidi="en_US"/>
         </w:rPr>
         <w:t>). Soon after, the Lord appeared again to Abraham (</w:t>
       </w:r>
-      <w:hyperlink r:id="rId117">
-        <w:r>
-          <w:rPr>
-            <w:lang w:val="en_US" w:bidi="en_US"/>
-          </w:rPr>
-          <w:rPr>
-            <w:color w:val="0000EE"/>
-            <w:u w:val="single"/>
-          </w:rPr>
-          <w:t>Genesis 18:1–15</w:t>
-        </w:r>
-      </w:hyperlink>
+      <w:r>
+        <w:rPr>
+          <w:lang w:val="en_US" w:bidi="en_US"/>
+        </w:rPr>
+        <w:t>Genesis 18:1–15</w:t>
+      </w:r>
       <w:r>
         <w:rPr>
           <w:lang w:val="en_US" w:bidi="en_US"/>
         </w:rPr>
         <w:t>) and repeated the promise of a son. This time, Sarah laughed in disbelief (</w:t>
       </w:r>
-      <w:hyperlink r:id="rId118">
-        <w:r>
-          <w:rPr>
-            <w:lang w:val="en_US" w:bidi="en_US"/>
-          </w:rPr>
-          <w:rPr>
-            <w:color w:val="0000EE"/>
-            <w:u w:val="single"/>
-          </w:rPr>
-          <w:t>Genesis 18:10–15</w:t>
-        </w:r>
-      </w:hyperlink>
+      <w:r>
+        <w:rPr>
+          <w:lang w:val="en_US" w:bidi="en_US"/>
+        </w:rPr>
+        <w:t>Genesis 18:10–15</w:t>
+      </w:r>
       <w:r>
         <w:rPr>
           <w:lang w:val="en_US" w:bidi="en_US"/>
         </w:rPr>
         <w:t>). Abraham was one hundred years old, and Sarah was ninety when the Lord fulfilled His promise (</w:t>
       </w:r>
-      <w:hyperlink r:id="rId119">
-        <w:r>
-          <w:rPr>
-            <w:lang w:val="en_US" w:bidi="en_US"/>
-          </w:rPr>
-          <w:rPr>
-            <w:color w:val="0000EE"/>
-            <w:u w:val="single"/>
-          </w:rPr>
-          <w:t>Genesis 21:1</w:t>
-        </w:r>
-      </w:hyperlink>
+      <w:r>
+        <w:rPr>
+          <w:lang w:val="en_US" w:bidi="en_US"/>
+        </w:rPr>
+        <w:t>Genesis 21:1</w:t>
+      </w:r>
       <w:r>
         <w:rPr>
           <w:lang w:val="en_US" w:bidi="en_US"/>
@@ -2925,54 +2235,36 @@
         </w:rPr>
         <w:t>The ultimate test of Abraham's faith occurred when God told him to sacrifice Isaac (</w:t>
       </w:r>
-      <w:hyperlink r:id="rId120">
-        <w:r>
-          <w:rPr>
-            <w:lang w:val="en_US" w:bidi="en_US"/>
-          </w:rPr>
-          <w:rPr>
-            <w:color w:val="0000EE"/>
-            <w:u w:val="single"/>
-          </w:rPr>
-          <w:t>Genesis 22:1–19</w:t>
-        </w:r>
-      </w:hyperlink>
+      <w:r>
+        <w:rPr>
+          <w:lang w:val="en_US" w:bidi="en_US"/>
+        </w:rPr>
+        <w:t>Genesis 22:1–19</w:t>
+      </w:r>
       <w:r>
         <w:rPr>
           <w:lang w:val="en_US" w:bidi="en_US"/>
         </w:rPr>
         <w:t xml:space="preserve">). Abraham obeyed, trusting that God would fulfill His plans (see </w:t>
       </w:r>
-      <w:hyperlink r:id="rId121">
-        <w:r>
-          <w:rPr>
-            <w:lang w:val="en_US" w:bidi="en_US"/>
-          </w:rPr>
-          <w:rPr>
-            <w:color w:val="0000EE"/>
-            <w:u w:val="single"/>
-          </w:rPr>
-          <w:t>Hebrews 11:17–19</w:t>
-        </w:r>
-      </w:hyperlink>
+      <w:r>
+        <w:rPr>
+          <w:lang w:val="en_US" w:bidi="en_US"/>
+        </w:rPr>
+        <w:t>Hebrews 11:17–19</w:t>
+      </w:r>
       <w:r>
         <w:rPr>
           <w:lang w:val="en_US" w:bidi="en_US"/>
         </w:rPr>
         <w:t>). As Abraham was about to use the knife, an angel stopped him and provided a ram to sacrifice instead of Isaac. Abraham's faith was proven (</w:t>
       </w:r>
-      <w:hyperlink r:id="rId122">
-        <w:r>
-          <w:rPr>
-            <w:lang w:val="en_US" w:bidi="en_US"/>
-          </w:rPr>
-          <w:rPr>
-            <w:color w:val="0000EE"/>
-            <w:u w:val="single"/>
-          </w:rPr>
-          <w:t>Genesis 22:10–13</w:t>
-        </w:r>
-      </w:hyperlink>
+      <w:r>
+        <w:rPr>
+          <w:lang w:val="en_US" w:bidi="en_US"/>
+        </w:rPr>
+        <w:t>Genesis 22:10–13</w:t>
+      </w:r>
       <w:r>
         <w:rPr>
           <w:lang w:val="en_US" w:bidi="en_US"/>
@@ -2993,54 +2285,36 @@
         </w:rPr>
         <w:t>Christians see Isaac's sacrifice as a sign of God providing his only Son, Jesus Christ, as a sacrifice for the world's sins. God fulfilled his promise to Abraham through Jesus Christ, who offers salvation to all who have faith (</w:t>
       </w:r>
-      <w:hyperlink r:id="rId123">
-        <w:r>
-          <w:rPr>
-            <w:lang w:val="en_US" w:bidi="en_US"/>
-          </w:rPr>
-          <w:rPr>
-            <w:color w:val="0000EE"/>
-            <w:u w:val="single"/>
-          </w:rPr>
-          <w:t>Romans 4:16–17</w:t>
-        </w:r>
-      </w:hyperlink>
+      <w:r>
+        <w:rPr>
+          <w:lang w:val="en_US" w:bidi="en_US"/>
+        </w:rPr>
+        <w:t>Romans 4:16–17</w:t>
+      </w:r>
       <w:r>
         <w:rPr>
           <w:lang w:val="en_US" w:bidi="en_US"/>
         </w:rPr>
         <w:t>), making believers Abraham's spiritual descendants (</w:t>
       </w:r>
-      <w:hyperlink r:id="rId124">
-        <w:r>
-          <w:rPr>
-            <w:lang w:val="en_US" w:bidi="en_US"/>
-          </w:rPr>
-          <w:rPr>
-            <w:color w:val="0000EE"/>
-            <w:u w:val="single"/>
-          </w:rPr>
-          <w:t>Galatians 3:29</w:t>
-        </w:r>
-      </w:hyperlink>
+      <w:r>
+        <w:rPr>
+          <w:lang w:val="en_US" w:bidi="en_US"/>
+        </w:rPr>
+        <w:t>Galatians 3:29</w:t>
+      </w:r>
       <w:r>
         <w:rPr>
           <w:lang w:val="en_US" w:bidi="en_US"/>
         </w:rPr>
         <w:t xml:space="preserve">). Abraham's life shows that God is faithful and deserves belief and obedience. The full meaning of God's promise was realized when the gospel (the good news about Jesus) was shared with all nations, and people from all families of the earth responded in faith (see </w:t>
       </w:r>
-      <w:hyperlink r:id="rId125">
-        <w:r>
-          <w:rPr>
-            <w:lang w:val="en_US" w:bidi="en_US"/>
-          </w:rPr>
-          <w:rPr>
-            <w:color w:val="0000EE"/>
-            <w:u w:val="single"/>
-          </w:rPr>
-          <w:t>Galatians 3:6–9</w:t>
-        </w:r>
-      </w:hyperlink>
+      <w:r>
+        <w:rPr>
+          <w:lang w:val="en_US" w:bidi="en_US"/>
+        </w:rPr>
+        <w:t>Galatians 3:6–9</w:t>
+      </w:r>
       <w:r>
         <w:rPr>
           <w:lang w:val="en_US" w:bidi="en_US"/>
@@ -3061,72 +2335,48 @@
         </w:rPr>
         <w:t>Abraham was called God's friend (</w:t>
       </w:r>
-      <w:hyperlink r:id="rId126">
-        <w:r>
-          <w:rPr>
-            <w:lang w:val="en_US" w:bidi="en_US"/>
-          </w:rPr>
-          <w:rPr>
-            <w:color w:val="0000EE"/>
-            <w:u w:val="single"/>
-          </w:rPr>
-          <w:t>2 Chronicles 20:7</w:t>
-        </w:r>
-      </w:hyperlink>
-      <w:r>
-        <w:rPr>
-          <w:lang w:val="en_US" w:bidi="en_US"/>
-        </w:rPr>
-        <w:t xml:space="preserve">; </w:t>
-      </w:r>
-      <w:hyperlink r:id="rId110">
-        <w:r>
-          <w:rPr>
-            <w:lang w:val="en_US" w:bidi="en_US"/>
-          </w:rPr>
-          <w:rPr>
-            <w:color w:val="0000EE"/>
-            <w:u w:val="single"/>
-          </w:rPr>
-          <w:t>James 2:23</w:t>
-        </w:r>
-      </w:hyperlink>
+      <w:r>
+        <w:rPr>
+          <w:lang w:val="en_US" w:bidi="en_US"/>
+        </w:rPr>
+        <w:t>2 Chronicles 20:7</w:t>
+      </w:r>
+      <w:r>
+        <w:rPr>
+          <w:lang w:val="en_US" w:bidi="en_US"/>
+        </w:rPr>
+        <w:t xml:space="preserve">; </w:t>
+      </w:r>
+      <w:r>
+        <w:rPr>
+          <w:lang w:val="en_US" w:bidi="en_US"/>
+        </w:rPr>
+        <w:t>James 2:23</w:t>
+      </w:r>
       <w:r>
         <w:rPr>
           <w:lang w:val="en_US" w:bidi="en_US"/>
         </w:rPr>
         <w:t>). Everyone who lives by faith should try to live like him, trusting God's guidance and support each day. Abraham is one of many great "witnesses" to a life of faith (</w:t>
       </w:r>
-      <w:hyperlink r:id="rId127">
-        <w:r>
-          <w:rPr>
-            <w:lang w:val="en_US" w:bidi="en_US"/>
-          </w:rPr>
-          <w:rPr>
-            <w:color w:val="0000EE"/>
-            <w:u w:val="single"/>
-          </w:rPr>
-          <w:t>Hebrews 12:1</w:t>
-        </w:r>
-      </w:hyperlink>
+      <w:r>
+        <w:rPr>
+          <w:lang w:val="en_US" w:bidi="en_US"/>
+        </w:rPr>
+        <w:t>Hebrews 12:1</w:t>
+      </w:r>
       <w:r>
         <w:rPr>
           <w:lang w:val="en_US" w:bidi="en_US"/>
         </w:rPr>
         <w:t xml:space="preserve">; see </w:t>
       </w:r>
-      <w:hyperlink r:id="rId128">
-        <w:r>
-          <w:rPr>
-            <w:lang w:val="en_US" w:bidi="en_US"/>
-          </w:rPr>
-          <w:rPr>
-            <w:color w:val="0000EE"/>
-            <w:u w:val="single"/>
-          </w:rPr>
-          <w:t>Hebrews 11</w:t>
-        </w:r>
-      </w:hyperlink>
+      <w:r>
+        <w:rPr>
+          <w:lang w:val="en_US" w:bidi="en_US"/>
+        </w:rPr>
+        <w:t>Hebrews 11</w:t>
+      </w:r>
       <w:r>
         <w:rPr>
           <w:lang w:val="en_US" w:bidi="en_US"/>
@@ -3156,486 +2406,324 @@
           <w:lang w:val="en_US" w:bidi="en_US"/>
         </w:rPr>
       </w:r>
-      <w:hyperlink r:id="rId129">
-        <w:r>
-          <w:rPr>
-            <w:lang w:val="en_US" w:bidi="en_US"/>
-          </w:rPr>
-          <w:rPr>
-            <w:color w:val="0000EE"/>
-            <w:u w:val="single"/>
-          </w:rPr>
-          <w:t>Genesis 11:26–25:11</w:t>
-        </w:r>
-      </w:hyperlink>
-      <w:r>
-        <w:rPr>
-          <w:lang w:val="en_US" w:bidi="en_US"/>
-        </w:rPr>
-        <w:t xml:space="preserve">; </w:t>
-      </w:r>
-      <w:hyperlink r:id="rId130">
-        <w:r>
-          <w:rPr>
-            <w:lang w:val="en_US" w:bidi="en_US"/>
-          </w:rPr>
-          <w:rPr>
-            <w:color w:val="0000EE"/>
-            <w:u w:val="single"/>
-          </w:rPr>
-          <w:t>26:2–5</w:t>
-        </w:r>
-      </w:hyperlink>
-      <w:r>
-        <w:rPr>
-          <w:lang w:val="en_US" w:bidi="en_US"/>
-        </w:rPr>
-        <w:t xml:space="preserve">; </w:t>
-      </w:r>
-      <w:hyperlink r:id="rId131">
-        <w:r>
-          <w:rPr>
-            <w:lang w:val="en_US" w:bidi="en_US"/>
-          </w:rPr>
-          <w:rPr>
-            <w:color w:val="0000EE"/>
-            <w:u w:val="single"/>
-          </w:rPr>
-          <w:t>Exodus 3:15–16</w:t>
-        </w:r>
-      </w:hyperlink>
-      <w:r>
-        <w:rPr>
-          <w:lang w:val="en_US" w:bidi="en_US"/>
-        </w:rPr>
-        <w:t xml:space="preserve">; </w:t>
-      </w:r>
-      <w:hyperlink r:id="rId132">
-        <w:r>
-          <w:rPr>
-            <w:lang w:val="en_US" w:bidi="en_US"/>
-          </w:rPr>
-          <w:rPr>
-            <w:color w:val="0000EE"/>
-            <w:u w:val="single"/>
-          </w:rPr>
-          <w:t>6:3</w:t>
-        </w:r>
-      </w:hyperlink>
-      <w:r>
-        <w:rPr>
-          <w:lang w:val="en_US" w:bidi="en_US"/>
-        </w:rPr>
-        <w:t xml:space="preserve">; </w:t>
-      </w:r>
-      <w:hyperlink r:id="rId133">
-        <w:r>
-          <w:rPr>
-            <w:lang w:val="en_US" w:bidi="en_US"/>
-          </w:rPr>
-          <w:rPr>
-            <w:color w:val="0000EE"/>
-            <w:u w:val="single"/>
-          </w:rPr>
-          <w:t>32:13</w:t>
-        </w:r>
-      </w:hyperlink>
-      <w:r>
-        <w:rPr>
-          <w:lang w:val="en_US" w:bidi="en_US"/>
-        </w:rPr>
-        <w:t xml:space="preserve">; </w:t>
-      </w:r>
-      <w:hyperlink r:id="rId134">
-        <w:r>
-          <w:rPr>
-            <w:lang w:val="en_US" w:bidi="en_US"/>
-          </w:rPr>
-          <w:rPr>
-            <w:color w:val="0000EE"/>
-            <w:u w:val="single"/>
-          </w:rPr>
-          <w:t>Joshua 24:2–3</w:t>
-        </w:r>
-      </w:hyperlink>
-      <w:r>
-        <w:rPr>
-          <w:lang w:val="en_US" w:bidi="en_US"/>
-        </w:rPr>
-        <w:t xml:space="preserve">; </w:t>
-      </w:r>
-      <w:hyperlink r:id="rId135">
-        <w:r>
-          <w:rPr>
-            <w:lang w:val="en_US" w:bidi="en_US"/>
-          </w:rPr>
-          <w:rPr>
-            <w:color w:val="0000EE"/>
-            <w:u w:val="single"/>
-          </w:rPr>
-          <w:t>1 Chronicles 1:27–34</w:t>
-        </w:r>
-      </w:hyperlink>
-      <w:r>
-        <w:rPr>
-          <w:lang w:val="en_US" w:bidi="en_US"/>
-        </w:rPr>
-        <w:t xml:space="preserve">; </w:t>
-      </w:r>
-      <w:hyperlink r:id="rId126">
-        <w:r>
-          <w:rPr>
-            <w:lang w:val="en_US" w:bidi="en_US"/>
-          </w:rPr>
-          <w:rPr>
-            <w:color w:val="0000EE"/>
-            <w:u w:val="single"/>
-          </w:rPr>
-          <w:t>2 Chronicles 20:7</w:t>
-        </w:r>
-      </w:hyperlink>
-      <w:r>
-        <w:rPr>
-          <w:lang w:val="en_US" w:bidi="en_US"/>
-        </w:rPr>
-        <w:t xml:space="preserve">; </w:t>
-      </w:r>
-      <w:hyperlink r:id="rId136">
-        <w:r>
-          <w:rPr>
-            <w:lang w:val="en_US" w:bidi="en_US"/>
-          </w:rPr>
-          <w:rPr>
-            <w:color w:val="0000EE"/>
-            <w:u w:val="single"/>
-          </w:rPr>
-          <w:t>Isaiah 29:22</w:t>
-        </w:r>
-      </w:hyperlink>
-      <w:r>
-        <w:rPr>
-          <w:lang w:val="en_US" w:bidi="en_US"/>
-        </w:rPr>
-        <w:t xml:space="preserve">; </w:t>
-      </w:r>
-      <w:hyperlink r:id="rId137">
-        <w:r>
-          <w:rPr>
-            <w:lang w:val="en_US" w:bidi="en_US"/>
-          </w:rPr>
-          <w:rPr>
-            <w:color w:val="0000EE"/>
-            <w:u w:val="single"/>
-          </w:rPr>
-          <w:t>41:8</w:t>
-        </w:r>
-      </w:hyperlink>
-      <w:r>
-        <w:rPr>
-          <w:lang w:val="en_US" w:bidi="en_US"/>
-        </w:rPr>
-        <w:t xml:space="preserve">; </w:t>
-      </w:r>
-      <w:hyperlink r:id="rId138">
-        <w:r>
-          <w:rPr>
-            <w:lang w:val="en_US" w:bidi="en_US"/>
-          </w:rPr>
-          <w:rPr>
-            <w:color w:val="0000EE"/>
-            <w:u w:val="single"/>
-          </w:rPr>
-          <w:t>51:1–2</w:t>
-        </w:r>
-      </w:hyperlink>
-      <w:r>
-        <w:rPr>
-          <w:lang w:val="en_US" w:bidi="en_US"/>
-        </w:rPr>
-        <w:t xml:space="preserve">; </w:t>
-      </w:r>
-      <w:hyperlink r:id="rId139">
-        <w:r>
-          <w:rPr>
-            <w:lang w:val="en_US" w:bidi="en_US"/>
-          </w:rPr>
-          <w:rPr>
-            <w:color w:val="0000EE"/>
-            <w:u w:val="single"/>
-          </w:rPr>
-          <w:t>Ezekiel 33:24</w:t>
-        </w:r>
-      </w:hyperlink>
-      <w:r>
-        <w:rPr>
-          <w:lang w:val="en_US" w:bidi="en_US"/>
-        </w:rPr>
-        <w:t xml:space="preserve">; </w:t>
-      </w:r>
-      <w:hyperlink r:id="rId140">
-        <w:r>
-          <w:rPr>
-            <w:lang w:val="en_US" w:bidi="en_US"/>
-          </w:rPr>
-          <w:rPr>
-            <w:color w:val="0000EE"/>
-            <w:u w:val="single"/>
-          </w:rPr>
-          <w:t>Matthew 1:1–2</w:t>
-        </w:r>
-      </w:hyperlink>
-      <w:r>
-        <w:rPr>
-          <w:lang w:val="en_US" w:bidi="en_US"/>
-        </w:rPr>
-        <w:t xml:space="preserve">; </w:t>
-      </w:r>
-      <w:hyperlink r:id="rId141">
-        <w:r>
-          <w:rPr>
-            <w:lang w:val="en_US" w:bidi="en_US"/>
-          </w:rPr>
-          <w:rPr>
-            <w:color w:val="0000EE"/>
-            <w:u w:val="single"/>
-          </w:rPr>
-          <w:t>3:9</w:t>
-        </w:r>
-      </w:hyperlink>
-      <w:r>
-        <w:rPr>
-          <w:lang w:val="en_US" w:bidi="en_US"/>
-        </w:rPr>
-        <w:t xml:space="preserve">; </w:t>
-      </w:r>
-      <w:hyperlink r:id="rId142">
-        <w:r>
-          <w:rPr>
-            <w:lang w:val="en_US" w:bidi="en_US"/>
-          </w:rPr>
-          <w:rPr>
-            <w:color w:val="0000EE"/>
-            <w:u w:val="single"/>
-          </w:rPr>
-          <w:t>8:11</w:t>
-        </w:r>
-      </w:hyperlink>
-      <w:r>
-        <w:rPr>
-          <w:lang w:val="en_US" w:bidi="en_US"/>
-        </w:rPr>
-        <w:t xml:space="preserve">; </w:t>
-      </w:r>
-      <w:hyperlink r:id="rId143">
-        <w:r>
-          <w:rPr>
-            <w:lang w:val="en_US" w:bidi="en_US"/>
-          </w:rPr>
-          <w:rPr>
-            <w:color w:val="0000EE"/>
-            <w:u w:val="single"/>
-          </w:rPr>
-          <w:t>22:31–33</w:t>
-        </w:r>
-      </w:hyperlink>
-      <w:r>
-        <w:rPr>
-          <w:lang w:val="en_US" w:bidi="en_US"/>
-        </w:rPr>
-        <w:t xml:space="preserve">; </w:t>
-      </w:r>
-      <w:hyperlink r:id="rId144">
-        <w:r>
-          <w:rPr>
-            <w:lang w:val="en_US" w:bidi="en_US"/>
-          </w:rPr>
-          <w:rPr>
-            <w:color w:val="0000EE"/>
-            <w:u w:val="single"/>
-          </w:rPr>
-          <w:t>Luke 16:19–31</w:t>
-        </w:r>
-      </w:hyperlink>
-      <w:r>
-        <w:rPr>
-          <w:lang w:val="en_US" w:bidi="en_US"/>
-        </w:rPr>
-        <w:t xml:space="preserve">; </w:t>
-      </w:r>
-      <w:hyperlink r:id="rId145">
-        <w:r>
-          <w:rPr>
-            <w:lang w:val="en_US" w:bidi="en_US"/>
-          </w:rPr>
-          <w:rPr>
-            <w:color w:val="0000EE"/>
-            <w:u w:val="single"/>
-          </w:rPr>
-          <w:t>John 8:31–58</w:t>
-        </w:r>
-      </w:hyperlink>
-      <w:r>
-        <w:rPr>
-          <w:lang w:val="en_US" w:bidi="en_US"/>
-        </w:rPr>
-        <w:t xml:space="preserve">; </w:t>
-      </w:r>
-      <w:hyperlink r:id="rId146">
-        <w:r>
-          <w:rPr>
-            <w:lang w:val="en_US" w:bidi="en_US"/>
-          </w:rPr>
-          <w:rPr>
-            <w:color w:val="0000EE"/>
-            <w:u w:val="single"/>
-          </w:rPr>
-          <w:t>Acts 7:2–8</w:t>
-        </w:r>
-      </w:hyperlink>
-      <w:r>
-        <w:rPr>
-          <w:lang w:val="en_US" w:bidi="en_US"/>
-        </w:rPr>
-        <w:t xml:space="preserve">; </w:t>
-      </w:r>
-      <w:hyperlink r:id="rId147">
-        <w:r>
-          <w:rPr>
-            <w:lang w:val="en_US" w:bidi="en_US"/>
-          </w:rPr>
-          <w:rPr>
-            <w:color w:val="0000EE"/>
-            <w:u w:val="single"/>
-          </w:rPr>
-          <w:t>Romans 4:1–23</w:t>
-        </w:r>
-      </w:hyperlink>
-      <w:r>
-        <w:rPr>
-          <w:lang w:val="en_US" w:bidi="en_US"/>
-        </w:rPr>
-        <w:t xml:space="preserve">; </w:t>
-      </w:r>
-      <w:hyperlink r:id="rId148">
-        <w:r>
-          <w:rPr>
-            <w:lang w:val="en_US" w:bidi="en_US"/>
-          </w:rPr>
-          <w:rPr>
-            <w:color w:val="0000EE"/>
-            <w:u w:val="single"/>
-          </w:rPr>
-          <w:t>9:5–9</w:t>
-        </w:r>
-      </w:hyperlink>
-      <w:r>
-        <w:rPr>
-          <w:lang w:val="en_US" w:bidi="en_US"/>
-        </w:rPr>
-        <w:t xml:space="preserve">; </w:t>
-      </w:r>
-      <w:hyperlink r:id="rId149">
-        <w:r>
-          <w:rPr>
-            <w:lang w:val="en_US" w:bidi="en_US"/>
-          </w:rPr>
-          <w:rPr>
-            <w:color w:val="0000EE"/>
-            <w:u w:val="single"/>
-          </w:rPr>
-          <w:t>11:16–17</w:t>
-        </w:r>
-      </w:hyperlink>
-      <w:r>
-        <w:rPr>
-          <w:lang w:val="en_US" w:bidi="en_US"/>
-        </w:rPr>
-        <w:t xml:space="preserve">; </w:t>
-      </w:r>
-      <w:hyperlink r:id="rId150">
-        <w:r>
-          <w:rPr>
-            <w:lang w:val="en_US" w:bidi="en_US"/>
-          </w:rPr>
-          <w:rPr>
-            <w:color w:val="0000EE"/>
-            <w:u w:val="single"/>
-          </w:rPr>
-          <w:t>Galatians 3:6–29</w:t>
-        </w:r>
-      </w:hyperlink>
-      <w:r>
-        <w:rPr>
-          <w:lang w:val="en_US" w:bidi="en_US"/>
-        </w:rPr>
-        <w:t xml:space="preserve">; </w:t>
-      </w:r>
-      <w:hyperlink r:id="rId151">
-        <w:r>
-          <w:rPr>
-            <w:lang w:val="en_US" w:bidi="en_US"/>
-          </w:rPr>
-          <w:rPr>
-            <w:color w:val="0000EE"/>
-            <w:u w:val="single"/>
-          </w:rPr>
-          <w:t>Hebrews 6:13–15</w:t>
-        </w:r>
-      </w:hyperlink>
-      <w:r>
-        <w:rPr>
-          <w:lang w:val="en_US" w:bidi="en_US"/>
-        </w:rPr>
-        <w:t xml:space="preserve">; </w:t>
-      </w:r>
-      <w:hyperlink r:id="rId152">
-        <w:r>
-          <w:rPr>
-            <w:lang w:val="en_US" w:bidi="en_US"/>
-          </w:rPr>
-          <w:rPr>
-            <w:color w:val="0000EE"/>
-            <w:u w:val="single"/>
-          </w:rPr>
-          <w:t>11:8–12</w:t>
-        </w:r>
-      </w:hyperlink>
+      <w:r>
+        <w:rPr>
+          <w:lang w:val="en_US" w:bidi="en_US"/>
+        </w:rPr>
+        <w:t>Genesis 11:26–25:11</w:t>
+      </w:r>
+      <w:r>
+        <w:rPr>
+          <w:lang w:val="en_US" w:bidi="en_US"/>
+        </w:rPr>
+        <w:t xml:space="preserve">; </w:t>
+      </w:r>
+      <w:r>
+        <w:rPr>
+          <w:lang w:val="en_US" w:bidi="en_US"/>
+        </w:rPr>
+        <w:t>26:2–5</w:t>
+      </w:r>
+      <w:r>
+        <w:rPr>
+          <w:lang w:val="en_US" w:bidi="en_US"/>
+        </w:rPr>
+        <w:t xml:space="preserve">; </w:t>
+      </w:r>
+      <w:r>
+        <w:rPr>
+          <w:lang w:val="en_US" w:bidi="en_US"/>
+        </w:rPr>
+        <w:t>Exodus 3:15–16</w:t>
+      </w:r>
+      <w:r>
+        <w:rPr>
+          <w:lang w:val="en_US" w:bidi="en_US"/>
+        </w:rPr>
+        <w:t xml:space="preserve">; </w:t>
+      </w:r>
+      <w:r>
+        <w:rPr>
+          <w:lang w:val="en_US" w:bidi="en_US"/>
+        </w:rPr>
+        <w:t>6:3</w:t>
+      </w:r>
+      <w:r>
+        <w:rPr>
+          <w:lang w:val="en_US" w:bidi="en_US"/>
+        </w:rPr>
+        <w:t xml:space="preserve">; </w:t>
+      </w:r>
+      <w:r>
+        <w:rPr>
+          <w:lang w:val="en_US" w:bidi="en_US"/>
+        </w:rPr>
+        <w:t>32:13</w:t>
+      </w:r>
+      <w:r>
+        <w:rPr>
+          <w:lang w:val="en_US" w:bidi="en_US"/>
+        </w:rPr>
+        <w:t xml:space="preserve">; </w:t>
+      </w:r>
+      <w:r>
+        <w:rPr>
+          <w:lang w:val="en_US" w:bidi="en_US"/>
+        </w:rPr>
+        <w:t>Joshua 24:2–3</w:t>
+      </w:r>
+      <w:r>
+        <w:rPr>
+          <w:lang w:val="en_US" w:bidi="en_US"/>
+        </w:rPr>
+        <w:t xml:space="preserve">; </w:t>
+      </w:r>
+      <w:r>
+        <w:rPr>
+          <w:lang w:val="en_US" w:bidi="en_US"/>
+        </w:rPr>
+        <w:t>1 Chronicles 1:27–34</w:t>
+      </w:r>
+      <w:r>
+        <w:rPr>
+          <w:lang w:val="en_US" w:bidi="en_US"/>
+        </w:rPr>
+        <w:t xml:space="preserve">; </w:t>
+      </w:r>
+      <w:r>
+        <w:rPr>
+          <w:lang w:val="en_US" w:bidi="en_US"/>
+        </w:rPr>
+        <w:t>2 Chronicles 20:7</w:t>
+      </w:r>
+      <w:r>
+        <w:rPr>
+          <w:lang w:val="en_US" w:bidi="en_US"/>
+        </w:rPr>
+        <w:t xml:space="preserve">; </w:t>
+      </w:r>
+      <w:r>
+        <w:rPr>
+          <w:lang w:val="en_US" w:bidi="en_US"/>
+        </w:rPr>
+        <w:t>Isaiah 29:22</w:t>
+      </w:r>
+      <w:r>
+        <w:rPr>
+          <w:lang w:val="en_US" w:bidi="en_US"/>
+        </w:rPr>
+        <w:t xml:space="preserve">; </w:t>
+      </w:r>
+      <w:r>
+        <w:rPr>
+          <w:lang w:val="en_US" w:bidi="en_US"/>
+        </w:rPr>
+        <w:t>41:8</w:t>
+      </w:r>
+      <w:r>
+        <w:rPr>
+          <w:lang w:val="en_US" w:bidi="en_US"/>
+        </w:rPr>
+        <w:t xml:space="preserve">; </w:t>
+      </w:r>
+      <w:r>
+        <w:rPr>
+          <w:lang w:val="en_US" w:bidi="en_US"/>
+        </w:rPr>
+        <w:t>51:1–2</w:t>
+      </w:r>
+      <w:r>
+        <w:rPr>
+          <w:lang w:val="en_US" w:bidi="en_US"/>
+        </w:rPr>
+        <w:t xml:space="preserve">; </w:t>
+      </w:r>
+      <w:r>
+        <w:rPr>
+          <w:lang w:val="en_US" w:bidi="en_US"/>
+        </w:rPr>
+        <w:t>Ezekiel 33:24</w:t>
+      </w:r>
+      <w:r>
+        <w:rPr>
+          <w:lang w:val="en_US" w:bidi="en_US"/>
+        </w:rPr>
+        <w:t xml:space="preserve">; </w:t>
+      </w:r>
+      <w:r>
+        <w:rPr>
+          <w:lang w:val="en_US" w:bidi="en_US"/>
+        </w:rPr>
+        <w:t>Matthew 1:1–2</w:t>
+      </w:r>
+      <w:r>
+        <w:rPr>
+          <w:lang w:val="en_US" w:bidi="en_US"/>
+        </w:rPr>
+        <w:t xml:space="preserve">; </w:t>
+      </w:r>
+      <w:r>
+        <w:rPr>
+          <w:lang w:val="en_US" w:bidi="en_US"/>
+        </w:rPr>
+        <w:t>3:9</w:t>
+      </w:r>
+      <w:r>
+        <w:rPr>
+          <w:lang w:val="en_US" w:bidi="en_US"/>
+        </w:rPr>
+        <w:t xml:space="preserve">; </w:t>
+      </w:r>
+      <w:r>
+        <w:rPr>
+          <w:lang w:val="en_US" w:bidi="en_US"/>
+        </w:rPr>
+        <w:t>8:11</w:t>
+      </w:r>
+      <w:r>
+        <w:rPr>
+          <w:lang w:val="en_US" w:bidi="en_US"/>
+        </w:rPr>
+        <w:t xml:space="preserve">; </w:t>
+      </w:r>
+      <w:r>
+        <w:rPr>
+          <w:lang w:val="en_US" w:bidi="en_US"/>
+        </w:rPr>
+        <w:t>22:31–33</w:t>
+      </w:r>
+      <w:r>
+        <w:rPr>
+          <w:lang w:val="en_US" w:bidi="en_US"/>
+        </w:rPr>
+        <w:t xml:space="preserve">; </w:t>
+      </w:r>
+      <w:r>
+        <w:rPr>
+          <w:lang w:val="en_US" w:bidi="en_US"/>
+        </w:rPr>
+        <w:t>Luke 16:19–31</w:t>
+      </w:r>
+      <w:r>
+        <w:rPr>
+          <w:lang w:val="en_US" w:bidi="en_US"/>
+        </w:rPr>
+        <w:t xml:space="preserve">; </w:t>
+      </w:r>
+      <w:r>
+        <w:rPr>
+          <w:lang w:val="en_US" w:bidi="en_US"/>
+        </w:rPr>
+        <w:t>John 8:31–58</w:t>
+      </w:r>
+      <w:r>
+        <w:rPr>
+          <w:lang w:val="en_US" w:bidi="en_US"/>
+        </w:rPr>
+        <w:t xml:space="preserve">; </w:t>
+      </w:r>
+      <w:r>
+        <w:rPr>
+          <w:lang w:val="en_US" w:bidi="en_US"/>
+        </w:rPr>
+        <w:t>Acts 7:2–8</w:t>
+      </w:r>
+      <w:r>
+        <w:rPr>
+          <w:lang w:val="en_US" w:bidi="en_US"/>
+        </w:rPr>
+        <w:t xml:space="preserve">; </w:t>
+      </w:r>
+      <w:r>
+        <w:rPr>
+          <w:lang w:val="en_US" w:bidi="en_US"/>
+        </w:rPr>
+        <w:t>Romans 4:1–23</w:t>
+      </w:r>
+      <w:r>
+        <w:rPr>
+          <w:lang w:val="en_US" w:bidi="en_US"/>
+        </w:rPr>
+        <w:t xml:space="preserve">; </w:t>
+      </w:r>
+      <w:r>
+        <w:rPr>
+          <w:lang w:val="en_US" w:bidi="en_US"/>
+        </w:rPr>
+        <w:t>9:5–9</w:t>
+      </w:r>
+      <w:r>
+        <w:rPr>
+          <w:lang w:val="en_US" w:bidi="en_US"/>
+        </w:rPr>
+        <w:t xml:space="preserve">; </w:t>
+      </w:r>
+      <w:r>
+        <w:rPr>
+          <w:lang w:val="en_US" w:bidi="en_US"/>
+        </w:rPr>
+        <w:t>11:16–17</w:t>
+      </w:r>
+      <w:r>
+        <w:rPr>
+          <w:lang w:val="en_US" w:bidi="en_US"/>
+        </w:rPr>
+        <w:t xml:space="preserve">; </w:t>
+      </w:r>
+      <w:r>
+        <w:rPr>
+          <w:lang w:val="en_US" w:bidi="en_US"/>
+        </w:rPr>
+        <w:t>Galatians 3:6–29</w:t>
+      </w:r>
+      <w:r>
+        <w:rPr>
+          <w:lang w:val="en_US" w:bidi="en_US"/>
+        </w:rPr>
+        <w:t xml:space="preserve">; </w:t>
+      </w:r>
+      <w:r>
+        <w:rPr>
+          <w:lang w:val="en_US" w:bidi="en_US"/>
+        </w:rPr>
+        <w:t>Hebrews 6:13–15</w:t>
+      </w:r>
+      <w:r>
+        <w:rPr>
+          <w:lang w:val="en_US" w:bidi="en_US"/>
+        </w:rPr>
+        <w:t xml:space="preserve">; </w:t>
+      </w:r>
+      <w:r>
+        <w:rPr>
+          <w:lang w:val="en_US" w:bidi="en_US"/>
+        </w:rPr>
+        <w:t>11:8–12</w:t>
+      </w:r>
       <w:r>
         <w:rPr>
           <w:lang w:val="en_US" w:bidi="en_US"/>
         </w:rPr>
         <w:t xml:space="preserve">, </w:t>
       </w:r>
-      <w:hyperlink r:id="rId121">
-        <w:r>
-          <w:rPr>
-            <w:lang w:val="en_US" w:bidi="en_US"/>
-          </w:rPr>
-          <w:rPr>
-            <w:color w:val="0000EE"/>
-            <w:u w:val="single"/>
-          </w:rPr>
-          <w:t>17–19</w:t>
-        </w:r>
-      </w:hyperlink>
-      <w:r>
-        <w:rPr>
-          <w:lang w:val="en_US" w:bidi="en_US"/>
-        </w:rPr>
-        <w:t xml:space="preserve">; </w:t>
-      </w:r>
-      <w:hyperlink r:id="rId153">
-        <w:r>
-          <w:rPr>
-            <w:lang w:val="en_US" w:bidi="en_US"/>
-          </w:rPr>
-          <w:rPr>
-            <w:color w:val="0000EE"/>
-            <w:u w:val="single"/>
-          </w:rPr>
-          <w:t>James 2:21–23</w:t>
-        </w:r>
-      </w:hyperlink>
+      <w:r>
+        <w:rPr>
+          <w:lang w:val="en_US" w:bidi="en_US"/>
+        </w:rPr>
+        <w:t>17–19</w:t>
+      </w:r>
+      <w:r>
+        <w:rPr>
+          <w:lang w:val="en_US" w:bidi="en_US"/>
+        </w:rPr>
+        <w:t xml:space="preserve">; </w:t>
+      </w:r>
+      <w:r>
+        <w:rPr>
+          <w:lang w:val="en_US" w:bidi="en_US"/>
+        </w:rPr>
+        <w:t>James 2:21–23</w:t>
+      </w:r>
       <w:r>
         <w:rPr>
           <w:lang w:val="en_US" w:bidi="en_US"/>
@@ -3684,90 +2772,60 @@
         </w:rPr>
         <w:t>Absalom was the son of King David. The Bible says Absalom was "handsome and highly praised" (</w:t>
       </w:r>
-      <w:hyperlink r:id="rId154">
-        <w:r>
-          <w:rPr>
-            <w:lang w:val="en_US" w:bidi="en_US"/>
-          </w:rPr>
-          <w:rPr>
-            <w:color w:val="0000EE"/>
-            <w:u w:val="single"/>
-          </w:rPr>
-          <w:t>2 Samuel 14:25–26</w:t>
-        </w:r>
-      </w:hyperlink>
+      <w:r>
+        <w:rPr>
+          <w:lang w:val="en_US" w:bidi="en_US"/>
+        </w:rPr>
+        <w:t>2 Samuel 14:25–26</w:t>
+      </w:r>
       <w:r>
         <w:rPr>
           <w:lang w:val="en_US" w:bidi="en_US"/>
         </w:rPr>
         <w:t>). When his sister Tamar was raped and abandoned by their half-brother Amnon, Absalom provided care and protection for her (</w:t>
       </w:r>
-      <w:hyperlink r:id="rId155">
-        <w:r>
-          <w:rPr>
-            <w:lang w:val="en_US" w:bidi="en_US"/>
-          </w:rPr>
-          <w:rPr>
-            <w:color w:val="0000EE"/>
-            <w:u w:val="single"/>
-          </w:rPr>
-          <w:t>2 Samuel 13:1–20</w:t>
-        </w:r>
-      </w:hyperlink>
+      <w:r>
+        <w:rPr>
+          <w:lang w:val="en_US" w:bidi="en_US"/>
+        </w:rPr>
+        <w:t>2 Samuel 13:1–20</w:t>
+      </w:r>
       <w:r>
         <w:rPr>
           <w:lang w:val="en_US" w:bidi="en_US"/>
         </w:rPr>
         <w:t>). He might have expected David to punish Amnon, but David did nothing (</w:t>
       </w:r>
-      <w:hyperlink r:id="rId156">
-        <w:r>
-          <w:rPr>
-            <w:lang w:val="en_US" w:bidi="en_US"/>
-          </w:rPr>
-          <w:rPr>
-            <w:color w:val="0000EE"/>
-            <w:u w:val="single"/>
-          </w:rPr>
-          <w:t>2 Samuel 13:21</w:t>
-        </w:r>
-      </w:hyperlink>
+      <w:r>
+        <w:rPr>
+          <w:lang w:val="en_US" w:bidi="en_US"/>
+        </w:rPr>
+        <w:t>2 Samuel 13:21</w:t>
+      </w:r>
       <w:r>
         <w:rPr>
           <w:lang w:val="en_US" w:bidi="en_US"/>
         </w:rPr>
         <w:t>). For two years, Absalom's anger and hatred increased (</w:t>
       </w:r>
-      <w:hyperlink r:id="rId157">
-        <w:r>
-          <w:rPr>
-            <w:lang w:val="en_US" w:bidi="en_US"/>
-          </w:rPr>
-          <w:rPr>
-            <w:color w:val="0000EE"/>
-            <w:u w:val="single"/>
-          </w:rPr>
-          <w:t>2 Samuel 13:22</w:t>
-        </w:r>
-      </w:hyperlink>
+      <w:r>
+        <w:rPr>
+          <w:lang w:val="en_US" w:bidi="en_US"/>
+        </w:rPr>
+        <w:t>2 Samuel 13:22</w:t>
+      </w:r>
       <w:r>
         <w:rPr>
           <w:lang w:val="en_US" w:bidi="en_US"/>
         </w:rPr>
         <w:t>). Then he murdered Amnon and fled to his grandfather, King Talmai of Geshur (</w:t>
       </w:r>
-      <w:hyperlink r:id="rId158">
-        <w:r>
-          <w:rPr>
-            <w:lang w:val="en_US" w:bidi="en_US"/>
-          </w:rPr>
-          <w:rPr>
-            <w:color w:val="0000EE"/>
-            <w:u w:val="single"/>
-          </w:rPr>
-          <w:t>2 Samuel 13:23–39</w:t>
-        </w:r>
-      </w:hyperlink>
+      <w:r>
+        <w:rPr>
+          <w:lang w:val="en_US" w:bidi="en_US"/>
+        </w:rPr>
+        <w:t>2 Samuel 13:23–39</w:t>
+      </w:r>
       <w:r>
         <w:rPr>
           <w:lang w:val="en_US" w:bidi="en_US"/>
@@ -3788,18 +2846,12 @@
         </w:rPr>
         <w:t>After three years, Joab convinced David to bring Absalom back. However, David neither punished nor reconciled with him. Absalom lived in Jerusalem for two years with privilege but felt isolated. Then he insisted on seeing the king. They met and appeared to reconcile (</w:t>
       </w:r>
-      <w:hyperlink r:id="rId159">
-        <w:r>
-          <w:rPr>
-            <w:lang w:val="en_US" w:bidi="en_US"/>
-          </w:rPr>
-          <w:rPr>
-            <w:color w:val="0000EE"/>
-            <w:u w:val="single"/>
-          </w:rPr>
-          <w:t>2 Samuel 14:28–33</w:t>
-        </w:r>
-      </w:hyperlink>
+      <w:r>
+        <w:rPr>
+          <w:lang w:val="en_US" w:bidi="en_US"/>
+        </w:rPr>
+        <w:t>2 Samuel 14:28–33</w:t>
+      </w:r>
       <w:r>
         <w:rPr>
           <w:lang w:val="en_US" w:bidi="en_US"/>
@@ -3820,54 +2872,36 @@
         </w:rPr>
         <w:t>For Absalom, this meeting might have been a step toward the throne. Afterward, he started a campaign to weaken the people's trust in David (</w:t>
       </w:r>
-      <w:hyperlink r:id="rId160">
-        <w:r>
-          <w:rPr>
-            <w:lang w:val="en_US" w:bidi="en_US"/>
-          </w:rPr>
-          <w:rPr>
-            <w:color w:val="0000EE"/>
-            <w:u w:val="single"/>
-          </w:rPr>
-          <w:t>2 Samuel 15:1–6</w:t>
-        </w:r>
-      </w:hyperlink>
+      <w:r>
+        <w:rPr>
+          <w:lang w:val="en_US" w:bidi="en_US"/>
+        </w:rPr>
+        <w:t>2 Samuel 15:1–6</w:t>
+      </w:r>
       <w:r>
         <w:rPr>
           <w:lang w:val="en_US" w:bidi="en_US"/>
         </w:rPr>
         <w:t>). Eventually, Absalom's deceitful ways succeeded. He started a rebellion and gathered supporters in Hebron from all over Israel. By the time David heard about what Absalom was doing, he could only flee Jerusalem (</w:t>
       </w:r>
-      <w:hyperlink r:id="rId161">
-        <w:r>
-          <w:rPr>
-            <w:lang w:val="en_US" w:bidi="en_US"/>
-          </w:rPr>
-          <w:rPr>
-            <w:color w:val="0000EE"/>
-            <w:u w:val="single"/>
-          </w:rPr>
-          <w:t>2 Samuel 15:13–37</w:t>
-        </w:r>
-      </w:hyperlink>
+      <w:r>
+        <w:rPr>
+          <w:lang w:val="en_US" w:bidi="en_US"/>
+        </w:rPr>
+        <w:t>2 Samuel 15:13–37</w:t>
+      </w:r>
       <w:r>
         <w:rPr>
           <w:lang w:val="en_US" w:bidi="en_US"/>
         </w:rPr>
         <w:t xml:space="preserve">; see </w:t>
       </w:r>
-      <w:hyperlink r:id="rId162">
-        <w:r>
-          <w:rPr>
-            <w:lang w:val="en_US" w:bidi="en_US"/>
-          </w:rPr>
-          <w:rPr>
-            <w:color w:val="0000EE"/>
-            <w:u w:val="single"/>
-          </w:rPr>
-          <w:t>Psalm 3</w:t>
-        </w:r>
-      </w:hyperlink>
+      <w:r>
+        <w:rPr>
+          <w:lang w:val="en_US" w:bidi="en_US"/>
+        </w:rPr>
+        <w:t>Psalm 3</w:t>
+      </w:r>
       <w:r>
         <w:rPr>
           <w:lang w:val="en_US" w:bidi="en_US"/>
@@ -3902,18 +2936,12 @@
         </w:rPr>
         <w:t>By the time Absalom led his forces across the Jordan River to fight in the forest of Ephraim, David and his loyal forces were well-rested and led by the capable Joab, Abishai, and Ittai from Gath. David's men outmaneuvered Absalom's larger forces and defeated them. Absalom fled on a mule, but his long hair got caught in a tree. Joab and his men found Absalom hanging helplessly and killed him, despite David's order to show him mercy (</w:t>
       </w:r>
-      <w:hyperlink r:id="rId63">
-        <w:r>
-          <w:rPr>
-            <w:lang w:val="en_US" w:bidi="en_US"/>
-          </w:rPr>
-          <w:rPr>
-            <w:color w:val="0000EE"/>
-            <w:u w:val="single"/>
-          </w:rPr>
-          <w:t>2 Samuel 18:1–18</w:t>
-        </w:r>
-      </w:hyperlink>
+      <w:r>
+        <w:rPr>
+          <w:lang w:val="en_US" w:bidi="en_US"/>
+        </w:rPr>
+        <w:t>2 Samuel 18:1–18</w:t>
+      </w:r>
       <w:r>
         <w:rPr>
           <w:lang w:val="en_US" w:bidi="en_US"/>
@@ -3934,54 +2962,36 @@
         </w:rPr>
         <w:t>Absalom's death shocked David, and his grief almost pushed away those who risked their lives to stop Absalom's rebellion against the kingdom (</w:t>
       </w:r>
-      <w:hyperlink r:id="rId163">
-        <w:r>
-          <w:rPr>
-            <w:lang w:val="en_US" w:bidi="en_US"/>
-          </w:rPr>
-          <w:rPr>
-            <w:color w:val="0000EE"/>
-            <w:u w:val="single"/>
-          </w:rPr>
-          <w:t>2 Samuel 18:33–19:8</w:t>
-        </w:r>
-      </w:hyperlink>
+      <w:r>
+        <w:rPr>
+          <w:lang w:val="en_US" w:bidi="en_US"/>
+        </w:rPr>
+        <w:t>2 Samuel 18:33–19:8</w:t>
+      </w:r>
       <w:r>
         <w:rPr>
           <w:lang w:val="en_US" w:bidi="en_US"/>
         </w:rPr>
         <w:t>). Absalom had reasons to be unhappy with David's rule. However, instead of following his father's example of trusting in the Lord and respecting the anointed king, Absalom started a rebellion that led to his own death (</w:t>
       </w:r>
-      <w:hyperlink r:id="rId164">
-        <w:r>
-          <w:rPr>
-            <w:lang w:val="en_US" w:bidi="en_US"/>
-          </w:rPr>
-          <w:rPr>
-            <w:color w:val="0000EE"/>
-            <w:u w:val="single"/>
-          </w:rPr>
-          <w:t>1 Samuel 24:5–11</w:t>
-        </w:r>
-      </w:hyperlink>
-      <w:r>
-        <w:rPr>
-          <w:lang w:val="en_US" w:bidi="en_US"/>
-        </w:rPr>
-        <w:t xml:space="preserve">; </w:t>
-      </w:r>
-      <w:hyperlink r:id="rId165">
-        <w:r>
-          <w:rPr>
-            <w:lang w:val="en_US" w:bidi="en_US"/>
-          </w:rPr>
-          <w:rPr>
-            <w:color w:val="0000EE"/>
-            <w:u w:val="single"/>
-          </w:rPr>
-          <w:t>26:5–24</w:t>
-        </w:r>
-      </w:hyperlink>
+      <w:r>
+        <w:rPr>
+          <w:lang w:val="en_US" w:bidi="en_US"/>
+        </w:rPr>
+        <w:t>1 Samuel 24:5–11</w:t>
+      </w:r>
+      <w:r>
+        <w:rPr>
+          <w:lang w:val="en_US" w:bidi="en_US"/>
+        </w:rPr>
+        <w:t xml:space="preserve">; </w:t>
+      </w:r>
+      <w:r>
+        <w:rPr>
+          <w:lang w:val="en_US" w:bidi="en_US"/>
+        </w:rPr>
+        <w:t>26:5–24</w:t>
+      </w:r>
       <w:r>
         <w:rPr>
           <w:lang w:val="en_US" w:bidi="en_US"/>
@@ -4011,126 +3021,84 @@
           <w:lang w:val="en_US" w:bidi="en_US"/>
         </w:rPr>
       </w:r>
-      <w:hyperlink r:id="rId166">
-        <w:r>
-          <w:rPr>
-            <w:lang w:val="en_US" w:bidi="en_US"/>
-          </w:rPr>
-          <w:rPr>
-            <w:color w:val="0000EE"/>
-            <w:u w:val="single"/>
-          </w:rPr>
-          <w:t>2 Samuel 3:3</w:t>
-        </w:r>
-      </w:hyperlink>
-      <w:r>
-        <w:rPr>
-          <w:lang w:val="en_US" w:bidi="en_US"/>
-        </w:rPr>
-        <w:t xml:space="preserve">; </w:t>
-      </w:r>
-      <w:hyperlink r:id="rId167">
-        <w:r>
-          <w:rPr>
-            <w:lang w:val="en_US" w:bidi="en_US"/>
-          </w:rPr>
-          <w:rPr>
-            <w:color w:val="0000EE"/>
-            <w:u w:val="single"/>
-          </w:rPr>
-          <w:t>2 Samuel 13:1–19:10</w:t>
-        </w:r>
-      </w:hyperlink>
-      <w:r>
-        <w:rPr>
-          <w:lang w:val="en_US" w:bidi="en_US"/>
-        </w:rPr>
-        <w:t xml:space="preserve">; </w:t>
-      </w:r>
-      <w:hyperlink r:id="rId168">
-        <w:r>
-          <w:rPr>
-            <w:lang w:val="en_US" w:bidi="en_US"/>
-          </w:rPr>
-          <w:rPr>
-            <w:color w:val="0000EE"/>
-            <w:u w:val="single"/>
-          </w:rPr>
-          <w:t>1 Kings 2:7</w:t>
-        </w:r>
-      </w:hyperlink>
-      <w:r>
-        <w:rPr>
-          <w:lang w:val="en_US" w:bidi="en_US"/>
-        </w:rPr>
-        <w:t xml:space="preserve">; </w:t>
-      </w:r>
-      <w:hyperlink r:id="rId169">
-        <w:r>
-          <w:rPr>
-            <w:lang w:val="en_US" w:bidi="en_US"/>
-          </w:rPr>
-          <w:rPr>
-            <w:color w:val="0000EE"/>
-            <w:u w:val="single"/>
-          </w:rPr>
-          <w:t>15:2</w:t>
-        </w:r>
-      </w:hyperlink>
+      <w:r>
+        <w:rPr>
+          <w:lang w:val="en_US" w:bidi="en_US"/>
+        </w:rPr>
+        <w:t>2 Samuel 3:3</w:t>
+      </w:r>
+      <w:r>
+        <w:rPr>
+          <w:lang w:val="en_US" w:bidi="en_US"/>
+        </w:rPr>
+        <w:t xml:space="preserve">; </w:t>
+      </w:r>
+      <w:r>
+        <w:rPr>
+          <w:lang w:val="en_US" w:bidi="en_US"/>
+        </w:rPr>
+        <w:t>2 Samuel 13:1–19:10</w:t>
+      </w:r>
+      <w:r>
+        <w:rPr>
+          <w:lang w:val="en_US" w:bidi="en_US"/>
+        </w:rPr>
+        <w:t xml:space="preserve">; </w:t>
+      </w:r>
+      <w:r>
+        <w:rPr>
+          <w:lang w:val="en_US" w:bidi="en_US"/>
+        </w:rPr>
+        <w:t>1 Kings 2:7</w:t>
+      </w:r>
+      <w:r>
+        <w:rPr>
+          <w:lang w:val="en_US" w:bidi="en_US"/>
+        </w:rPr>
+        <w:t xml:space="preserve">; </w:t>
+      </w:r>
+      <w:r>
+        <w:rPr>
+          <w:lang w:val="en_US" w:bidi="en_US"/>
+        </w:rPr>
+        <w:t>15:2</w:t>
+      </w:r>
       <w:r>
         <w:rPr>
           <w:lang w:val="en_US" w:bidi="en_US"/>
         </w:rPr>
         <w:t xml:space="preserve">, </w:t>
       </w:r>
-      <w:hyperlink r:id="rId170">
-        <w:r>
-          <w:rPr>
-            <w:lang w:val="en_US" w:bidi="en_US"/>
-          </w:rPr>
-          <w:rPr>
-            <w:color w:val="0000EE"/>
-            <w:u w:val="single"/>
-          </w:rPr>
-          <w:t>10</w:t>
-        </w:r>
-      </w:hyperlink>
-      <w:r>
-        <w:rPr>
-          <w:lang w:val="en_US" w:bidi="en_US"/>
-        </w:rPr>
-        <w:t xml:space="preserve">; </w:t>
-      </w:r>
-      <w:hyperlink r:id="rId171">
-        <w:r>
-          <w:rPr>
-            <w:lang w:val="en_US" w:bidi="en_US"/>
-          </w:rPr>
-          <w:rPr>
-            <w:color w:val="0000EE"/>
-            <w:u w:val="single"/>
-          </w:rPr>
-          <w:t>1 Chronicles 3:2</w:t>
-        </w:r>
-      </w:hyperlink>
-      <w:r>
-        <w:rPr>
-          <w:lang w:val="en_US" w:bidi="en_US"/>
-        </w:rPr>
-        <w:t xml:space="preserve">; </w:t>
-      </w:r>
-      <w:hyperlink r:id="rId172">
-        <w:r>
-          <w:rPr>
-            <w:lang w:val="en_US" w:bidi="en_US"/>
-          </w:rPr>
-          <w:rPr>
-            <w:color w:val="0000EE"/>
-            <w:u w:val="single"/>
-          </w:rPr>
-          <w:t>Psalm 3:1</w:t>
-        </w:r>
-      </w:hyperlink>
+      <w:r>
+        <w:rPr>
+          <w:lang w:val="en_US" w:bidi="en_US"/>
+        </w:rPr>
+        <w:t>10</w:t>
+      </w:r>
+      <w:r>
+        <w:rPr>
+          <w:lang w:val="en_US" w:bidi="en_US"/>
+        </w:rPr>
+        <w:t xml:space="preserve">; </w:t>
+      </w:r>
+      <w:r>
+        <w:rPr>
+          <w:lang w:val="en_US" w:bidi="en_US"/>
+        </w:rPr>
+        <w:t>1 Chronicles 3:2</w:t>
+      </w:r>
+      <w:r>
+        <w:rPr>
+          <w:lang w:val="en_US" w:bidi="en_US"/>
+        </w:rPr>
+        <w:t xml:space="preserve">; </w:t>
+      </w:r>
+      <w:r>
+        <w:rPr>
+          <w:lang w:val="en_US" w:bidi="en_US"/>
+        </w:rPr>
+        <w:t>Psalm 3:1</w:t>
+      </w:r>
       <w:r>
         <w:rPr>
           <w:lang w:val="en_US" w:bidi="en_US"/>
@@ -4179,36 +3147,24 @@
         </w:rPr>
         <w:t>Adam was the first man and the father of humanity. God created the first couple in his image to fill the earth and manage creation (</w:t>
       </w:r>
-      <w:hyperlink r:id="rId173">
-        <w:r>
-          <w:rPr>
-            <w:lang w:val="en_US" w:bidi="en_US"/>
-          </w:rPr>
-          <w:rPr>
-            <w:color w:val="0000EE"/>
-            <w:u w:val="single"/>
-          </w:rPr>
-          <w:t>Genesis 1:26–31</w:t>
-        </w:r>
-      </w:hyperlink>
+      <w:r>
+        <w:rPr>
+          <w:lang w:val="en_US" w:bidi="en_US"/>
+        </w:rPr>
+        <w:t>Genesis 1:26–31</w:t>
+      </w:r>
       <w:r>
         <w:rPr>
           <w:lang w:val="en_US" w:bidi="en_US"/>
         </w:rPr>
         <w:t>). God made Adam from the earth and gave him life (</w:t>
       </w:r>
-      <w:hyperlink r:id="rId174">
-        <w:r>
-          <w:rPr>
-            <w:lang w:val="en_US" w:bidi="en_US"/>
-          </w:rPr>
-          <w:rPr>
-            <w:color w:val="0000EE"/>
-            <w:u w:val="single"/>
-          </w:rPr>
-          <w:t>Genesis 2:7</w:t>
-        </w:r>
-      </w:hyperlink>
+      <w:r>
+        <w:rPr>
+          <w:lang w:val="en_US" w:bidi="en_US"/>
+        </w:rPr>
+        <w:t>Genesis 2:7</w:t>
+      </w:r>
       <w:r>
         <w:rPr>
           <w:lang w:val="en_US" w:bidi="en_US"/>
@@ -4233,18 +3189,12 @@
         </w:rPr>
         <w:t>Tending the garden where God placed him (</w:t>
       </w:r>
-      <w:hyperlink r:id="rId175">
-        <w:r>
-          <w:rPr>
-            <w:lang w:val="en_US" w:bidi="en_US"/>
-          </w:rPr>
-          <w:rPr>
-            <w:color w:val="0000EE"/>
-            <w:u w:val="single"/>
-          </w:rPr>
-          <w:t>Genesis 2:15</w:t>
-        </w:r>
-      </w:hyperlink>
+      <w:r>
+        <w:rPr>
+          <w:lang w:val="en_US" w:bidi="en_US"/>
+        </w:rPr>
+        <w:t>Genesis 2:15</w:t>
+      </w:r>
       <w:r>
         <w:rPr>
           <w:lang w:val="en_US" w:bidi="en_US"/>
@@ -4269,18 +3219,12 @@
         </w:rPr>
         <w:t>Naming the animals (</w:t>
       </w:r>
-      <w:hyperlink r:id="rId176">
-        <w:r>
-          <w:rPr>
-            <w:lang w:val="en_US" w:bidi="en_US"/>
-          </w:rPr>
-          <w:rPr>
-            <w:color w:val="0000EE"/>
-            <w:u w:val="single"/>
-          </w:rPr>
-          <w:t>Genesis 2:19–20</w:t>
-        </w:r>
-      </w:hyperlink>
+      <w:r>
+        <w:rPr>
+          <w:lang w:val="en_US" w:bidi="en_US"/>
+        </w:rPr>
+        <w:t>Genesis 2:19–20</w:t>
+      </w:r>
       <w:r>
         <w:rPr>
           <w:lang w:val="en_US" w:bidi="en_US"/>
@@ -4305,36 +3249,24 @@
         </w:rPr>
         <w:t>Following God's instructions (</w:t>
       </w:r>
-      <w:hyperlink r:id="rId177">
-        <w:r>
-          <w:rPr>
-            <w:lang w:val="en_US" w:bidi="en_US"/>
-          </w:rPr>
-          <w:rPr>
-            <w:color w:val="0000EE"/>
-            <w:u w:val="single"/>
-          </w:rPr>
-          <w:t>Genesis 1:28</w:t>
-        </w:r>
-      </w:hyperlink>
-      <w:r>
-        <w:rPr>
-          <w:lang w:val="en_US" w:bidi="en_US"/>
-        </w:rPr>
-        <w:t xml:space="preserve">; </w:t>
-      </w:r>
-      <w:hyperlink r:id="rId178">
-        <w:r>
-          <w:rPr>
-            <w:lang w:val="en_US" w:bidi="en_US"/>
-          </w:rPr>
-          <w:rPr>
-            <w:color w:val="0000EE"/>
-            <w:u w:val="single"/>
-          </w:rPr>
-          <w:t>2:16–17</w:t>
-        </w:r>
-      </w:hyperlink>
+      <w:r>
+        <w:rPr>
+          <w:lang w:val="en_US" w:bidi="en_US"/>
+        </w:rPr>
+        <w:t>Genesis 1:28</w:t>
+      </w:r>
+      <w:r>
+        <w:rPr>
+          <w:lang w:val="en_US" w:bidi="en_US"/>
+        </w:rPr>
+        <w:t xml:space="preserve">; </w:t>
+      </w:r>
+      <w:r>
+        <w:rPr>
+          <w:lang w:val="en_US" w:bidi="en_US"/>
+        </w:rPr>
+        <w:t>2:16–17</w:t>
+      </w:r>
       <w:r>
         <w:rPr>
           <w:lang w:val="en_US" w:bidi="en_US"/>
@@ -4355,36 +3287,24 @@
         </w:rPr>
         <w:t>God created the first woman to be Adam's companion and helper (</w:t>
       </w:r>
-      <w:hyperlink r:id="rId179">
-        <w:r>
-          <w:rPr>
-            <w:lang w:val="en_US" w:bidi="en_US"/>
-          </w:rPr>
-          <w:rPr>
-            <w:color w:val="0000EE"/>
-            <w:u w:val="single"/>
-          </w:rPr>
-          <w:t>Genesis 2:18–22</w:t>
-        </w:r>
-      </w:hyperlink>
+      <w:r>
+        <w:rPr>
+          <w:lang w:val="en_US" w:bidi="en_US"/>
+        </w:rPr>
+        <w:t>Genesis 2:18–22</w:t>
+      </w:r>
       <w:r>
         <w:rPr>
           <w:lang w:val="en_US" w:bidi="en_US"/>
         </w:rPr>
         <w:t>). Eve's creation from Adam's rib shows the unity God wanted for marriage (</w:t>
       </w:r>
-      <w:hyperlink r:id="rId180">
-        <w:r>
-          <w:rPr>
-            <w:lang w:val="en_US" w:bidi="en_US"/>
-          </w:rPr>
-          <w:rPr>
-            <w:color w:val="0000EE"/>
-            <w:u w:val="single"/>
-          </w:rPr>
-          <w:t>Genesis 2:23–25</w:t>
-        </w:r>
-      </w:hyperlink>
+      <w:r>
+        <w:rPr>
+          <w:lang w:val="en_US" w:bidi="en_US"/>
+        </w:rPr>
+        <w:t>Genesis 2:23–25</w:t>
+      </w:r>
       <w:r>
         <w:rPr>
           <w:lang w:val="en_US" w:bidi="en_US"/>
@@ -4403,18 +3323,12 @@
         </w:rPr>
         <w:t>" (</w:t>
       </w:r>
-      <w:hyperlink r:id="rId181">
-        <w:r>
-          <w:rPr>
-            <w:lang w:val="en_US" w:bidi="en_US"/>
-          </w:rPr>
-          <w:rPr>
-            <w:color w:val="0000EE"/>
-            <w:u w:val="single"/>
-          </w:rPr>
-          <w:t>Genesis 3:20</w:t>
-        </w:r>
-      </w:hyperlink>
+      <w:r>
+        <w:rPr>
+          <w:lang w:val="en_US" w:bidi="en_US"/>
+        </w:rPr>
+        <w:t>Genesis 3:20</w:t>
+      </w:r>
       <w:r>
         <w:rPr>
           <w:lang w:val="en_US" w:bidi="en_US"/>
@@ -4435,54 +3349,36 @@
         </w:rPr>
         <w:t>After the serpent tricked Eve into rejecting God's rule, Adam also rebelled (</w:t>
       </w:r>
-      <w:hyperlink r:id="rId182">
-        <w:r>
-          <w:rPr>
-            <w:lang w:val="en_US" w:bidi="en_US"/>
-          </w:rPr>
-          <w:rPr>
-            <w:color w:val="0000EE"/>
-            <w:u w:val="single"/>
-          </w:rPr>
-          <w:t>Genesis 3:1–6</w:t>
-        </w:r>
-      </w:hyperlink>
+      <w:r>
+        <w:rPr>
+          <w:lang w:val="en_US" w:bidi="en_US"/>
+        </w:rPr>
+        <w:t>Genesis 3:1–6</w:t>
+      </w:r>
       <w:r>
         <w:rPr>
           <w:lang w:val="en_US" w:bidi="en_US"/>
         </w:rPr>
         <w:t>). Their deliberate disobedience damaged their relationship (</w:t>
       </w:r>
-      <w:hyperlink r:id="rId183">
-        <w:r>
-          <w:rPr>
-            <w:lang w:val="en_US" w:bidi="en_US"/>
-          </w:rPr>
-          <w:rPr>
-            <w:color w:val="0000EE"/>
-            <w:u w:val="single"/>
-          </w:rPr>
-          <w:t>Genesis 3:7</w:t>
-        </w:r>
-      </w:hyperlink>
+      <w:r>
+        <w:rPr>
+          <w:lang w:val="en_US" w:bidi="en_US"/>
+        </w:rPr>
+        <w:t>Genesis 3:7</w:t>
+      </w:r>
       <w:r>
         <w:rPr>
           <w:lang w:val="en_US" w:bidi="en_US"/>
         </w:rPr>
         <w:t>). Their disobedience also separated them from God. God looked for Adam after his rebellion. He and Eve were hiding among the trees, already feeling the separation (</w:t>
       </w:r>
-      <w:hyperlink r:id="rId184">
-        <w:r>
-          <w:rPr>
-            <w:lang w:val="en_US" w:bidi="en_US"/>
-          </w:rPr>
-          <w:rPr>
-            <w:color w:val="0000EE"/>
-            <w:u w:val="single"/>
-          </w:rPr>
-          <w:t>Genesis 3:8</w:t>
-        </w:r>
-      </w:hyperlink>
+      <w:r>
+        <w:rPr>
+          <w:lang w:val="en_US" w:bidi="en_US"/>
+        </w:rPr>
+        <w:t>Genesis 3:8</w:t>
+      </w:r>
       <w:r>
         <w:rPr>
           <w:lang w:val="en_US" w:bidi="en_US"/>
@@ -4503,144 +3399,96 @@
         </w:rPr>
         <w:t>When God questioned him, Adam blamed Eve and indirectly blamed God (</w:t>
       </w:r>
-      <w:hyperlink r:id="rId185">
-        <w:r>
-          <w:rPr>
-            <w:lang w:val="en_US" w:bidi="en_US"/>
-          </w:rPr>
-          <w:rPr>
-            <w:color w:val="0000EE"/>
-            <w:u w:val="single"/>
-          </w:rPr>
-          <w:t>Genesis 3:12</w:t>
-        </w:r>
-      </w:hyperlink>
+      <w:r>
+        <w:rPr>
+          <w:lang w:val="en_US" w:bidi="en_US"/>
+        </w:rPr>
+        <w:t>Genesis 3:12</w:t>
+      </w:r>
       <w:r>
         <w:rPr>
           <w:lang w:val="en_US" w:bidi="en_US"/>
         </w:rPr>
         <w:t>). Their rebellion led to pain, strained relationships, difficulty in managing the earth, and both physical and spiritual death (</w:t>
       </w:r>
-      <w:hyperlink r:id="rId186">
-        <w:r>
-          <w:rPr>
-            <w:lang w:val="en_US" w:bidi="en_US"/>
-          </w:rPr>
-          <w:rPr>
-            <w:color w:val="0000EE"/>
-            <w:u w:val="single"/>
-          </w:rPr>
-          <w:t>Genesis 3:16–19</w:t>
-        </w:r>
-      </w:hyperlink>
+      <w:r>
+        <w:rPr>
+          <w:lang w:val="en_US" w:bidi="en_US"/>
+        </w:rPr>
+        <w:t>Genesis 3:16–19</w:t>
+      </w:r>
       <w:r>
         <w:rPr>
           <w:lang w:val="en_US" w:bidi="en_US"/>
         </w:rPr>
         <w:t xml:space="preserve">, </w:t>
       </w:r>
-      <w:hyperlink r:id="rId187">
-        <w:r>
-          <w:rPr>
-            <w:lang w:val="en_US" w:bidi="en_US"/>
-          </w:rPr>
-          <w:rPr>
-            <w:color w:val="0000EE"/>
-            <w:u w:val="single"/>
-          </w:rPr>
-          <w:t>22–24</w:t>
-        </w:r>
-      </w:hyperlink>
+      <w:r>
+        <w:rPr>
+          <w:lang w:val="en_US" w:bidi="en_US"/>
+        </w:rPr>
+        <w:t>22–24</w:t>
+      </w:r>
       <w:r>
         <w:rPr>
           <w:lang w:val="en_US" w:bidi="en_US"/>
         </w:rPr>
         <w:t>). Despite this, God provided animal skins to cover Adam and Eve (</w:t>
       </w:r>
-      <w:hyperlink r:id="rId188">
-        <w:r>
-          <w:rPr>
-            <w:lang w:val="en_US" w:bidi="en_US"/>
-          </w:rPr>
-          <w:rPr>
-            <w:color w:val="0000EE"/>
-            <w:u w:val="single"/>
-          </w:rPr>
-          <w:t>Genesis 3:21</w:t>
-        </w:r>
-      </w:hyperlink>
+      <w:r>
+        <w:rPr>
+          <w:lang w:val="en_US" w:bidi="en_US"/>
+        </w:rPr>
+        <w:t>Genesis 3:21</w:t>
+      </w:r>
       <w:r>
         <w:rPr>
           <w:lang w:val="en_US" w:bidi="en_US"/>
         </w:rPr>
         <w:t>). God promised that Eve's descendants would defeat Satan (</w:t>
       </w:r>
-      <w:hyperlink r:id="rId189">
-        <w:r>
-          <w:rPr>
-            <w:lang w:val="en_US" w:bidi="en_US"/>
-          </w:rPr>
-          <w:rPr>
-            <w:color w:val="0000EE"/>
-            <w:u w:val="single"/>
-          </w:rPr>
-          <w:t>Genesis 3:15</w:t>
-        </w:r>
-      </w:hyperlink>
+      <w:r>
+        <w:rPr>
+          <w:lang w:val="en_US" w:bidi="en_US"/>
+        </w:rPr>
+        <w:t>Genesis 3:15</w:t>
+      </w:r>
       <w:r>
         <w:rPr>
           <w:lang w:val="en_US" w:bidi="en_US"/>
         </w:rPr>
         <w:t xml:space="preserve">; see </w:t>
       </w:r>
-      <w:hyperlink r:id="rId190">
-        <w:r>
-          <w:rPr>
-            <w:lang w:val="en_US" w:bidi="en_US"/>
-          </w:rPr>
-          <w:rPr>
-            <w:color w:val="0000EE"/>
-            <w:u w:val="single"/>
-          </w:rPr>
-          <w:t>Romans 16:20</w:t>
-        </w:r>
-      </w:hyperlink>
-      <w:r>
-        <w:rPr>
-          <w:lang w:val="en_US" w:bidi="en_US"/>
-        </w:rPr>
-        <w:t xml:space="preserve">; </w:t>
-      </w:r>
-      <w:hyperlink r:id="rId191">
-        <w:r>
-          <w:rPr>
-            <w:lang w:val="en_US" w:bidi="en_US"/>
-          </w:rPr>
-          <w:rPr>
-            <w:color w:val="0000EE"/>
-            <w:u w:val="single"/>
-          </w:rPr>
-          <w:t>Revelation 12:1–9</w:t>
-        </w:r>
-      </w:hyperlink>
-      <w:r>
-        <w:rPr>
-          <w:lang w:val="en_US" w:bidi="en_US"/>
-        </w:rPr>
-        <w:t xml:space="preserve">; </w:t>
-      </w:r>
-      <w:hyperlink r:id="rId192">
-        <w:r>
-          <w:rPr>
-            <w:lang w:val="en_US" w:bidi="en_US"/>
-          </w:rPr>
-          <w:rPr>
-            <w:color w:val="0000EE"/>
-            <w:u w:val="single"/>
-          </w:rPr>
-          <w:t>20:1–10</w:t>
-        </w:r>
-      </w:hyperlink>
+      <w:r>
+        <w:rPr>
+          <w:lang w:val="en_US" w:bidi="en_US"/>
+        </w:rPr>
+        <w:t>Romans 16:20</w:t>
+      </w:r>
+      <w:r>
+        <w:rPr>
+          <w:lang w:val="en_US" w:bidi="en_US"/>
+        </w:rPr>
+        <w:t xml:space="preserve">; </w:t>
+      </w:r>
+      <w:r>
+        <w:rPr>
+          <w:lang w:val="en_US" w:bidi="en_US"/>
+        </w:rPr>
+        <w:t>Revelation 12:1–9</w:t>
+      </w:r>
+      <w:r>
+        <w:rPr>
+          <w:lang w:val="en_US" w:bidi="en_US"/>
+        </w:rPr>
+        <w:t xml:space="preserve">; </w:t>
+      </w:r>
+      <w:r>
+        <w:rPr>
+          <w:lang w:val="en_US" w:bidi="en_US"/>
+        </w:rPr>
+        <w:t>20:1–10</w:t>
+      </w:r>
       <w:r>
         <w:rPr>
           <w:lang w:val="en_US" w:bidi="en_US"/>
@@ -4661,216 +3509,144 @@
         </w:rPr>
         <w:t>Adam was a historical person (</w:t>
       </w:r>
-      <w:hyperlink r:id="rId193">
-        <w:r>
-          <w:rPr>
-            <w:lang w:val="en_US" w:bidi="en_US"/>
-          </w:rPr>
-          <w:rPr>
-            <w:color w:val="0000EE"/>
-            <w:u w:val="single"/>
-          </w:rPr>
-          <w:t>Genesis 4:25</w:t>
-        </w:r>
-      </w:hyperlink>
-      <w:r>
-        <w:rPr>
-          <w:lang w:val="en_US" w:bidi="en_US"/>
-        </w:rPr>
-        <w:t xml:space="preserve">; </w:t>
-      </w:r>
-      <w:hyperlink r:id="rId194">
-        <w:r>
-          <w:rPr>
-            <w:lang w:val="en_US" w:bidi="en_US"/>
-          </w:rPr>
-          <w:rPr>
-            <w:color w:val="0000EE"/>
-            <w:u w:val="single"/>
-          </w:rPr>
-          <w:t>5:1–5</w:t>
-        </w:r>
-      </w:hyperlink>
-      <w:r>
-        <w:rPr>
-          <w:lang w:val="en_US" w:bidi="en_US"/>
-        </w:rPr>
-        <w:t xml:space="preserve">; </w:t>
-      </w:r>
-      <w:hyperlink r:id="rId195">
-        <w:r>
-          <w:rPr>
-            <w:lang w:val="en_US" w:bidi="en_US"/>
-          </w:rPr>
-          <w:rPr>
-            <w:color w:val="0000EE"/>
-            <w:u w:val="single"/>
-          </w:rPr>
-          <w:t>1 Chronicles 1:1</w:t>
-        </w:r>
-      </w:hyperlink>
-      <w:r>
-        <w:rPr>
-          <w:lang w:val="en_US" w:bidi="en_US"/>
-        </w:rPr>
-        <w:t xml:space="preserve">; </w:t>
-      </w:r>
-      <w:hyperlink r:id="rId196">
-        <w:r>
-          <w:rPr>
-            <w:lang w:val="en_US" w:bidi="en_US"/>
-          </w:rPr>
-          <w:rPr>
-            <w:color w:val="0000EE"/>
-            <w:u w:val="single"/>
-          </w:rPr>
-          <w:t>Hosea 6:7</w:t>
-        </w:r>
-      </w:hyperlink>
-      <w:r>
-        <w:rPr>
-          <w:lang w:val="en_US" w:bidi="en_US"/>
-        </w:rPr>
-        <w:t xml:space="preserve">; </w:t>
-      </w:r>
-      <w:hyperlink r:id="rId197">
-        <w:r>
-          <w:rPr>
-            <w:lang w:val="en_US" w:bidi="en_US"/>
-          </w:rPr>
-          <w:rPr>
-            <w:color w:val="0000EE"/>
-            <w:u w:val="single"/>
-          </w:rPr>
-          <w:t>Luke 3:38</w:t>
-        </w:r>
-      </w:hyperlink>
-      <w:r>
-        <w:rPr>
-          <w:lang w:val="en_US" w:bidi="en_US"/>
-        </w:rPr>
-        <w:t xml:space="preserve">; </w:t>
-      </w:r>
-      <w:hyperlink r:id="rId198">
-        <w:r>
-          <w:rPr>
-            <w:lang w:val="en_US" w:bidi="en_US"/>
-          </w:rPr>
-          <w:rPr>
-            <w:color w:val="0000EE"/>
-            <w:u w:val="single"/>
-          </w:rPr>
-          <w:t>Romans 5:14</w:t>
-        </w:r>
-      </w:hyperlink>
-      <w:r>
-        <w:rPr>
-          <w:lang w:val="en_US" w:bidi="en_US"/>
-        </w:rPr>
-        <w:t xml:space="preserve">; </w:t>
-      </w:r>
-      <w:hyperlink r:id="rId199">
-        <w:r>
-          <w:rPr>
-            <w:lang w:val="en_US" w:bidi="en_US"/>
-          </w:rPr>
-          <w:rPr>
-            <w:color w:val="0000EE"/>
-            <w:u w:val="single"/>
-          </w:rPr>
-          <w:t>1 Corinthians 15:22</w:t>
-        </w:r>
-      </w:hyperlink>
+      <w:r>
+        <w:rPr>
+          <w:lang w:val="en_US" w:bidi="en_US"/>
+        </w:rPr>
+        <w:t>Genesis 4:25</w:t>
+      </w:r>
+      <w:r>
+        <w:rPr>
+          <w:lang w:val="en_US" w:bidi="en_US"/>
+        </w:rPr>
+        <w:t xml:space="preserve">; </w:t>
+      </w:r>
+      <w:r>
+        <w:rPr>
+          <w:lang w:val="en_US" w:bidi="en_US"/>
+        </w:rPr>
+        <w:t>5:1–5</w:t>
+      </w:r>
+      <w:r>
+        <w:rPr>
+          <w:lang w:val="en_US" w:bidi="en_US"/>
+        </w:rPr>
+        <w:t xml:space="preserve">; </w:t>
+      </w:r>
+      <w:r>
+        <w:rPr>
+          <w:lang w:val="en_US" w:bidi="en_US"/>
+        </w:rPr>
+        <w:t>1 Chronicles 1:1</w:t>
+      </w:r>
+      <w:r>
+        <w:rPr>
+          <w:lang w:val="en_US" w:bidi="en_US"/>
+        </w:rPr>
+        <w:t xml:space="preserve">; </w:t>
+      </w:r>
+      <w:r>
+        <w:rPr>
+          <w:lang w:val="en_US" w:bidi="en_US"/>
+        </w:rPr>
+        <w:t>Hosea 6:7</w:t>
+      </w:r>
+      <w:r>
+        <w:rPr>
+          <w:lang w:val="en_US" w:bidi="en_US"/>
+        </w:rPr>
+        <w:t xml:space="preserve">; </w:t>
+      </w:r>
+      <w:r>
+        <w:rPr>
+          <w:lang w:val="en_US" w:bidi="en_US"/>
+        </w:rPr>
+        <w:t>Luke 3:38</w:t>
+      </w:r>
+      <w:r>
+        <w:rPr>
+          <w:lang w:val="en_US" w:bidi="en_US"/>
+        </w:rPr>
+        <w:t xml:space="preserve">; </w:t>
+      </w:r>
+      <w:r>
+        <w:rPr>
+          <w:lang w:val="en_US" w:bidi="en_US"/>
+        </w:rPr>
+        <w:t>Romans 5:14</w:t>
+      </w:r>
+      <w:r>
+        <w:rPr>
+          <w:lang w:val="en_US" w:bidi="en_US"/>
+        </w:rPr>
+        <w:t xml:space="preserve">; </w:t>
+      </w:r>
+      <w:r>
+        <w:rPr>
+          <w:lang w:val="en_US" w:bidi="en_US"/>
+        </w:rPr>
+        <w:t>1 Corinthians 15:22</w:t>
+      </w:r>
       <w:r>
         <w:rPr>
           <w:lang w:val="en_US" w:bidi="en_US"/>
         </w:rPr>
         <w:t xml:space="preserve">, </w:t>
       </w:r>
-      <w:hyperlink r:id="rId200">
-        <w:r>
-          <w:rPr>
-            <w:lang w:val="en_US" w:bidi="en_US"/>
-          </w:rPr>
-          <w:rPr>
-            <w:color w:val="0000EE"/>
-            <w:u w:val="single"/>
-          </w:rPr>
-          <w:t>45</w:t>
-        </w:r>
-      </w:hyperlink>
-      <w:r>
-        <w:rPr>
-          <w:lang w:val="en_US" w:bidi="en_US"/>
-        </w:rPr>
-        <w:t xml:space="preserve">; </w:t>
-      </w:r>
-      <w:hyperlink r:id="rId201">
-        <w:r>
-          <w:rPr>
-            <w:lang w:val="en_US" w:bidi="en_US"/>
-          </w:rPr>
-          <w:rPr>
-            <w:color w:val="0000EE"/>
-            <w:u w:val="single"/>
-          </w:rPr>
-          <w:t>1 Timothy 2:13–14</w:t>
-        </w:r>
-      </w:hyperlink>
-      <w:r>
-        <w:rPr>
-          <w:lang w:val="en_US" w:bidi="en_US"/>
-        </w:rPr>
-        <w:t xml:space="preserve">; </w:t>
-      </w:r>
-      <w:hyperlink r:id="rId202">
-        <w:r>
-          <w:rPr>
-            <w:lang w:val="en_US" w:bidi="en_US"/>
-          </w:rPr>
-          <w:rPr>
-            <w:color w:val="0000EE"/>
-            <w:u w:val="single"/>
-          </w:rPr>
-          <w:t>Jude 1:14</w:t>
-        </w:r>
-      </w:hyperlink>
+      <w:r>
+        <w:rPr>
+          <w:lang w:val="en_US" w:bidi="en_US"/>
+        </w:rPr>
+        <w:t>45</w:t>
+      </w:r>
+      <w:r>
+        <w:rPr>
+          <w:lang w:val="en_US" w:bidi="en_US"/>
+        </w:rPr>
+        <w:t xml:space="preserve">; </w:t>
+      </w:r>
+      <w:r>
+        <w:rPr>
+          <w:lang w:val="en_US" w:bidi="en_US"/>
+        </w:rPr>
+        <w:t>1 Timothy 2:13–14</w:t>
+      </w:r>
+      <w:r>
+        <w:rPr>
+          <w:lang w:val="en_US" w:bidi="en_US"/>
+        </w:rPr>
+        <w:t xml:space="preserve">; </w:t>
+      </w:r>
+      <w:r>
+        <w:rPr>
+          <w:lang w:val="en_US" w:bidi="en_US"/>
+        </w:rPr>
+        <w:t>Jude 1:14</w:t>
+      </w:r>
       <w:r>
         <w:rPr>
           <w:lang w:val="en_US" w:bidi="en_US"/>
         </w:rPr>
         <w:t xml:space="preserve">). Adam also symbolizes all of humanity. God's commands in </w:t>
       </w:r>
-      <w:hyperlink r:id="rId203">
-        <w:r>
-          <w:rPr>
-            <w:lang w:val="en_US" w:bidi="en_US"/>
-          </w:rPr>
-          <w:rPr>
-            <w:color w:val="0000EE"/>
-            <w:u w:val="single"/>
-          </w:rPr>
-          <w:t>Genesis 1:26–30</w:t>
-        </w:r>
-      </w:hyperlink>
+      <w:r>
+        <w:rPr>
+          <w:lang w:val="en_US" w:bidi="en_US"/>
+        </w:rPr>
+        <w:t>Genesis 1:26–30</w:t>
+      </w:r>
       <w:r>
         <w:rPr>
           <w:lang w:val="en_US" w:bidi="en_US"/>
         </w:rPr>
         <w:t xml:space="preserve"> and curses in </w:t>
       </w:r>
-      <w:hyperlink r:id="rId186">
-        <w:r>
-          <w:rPr>
-            <w:lang w:val="en_US" w:bidi="en_US"/>
-          </w:rPr>
-          <w:rPr>
-            <w:color w:val="0000EE"/>
-            <w:u w:val="single"/>
-          </w:rPr>
-          <w:t>3:16–19</w:t>
-        </w:r>
-      </w:hyperlink>
+      <w:r>
+        <w:rPr>
+          <w:lang w:val="en_US" w:bidi="en_US"/>
+        </w:rPr>
+        <w:t>3:16–19</w:t>
+      </w:r>
       <w:r>
         <w:rPr>
           <w:lang w:val="en_US" w:bidi="en_US"/>
@@ -4891,216 +3667,144 @@
         </w:rPr>
         <w:t>The apostle Paul compared people represented by Adam, the first man, with those who follow Jesus Christ, the "last Adam" (</w:t>
       </w:r>
-      <w:hyperlink r:id="rId204">
-        <w:r>
-          <w:rPr>
-            <w:lang w:val="en_US" w:bidi="en_US"/>
-          </w:rPr>
-          <w:rPr>
-            <w:color w:val="0000EE"/>
-            <w:u w:val="single"/>
-          </w:rPr>
-          <w:t>Romans 5:12–21</w:t>
-        </w:r>
-      </w:hyperlink>
-      <w:r>
-        <w:rPr>
-          <w:lang w:val="en_US" w:bidi="en_US"/>
-        </w:rPr>
-        <w:t xml:space="preserve">; </w:t>
-      </w:r>
-      <w:hyperlink r:id="rId205">
-        <w:r>
-          <w:rPr>
-            <w:lang w:val="en_US" w:bidi="en_US"/>
-          </w:rPr>
-          <w:rPr>
-            <w:color w:val="0000EE"/>
-            <w:u w:val="single"/>
-          </w:rPr>
-          <w:t>1 Corinthians 15:45–50</w:t>
-        </w:r>
-      </w:hyperlink>
+      <w:r>
+        <w:rPr>
+          <w:lang w:val="en_US" w:bidi="en_US"/>
+        </w:rPr>
+        <w:t>Romans 5:12–21</w:t>
+      </w:r>
+      <w:r>
+        <w:rPr>
+          <w:lang w:val="en_US" w:bidi="en_US"/>
+        </w:rPr>
+        <w:t xml:space="preserve">; </w:t>
+      </w:r>
+      <w:r>
+        <w:rPr>
+          <w:lang w:val="en_US" w:bidi="en_US"/>
+        </w:rPr>
+        <w:t>1 Corinthians 15:45–50</w:t>
+      </w:r>
       <w:r>
         <w:rPr>
           <w:lang w:val="en_US" w:bidi="en_US"/>
         </w:rPr>
         <w:t xml:space="preserve">; see also </w:t>
       </w:r>
-      <w:hyperlink r:id="rId206">
-        <w:r>
-          <w:rPr>
-            <w:lang w:val="en_US" w:bidi="en_US"/>
-          </w:rPr>
-          <w:rPr>
-            <w:color w:val="0000EE"/>
-            <w:u w:val="single"/>
-          </w:rPr>
-          <w:t>Romans 8:5–11</w:t>
-        </w:r>
-      </w:hyperlink>
+      <w:r>
+        <w:rPr>
+          <w:lang w:val="en_US" w:bidi="en_US"/>
+        </w:rPr>
+        <w:t>Romans 8:5–11</w:t>
+      </w:r>
       <w:r>
         <w:rPr>
           <w:lang w:val="en_US" w:bidi="en_US"/>
         </w:rPr>
         <w:t xml:space="preserve">, </w:t>
       </w:r>
-      <w:hyperlink r:id="rId207">
-        <w:r>
-          <w:rPr>
-            <w:lang w:val="en_US" w:bidi="en_US"/>
-          </w:rPr>
-          <w:rPr>
-            <w:color w:val="0000EE"/>
-            <w:u w:val="single"/>
-          </w:rPr>
-          <w:t>20–22</w:t>
-        </w:r>
-      </w:hyperlink>
+      <w:r>
+        <w:rPr>
+          <w:lang w:val="en_US" w:bidi="en_US"/>
+        </w:rPr>
+        <w:t>20–22</w:t>
+      </w:r>
       <w:r>
         <w:rPr>
           <w:lang w:val="en_US" w:bidi="en_US"/>
         </w:rPr>
         <w:t xml:space="preserve">). People represented by Adam live like him. They share in his sin, separation from God and creation, and spiritual death. In contrast, those who follow Jesus live by faith in him. They are remade in Christ’s image and become "new people" who share in a new creation (see </w:t>
       </w:r>
-      <w:hyperlink r:id="rId208">
-        <w:r>
-          <w:rPr>
-            <w:lang w:val="en_US" w:bidi="en_US"/>
-          </w:rPr>
-          <w:rPr>
-            <w:color w:val="0000EE"/>
-            <w:u w:val="single"/>
-          </w:rPr>
-          <w:t>Romans 8:29</w:t>
-        </w:r>
-      </w:hyperlink>
-      <w:r>
-        <w:rPr>
-          <w:lang w:val="en_US" w:bidi="en_US"/>
-        </w:rPr>
-        <w:t xml:space="preserve">; </w:t>
-      </w:r>
-      <w:hyperlink r:id="rId209">
-        <w:r>
-          <w:rPr>
-            <w:lang w:val="en_US" w:bidi="en_US"/>
-          </w:rPr>
-          <w:rPr>
-            <w:color w:val="0000EE"/>
-            <w:u w:val="single"/>
-          </w:rPr>
-          <w:t>1 Corinthians 15:49</w:t>
-        </w:r>
-      </w:hyperlink>
-      <w:r>
-        <w:rPr>
-          <w:lang w:val="en_US" w:bidi="en_US"/>
-        </w:rPr>
-        <w:t xml:space="preserve">; </w:t>
-      </w:r>
-      <w:hyperlink r:id="rId210">
-        <w:r>
-          <w:rPr>
-            <w:lang w:val="en_US" w:bidi="en_US"/>
-          </w:rPr>
-          <w:rPr>
-            <w:color w:val="0000EE"/>
-            <w:u w:val="single"/>
-          </w:rPr>
-          <w:t>2 Corinthians 5:17</w:t>
-        </w:r>
-      </w:hyperlink>
-      <w:r>
-        <w:rPr>
-          <w:lang w:val="en_US" w:bidi="en_US"/>
-        </w:rPr>
-        <w:t xml:space="preserve">; </w:t>
-      </w:r>
-      <w:hyperlink r:id="rId211">
-        <w:r>
-          <w:rPr>
-            <w:lang w:val="en_US" w:bidi="en_US"/>
-          </w:rPr>
-          <w:rPr>
-            <w:color w:val="0000EE"/>
-            <w:u w:val="single"/>
-          </w:rPr>
-          <w:t>Galatians 6:15</w:t>
-        </w:r>
-      </w:hyperlink>
+      <w:r>
+        <w:rPr>
+          <w:lang w:val="en_US" w:bidi="en_US"/>
+        </w:rPr>
+        <w:t>Romans 8:29</w:t>
+      </w:r>
+      <w:r>
+        <w:rPr>
+          <w:lang w:val="en_US" w:bidi="en_US"/>
+        </w:rPr>
+        <w:t xml:space="preserve">; </w:t>
+      </w:r>
+      <w:r>
+        <w:rPr>
+          <w:lang w:val="en_US" w:bidi="en_US"/>
+        </w:rPr>
+        <w:t>1 Corinthians 15:49</w:t>
+      </w:r>
+      <w:r>
+        <w:rPr>
+          <w:lang w:val="en_US" w:bidi="en_US"/>
+        </w:rPr>
+        <w:t xml:space="preserve">; </w:t>
+      </w:r>
+      <w:r>
+        <w:rPr>
+          <w:lang w:val="en_US" w:bidi="en_US"/>
+        </w:rPr>
+        <w:t>2 Corinthians 5:17</w:t>
+      </w:r>
+      <w:r>
+        <w:rPr>
+          <w:lang w:val="en_US" w:bidi="en_US"/>
+        </w:rPr>
+        <w:t xml:space="preserve">; </w:t>
+      </w:r>
+      <w:r>
+        <w:rPr>
+          <w:lang w:val="en_US" w:bidi="en_US"/>
+        </w:rPr>
+        <w:t>Galatians 6:15</w:t>
+      </w:r>
       <w:r>
         <w:rPr>
           <w:lang w:val="en_US" w:bidi="en_US"/>
         </w:rPr>
         <w:t>). Jesus removes the barriers that Adam and Eve created (</w:t>
       </w:r>
-      <w:hyperlink r:id="rId212">
-        <w:r>
-          <w:rPr>
-            <w:lang w:val="en_US" w:bidi="en_US"/>
-          </w:rPr>
-          <w:rPr>
-            <w:color w:val="0000EE"/>
-            <w:u w:val="single"/>
-          </w:rPr>
-          <w:t>Romans 5:1</w:t>
-        </w:r>
-      </w:hyperlink>
-      <w:r>
-        <w:rPr>
-          <w:lang w:val="en_US" w:bidi="en_US"/>
-        </w:rPr>
-        <w:t xml:space="preserve">; </w:t>
-      </w:r>
-      <w:hyperlink r:id="rId213">
-        <w:r>
-          <w:rPr>
-            <w:lang w:val="en_US" w:bidi="en_US"/>
-          </w:rPr>
-          <w:rPr>
-            <w:color w:val="0000EE"/>
-            <w:u w:val="single"/>
-          </w:rPr>
-          <w:t>2 Corinthians 5:19</w:t>
-        </w:r>
-      </w:hyperlink>
-      <w:r>
-        <w:rPr>
-          <w:lang w:val="en_US" w:bidi="en_US"/>
-        </w:rPr>
-        <w:t xml:space="preserve">; </w:t>
-      </w:r>
-      <w:hyperlink r:id="rId214">
-        <w:r>
-          <w:rPr>
-            <w:lang w:val="en_US" w:bidi="en_US"/>
-          </w:rPr>
-          <w:rPr>
-            <w:color w:val="0000EE"/>
-            <w:u w:val="single"/>
-          </w:rPr>
-          <w:t>Galatians 3:27–28</w:t>
-        </w:r>
-      </w:hyperlink>
-      <w:r>
-        <w:rPr>
-          <w:lang w:val="en_US" w:bidi="en_US"/>
-        </w:rPr>
-        <w:t xml:space="preserve">; </w:t>
-      </w:r>
-      <w:hyperlink r:id="rId215">
-        <w:r>
-          <w:rPr>
-            <w:lang w:val="en_US" w:bidi="en_US"/>
-          </w:rPr>
-          <w:rPr>
-            <w:color w:val="0000EE"/>
-            <w:u w:val="single"/>
-          </w:rPr>
-          <w:t>Ephesians 2:14–16</w:t>
-        </w:r>
-      </w:hyperlink>
+      <w:r>
+        <w:rPr>
+          <w:lang w:val="en_US" w:bidi="en_US"/>
+        </w:rPr>
+        <w:t>Romans 5:1</w:t>
+      </w:r>
+      <w:r>
+        <w:rPr>
+          <w:lang w:val="en_US" w:bidi="en_US"/>
+        </w:rPr>
+        <w:t xml:space="preserve">; </w:t>
+      </w:r>
+      <w:r>
+        <w:rPr>
+          <w:lang w:val="en_US" w:bidi="en_US"/>
+        </w:rPr>
+        <w:t>2 Corinthians 5:19</w:t>
+      </w:r>
+      <w:r>
+        <w:rPr>
+          <w:lang w:val="en_US" w:bidi="en_US"/>
+        </w:rPr>
+        <w:t xml:space="preserve">; </w:t>
+      </w:r>
+      <w:r>
+        <w:rPr>
+          <w:lang w:val="en_US" w:bidi="en_US"/>
+        </w:rPr>
+        <w:t>Galatians 3:27–28</w:t>
+      </w:r>
+      <w:r>
+        <w:rPr>
+          <w:lang w:val="en_US" w:bidi="en_US"/>
+        </w:rPr>
+        <w:t xml:space="preserve">; </w:t>
+      </w:r>
+      <w:r>
+        <w:rPr>
+          <w:lang w:val="en_US" w:bidi="en_US"/>
+        </w:rPr>
+        <w:t>Ephesians 2:14–16</w:t>
+      </w:r>
       <w:r>
         <w:rPr>
           <w:lang w:val="en_US" w:bidi="en_US"/>
@@ -5130,162 +3834,108 @@
           <w:lang w:val="en_US" w:bidi="en_US"/>
         </w:rPr>
       </w:r>
-      <w:hyperlink r:id="rId173">
-        <w:r>
-          <w:rPr>
-            <w:lang w:val="en_US" w:bidi="en_US"/>
-          </w:rPr>
-          <w:rPr>
-            <w:color w:val="0000EE"/>
-            <w:u w:val="single"/>
-          </w:rPr>
-          <w:t>Genesis 1:26–31</w:t>
-        </w:r>
-      </w:hyperlink>
-      <w:r>
-        <w:rPr>
-          <w:lang w:val="en_US" w:bidi="en_US"/>
-        </w:rPr>
-        <w:t xml:space="preserve">; </w:t>
-      </w:r>
-      <w:hyperlink r:id="rId216">
-        <w:r>
-          <w:rPr>
-            <w:lang w:val="en_US" w:bidi="en_US"/>
-          </w:rPr>
-          <w:rPr>
-            <w:color w:val="0000EE"/>
-            <w:u w:val="single"/>
-          </w:rPr>
-          <w:t>2:4–3:24</w:t>
-        </w:r>
-      </w:hyperlink>
-      <w:r>
-        <w:rPr>
-          <w:lang w:val="en_US" w:bidi="en_US"/>
-        </w:rPr>
-        <w:t xml:space="preserve">; </w:t>
-      </w:r>
-      <w:hyperlink r:id="rId217">
-        <w:r>
-          <w:rPr>
-            <w:lang w:val="en_US" w:bidi="en_US"/>
-          </w:rPr>
-          <w:rPr>
-            <w:color w:val="0000EE"/>
-            <w:u w:val="single"/>
-          </w:rPr>
-          <w:t>4:25–5:5</w:t>
-        </w:r>
-      </w:hyperlink>
-      <w:r>
-        <w:rPr>
-          <w:lang w:val="en_US" w:bidi="en_US"/>
-        </w:rPr>
-        <w:t xml:space="preserve">; </w:t>
-      </w:r>
-      <w:hyperlink r:id="rId218">
-        <w:r>
-          <w:rPr>
-            <w:lang w:val="en_US" w:bidi="en_US"/>
-          </w:rPr>
-          <w:rPr>
-            <w:color w:val="0000EE"/>
-            <w:u w:val="single"/>
-          </w:rPr>
-          <w:t>Hosea 6:6–7</w:t>
-        </w:r>
-      </w:hyperlink>
-      <w:r>
-        <w:rPr>
-          <w:lang w:val="en_US" w:bidi="en_US"/>
-        </w:rPr>
-        <w:t xml:space="preserve">; </w:t>
-      </w:r>
-      <w:hyperlink r:id="rId197">
-        <w:r>
-          <w:rPr>
-            <w:lang w:val="en_US" w:bidi="en_US"/>
-          </w:rPr>
-          <w:rPr>
-            <w:color w:val="0000EE"/>
-            <w:u w:val="single"/>
-          </w:rPr>
-          <w:t>Luke 3:38</w:t>
-        </w:r>
-      </w:hyperlink>
-      <w:r>
-        <w:rPr>
-          <w:lang w:val="en_US" w:bidi="en_US"/>
-        </w:rPr>
-        <w:t xml:space="preserve">; </w:t>
-      </w:r>
-      <w:hyperlink r:id="rId204">
-        <w:r>
-          <w:rPr>
-            <w:lang w:val="en_US" w:bidi="en_US"/>
-          </w:rPr>
-          <w:rPr>
-            <w:color w:val="0000EE"/>
-            <w:u w:val="single"/>
-          </w:rPr>
-          <w:t>Romans 5:12–21</w:t>
-        </w:r>
-      </w:hyperlink>
-      <w:r>
-        <w:rPr>
-          <w:lang w:val="en_US" w:bidi="en_US"/>
-        </w:rPr>
-        <w:t xml:space="preserve">; </w:t>
-      </w:r>
-      <w:hyperlink r:id="rId199">
-        <w:r>
-          <w:rPr>
-            <w:lang w:val="en_US" w:bidi="en_US"/>
-          </w:rPr>
-          <w:rPr>
-            <w:color w:val="0000EE"/>
-            <w:u w:val="single"/>
-          </w:rPr>
-          <w:t>1 Corinthians 15:22</w:t>
-        </w:r>
-      </w:hyperlink>
+      <w:r>
+        <w:rPr>
+          <w:lang w:val="en_US" w:bidi="en_US"/>
+        </w:rPr>
+        <w:t>Genesis 1:26–31</w:t>
+      </w:r>
+      <w:r>
+        <w:rPr>
+          <w:lang w:val="en_US" w:bidi="en_US"/>
+        </w:rPr>
+        <w:t xml:space="preserve">; </w:t>
+      </w:r>
+      <w:r>
+        <w:rPr>
+          <w:lang w:val="en_US" w:bidi="en_US"/>
+        </w:rPr>
+        <w:t>2:4–3:24</w:t>
+      </w:r>
+      <w:r>
+        <w:rPr>
+          <w:lang w:val="en_US" w:bidi="en_US"/>
+        </w:rPr>
+        <w:t xml:space="preserve">; </w:t>
+      </w:r>
+      <w:r>
+        <w:rPr>
+          <w:lang w:val="en_US" w:bidi="en_US"/>
+        </w:rPr>
+        <w:t>4:25–5:5</w:t>
+      </w:r>
+      <w:r>
+        <w:rPr>
+          <w:lang w:val="en_US" w:bidi="en_US"/>
+        </w:rPr>
+        <w:t xml:space="preserve">; </w:t>
+      </w:r>
+      <w:r>
+        <w:rPr>
+          <w:lang w:val="en_US" w:bidi="en_US"/>
+        </w:rPr>
+        <w:t>Hosea 6:6–7</w:t>
+      </w:r>
+      <w:r>
+        <w:rPr>
+          <w:lang w:val="en_US" w:bidi="en_US"/>
+        </w:rPr>
+        <w:t xml:space="preserve">; </w:t>
+      </w:r>
+      <w:r>
+        <w:rPr>
+          <w:lang w:val="en_US" w:bidi="en_US"/>
+        </w:rPr>
+        <w:t>Luke 3:38</w:t>
+      </w:r>
+      <w:r>
+        <w:rPr>
+          <w:lang w:val="en_US" w:bidi="en_US"/>
+        </w:rPr>
+        <w:t xml:space="preserve">; </w:t>
+      </w:r>
+      <w:r>
+        <w:rPr>
+          <w:lang w:val="en_US" w:bidi="en_US"/>
+        </w:rPr>
+        <w:t>Romans 5:12–21</w:t>
+      </w:r>
+      <w:r>
+        <w:rPr>
+          <w:lang w:val="en_US" w:bidi="en_US"/>
+        </w:rPr>
+        <w:t xml:space="preserve">; </w:t>
+      </w:r>
+      <w:r>
+        <w:rPr>
+          <w:lang w:val="en_US" w:bidi="en_US"/>
+        </w:rPr>
+        <w:t>1 Corinthians 15:22</w:t>
+      </w:r>
       <w:r>
         <w:rPr>
           <w:lang w:val="en_US" w:bidi="en_US"/>
         </w:rPr>
         <w:t xml:space="preserve">, </w:t>
       </w:r>
-      <w:hyperlink r:id="rId219">
-        <w:r>
-          <w:rPr>
-            <w:lang w:val="en_US" w:bidi="en_US"/>
-          </w:rPr>
-          <w:rPr>
-            <w:color w:val="0000EE"/>
-            <w:u w:val="single"/>
-          </w:rPr>
-          <w:t>45–49</w:t>
-        </w:r>
-      </w:hyperlink>
-      <w:r>
-        <w:rPr>
-          <w:lang w:val="en_US" w:bidi="en_US"/>
-        </w:rPr>
-        <w:t xml:space="preserve">; </w:t>
-      </w:r>
-      <w:hyperlink r:id="rId201">
-        <w:r>
-          <w:rPr>
-            <w:lang w:val="en_US" w:bidi="en_US"/>
-          </w:rPr>
-          <w:rPr>
-            <w:color w:val="0000EE"/>
-            <w:u w:val="single"/>
-          </w:rPr>
-          <w:t>1 Timothy 2:13–14</w:t>
-        </w:r>
-      </w:hyperlink>
+      <w:r>
+        <w:rPr>
+          <w:lang w:val="en_US" w:bidi="en_US"/>
+        </w:rPr>
+        <w:t>45–49</w:t>
+      </w:r>
+      <w:r>
+        <w:rPr>
+          <w:lang w:val="en_US" w:bidi="en_US"/>
+        </w:rPr>
+        <w:t xml:space="preserve">; </w:t>
+      </w:r>
+      <w:r>
+        <w:rPr>
+          <w:lang w:val="en_US" w:bidi="en_US"/>
+        </w:rPr>
+        <w:t>1 Timothy 2:13–14</w:t>
+      </w:r>
       <w:r>
         <w:rPr>
           <w:lang w:val="en_US" w:bidi="en_US"/>
@@ -5334,36 +3984,24 @@
         </w:rPr>
         <w:t>Ahab, the eighth king of Israel, took over the northern kingdom from his strong father, Omri (</w:t>
       </w:r>
-      <w:hyperlink r:id="rId220">
-        <w:r>
-          <w:rPr>
-            <w:lang w:val="en_US" w:bidi="en_US"/>
-          </w:rPr>
-          <w:rPr>
-            <w:color w:val="0000EE"/>
-            <w:u w:val="single"/>
-          </w:rPr>
-          <w:t>1 Kings 16:27–28</w:t>
-        </w:r>
-      </w:hyperlink>
+      <w:r>
+        <w:rPr>
+          <w:lang w:val="en_US" w:bidi="en_US"/>
+        </w:rPr>
+        <w:t>1 Kings 16:27–28</w:t>
+      </w:r>
       <w:r>
         <w:rPr>
           <w:lang w:val="en_US" w:bidi="en_US"/>
         </w:rPr>
         <w:t>). He ruled Israel from 874 to 853 BC. Ahab married Jezebel, the daughter of King Ethbaal of Sidon. Influenced by her, Ahab started worshiping Baal instead of the Lord (</w:t>
       </w:r>
-      <w:hyperlink r:id="rId221">
-        <w:r>
-          <w:rPr>
-            <w:lang w:val="en_US" w:bidi="en_US"/>
-          </w:rPr>
-          <w:rPr>
-            <w:color w:val="0000EE"/>
-            <w:u w:val="single"/>
-          </w:rPr>
-          <w:t>1 Kings 16:29–33</w:t>
-        </w:r>
-      </w:hyperlink>
+      <w:r>
+        <w:rPr>
+          <w:lang w:val="en_US" w:bidi="en_US"/>
+        </w:rPr>
+        <w:t>1 Kings 16:29–33</w:t>
+      </w:r>
       <w:r>
         <w:rPr>
           <w:lang w:val="en_US" w:bidi="en_US"/>
@@ -5384,54 +4022,36 @@
         </w:rPr>
         <w:t>Ahab won several battles. He defeated the Arameans (</w:t>
       </w:r>
-      <w:hyperlink r:id="rId222">
-        <w:r>
-          <w:rPr>
-            <w:lang w:val="en_US" w:bidi="en_US"/>
-          </w:rPr>
-          <w:rPr>
-            <w:color w:val="0000EE"/>
-            <w:u w:val="single"/>
-          </w:rPr>
-          <w:t>1 Kings 20:1–34</w:t>
-        </w:r>
-      </w:hyperlink>
+      <w:r>
+        <w:rPr>
+          <w:lang w:val="en_US" w:bidi="en_US"/>
+        </w:rPr>
+        <w:t>1 Kings 20:1–34</w:t>
+      </w:r>
       <w:r>
         <w:rPr>
           <w:lang w:val="en_US" w:bidi="en_US"/>
         </w:rPr>
         <w:t>). In 853 BC, he led a group of kings against the Assyrian king Shalmaneser III, winning the Battle of Qarqar. However, the Old Testament shares little good news about Ahab, who betrayed God. God sent the prophet Elijah to challenge Ahab, Jezebel, and their prophets and to reaffirm the true God's supremacy (</w:t>
       </w:r>
-      <w:hyperlink r:id="rId223">
-        <w:r>
-          <w:rPr>
-            <w:lang w:val="en_US" w:bidi="en_US"/>
-          </w:rPr>
-          <w:rPr>
-            <w:color w:val="0000EE"/>
-            <w:u w:val="single"/>
-          </w:rPr>
-          <w:t>1 Kings 17:1</w:t>
-        </w:r>
-      </w:hyperlink>
-      <w:r>
-        <w:rPr>
-          <w:lang w:val="en_US" w:bidi="en_US"/>
-        </w:rPr>
-        <w:t xml:space="preserve">; </w:t>
-      </w:r>
-      <w:hyperlink r:id="rId224">
-        <w:r>
-          <w:rPr>
-            <w:lang w:val="en_US" w:bidi="en_US"/>
-          </w:rPr>
-          <w:rPr>
-            <w:color w:val="0000EE"/>
-            <w:u w:val="single"/>
-          </w:rPr>
-          <w:t>18:1–46</w:t>
-        </w:r>
-      </w:hyperlink>
+      <w:r>
+        <w:rPr>
+          <w:lang w:val="en_US" w:bidi="en_US"/>
+        </w:rPr>
+        <w:t>1 Kings 17:1</w:t>
+      </w:r>
+      <w:r>
+        <w:rPr>
+          <w:lang w:val="en_US" w:bidi="en_US"/>
+        </w:rPr>
+        <w:t xml:space="preserve">; </w:t>
+      </w:r>
+      <w:r>
+        <w:rPr>
+          <w:lang w:val="en_US" w:bidi="en_US"/>
+        </w:rPr>
+        <w:t>18:1–46</w:t>
+      </w:r>
       <w:r>
         <w:rPr>
           <w:lang w:val="en_US" w:bidi="en_US"/>
@@ -5452,18 +4072,12 @@
         </w:rPr>
         <w:t>Ahab not only betrayed the Lord, but he also treated his people badly, as shown in the story of Naboth and his vineyard (</w:t>
       </w:r>
-      <w:hyperlink r:id="rId225">
-        <w:r>
-          <w:rPr>
-            <w:lang w:val="en_US" w:bidi="en_US"/>
-          </w:rPr>
-          <w:rPr>
-            <w:color w:val="0000EE"/>
-            <w:u w:val="single"/>
-          </w:rPr>
-          <w:t>1 Kings 21:1–29</w:t>
-        </w:r>
-      </w:hyperlink>
+      <w:r>
+        <w:rPr>
+          <w:lang w:val="en_US" w:bidi="en_US"/>
+        </w:rPr>
+        <w:t>1 Kings 21:1–29</w:t>
+      </w:r>
       <w:r>
         <w:rPr>
           <w:lang w:val="en_US" w:bidi="en_US"/>
@@ -5484,72 +4098,48 @@
         </w:rPr>
         <w:t>War began again with Aram, and Ahab asked Jehoshaphat, the southern king, to be his ally (</w:t>
       </w:r>
-      <w:hyperlink r:id="rId226">
-        <w:r>
-          <w:rPr>
-            <w:lang w:val="en_US" w:bidi="en_US"/>
-          </w:rPr>
-          <w:rPr>
-            <w:color w:val="0000EE"/>
-            <w:u w:val="single"/>
-          </w:rPr>
-          <w:t>1 Kings 22:2–4</w:t>
-        </w:r>
-      </w:hyperlink>
-      <w:r>
-        <w:rPr>
-          <w:lang w:val="en_US" w:bidi="en_US"/>
-        </w:rPr>
-        <w:t xml:space="preserve">; </w:t>
-      </w:r>
-      <w:hyperlink r:id="rId227">
-        <w:r>
-          <w:rPr>
-            <w:lang w:val="en_US" w:bidi="en_US"/>
-          </w:rPr>
-          <w:rPr>
-            <w:color w:val="0000EE"/>
-            <w:u w:val="single"/>
-          </w:rPr>
-          <w:t>2 Chronicles 18:1–3</w:t>
-        </w:r>
-      </w:hyperlink>
+      <w:r>
+        <w:rPr>
+          <w:lang w:val="en_US" w:bidi="en_US"/>
+        </w:rPr>
+        <w:t>1 Kings 22:2–4</w:t>
+      </w:r>
+      <w:r>
+        <w:rPr>
+          <w:lang w:val="en_US" w:bidi="en_US"/>
+        </w:rPr>
+        <w:t xml:space="preserve">; </w:t>
+      </w:r>
+      <w:r>
+        <w:rPr>
+          <w:lang w:val="en_US" w:bidi="en_US"/>
+        </w:rPr>
+        <w:t>2 Chronicles 18:1–3</w:t>
+      </w:r>
       <w:r>
         <w:rPr>
           <w:lang w:val="en_US" w:bidi="en_US"/>
         </w:rPr>
         <w:t>). Jehoshaphat still believed in the Lord, so he convinced Ahab to consult God's prophet Micaiah. Micaiah predicted that this battle would end Ahab's life (</w:t>
       </w:r>
-      <w:hyperlink r:id="rId228">
-        <w:r>
-          <w:rPr>
-            <w:lang w:val="en_US" w:bidi="en_US"/>
-          </w:rPr>
-          <w:rPr>
-            <w:color w:val="0000EE"/>
-            <w:u w:val="single"/>
-          </w:rPr>
-          <w:t>1 Kings 22:5–28</w:t>
-        </w:r>
-      </w:hyperlink>
-      <w:r>
-        <w:rPr>
-          <w:lang w:val="en_US" w:bidi="en_US"/>
-        </w:rPr>
-        <w:t xml:space="preserve">; </w:t>
-      </w:r>
-      <w:hyperlink r:id="rId229">
-        <w:r>
-          <w:rPr>
-            <w:lang w:val="en_US" w:bidi="en_US"/>
-          </w:rPr>
-          <w:rPr>
-            <w:color w:val="0000EE"/>
-            <w:u w:val="single"/>
-          </w:rPr>
-          <w:t>2 Chronicles 18:4–27</w:t>
-        </w:r>
-      </w:hyperlink>
+      <w:r>
+        <w:rPr>
+          <w:lang w:val="en_US" w:bidi="en_US"/>
+        </w:rPr>
+        <w:t>1 Kings 22:5–28</w:t>
+      </w:r>
+      <w:r>
+        <w:rPr>
+          <w:lang w:val="en_US" w:bidi="en_US"/>
+        </w:rPr>
+        <w:t xml:space="preserve">; </w:t>
+      </w:r>
+      <w:r>
+        <w:rPr>
+          <w:lang w:val="en_US" w:bidi="en_US"/>
+        </w:rPr>
+        <w:t>2 Chronicles 18:4–27</w:t>
+      </w:r>
       <w:r>
         <w:rPr>
           <w:lang w:val="en_US" w:bidi="en_US"/>
@@ -5568,18 +4158,12 @@
         </w:rPr>
         <w:t>" (</w:t>
       </w:r>
-      <w:hyperlink r:id="rId230">
-        <w:r>
-          <w:rPr>
-            <w:lang w:val="en_US" w:bidi="en_US"/>
-          </w:rPr>
-          <w:rPr>
-            <w:color w:val="0000EE"/>
-            <w:u w:val="single"/>
-          </w:rPr>
-          <w:t>1 Kings 22:38</w:t>
-        </w:r>
-      </w:hyperlink>
+      <w:r>
+        <w:rPr>
+          <w:lang w:val="en_US" w:bidi="en_US"/>
+        </w:rPr>
+        <w:t>1 Kings 22:38</w:t>
+      </w:r>
       <w:r>
         <w:rPr>
           <w:lang w:val="en_US" w:bidi="en_US"/>
@@ -5609,54 +4193,36 @@
           <w:lang w:val="en_US" w:bidi="en_US"/>
         </w:rPr>
       </w:r>
-      <w:hyperlink r:id="rId231">
-        <w:r>
-          <w:rPr>
-            <w:lang w:val="en_US" w:bidi="en_US"/>
-          </w:rPr>
-          <w:rPr>
-            <w:color w:val="0000EE"/>
-            <w:u w:val="single"/>
-          </w:rPr>
-          <w:t>1 Kings 16:29–22:53</w:t>
-        </w:r>
-      </w:hyperlink>
-      <w:r>
-        <w:rPr>
-          <w:lang w:val="en_US" w:bidi="en_US"/>
-        </w:rPr>
-        <w:t xml:space="preserve">; </w:t>
-      </w:r>
-      <w:hyperlink r:id="rId232">
-        <w:r>
-          <w:rPr>
-            <w:lang w:val="en_US" w:bidi="en_US"/>
-          </w:rPr>
-          <w:rPr>
-            <w:color w:val="0000EE"/>
-            <w:u w:val="single"/>
-          </w:rPr>
-          <w:t>2 Chronicles 18:1–34</w:t>
-        </w:r>
-      </w:hyperlink>
-      <w:r>
-        <w:rPr>
-          <w:lang w:val="en_US" w:bidi="en_US"/>
-        </w:rPr>
-        <w:t xml:space="preserve">; </w:t>
-      </w:r>
-      <w:hyperlink r:id="rId233">
-        <w:r>
-          <w:rPr>
-            <w:lang w:val="en_US" w:bidi="en_US"/>
-          </w:rPr>
-          <w:rPr>
-            <w:color w:val="0000EE"/>
-            <w:u w:val="single"/>
-          </w:rPr>
-          <w:t>Micah 6:16</w:t>
-        </w:r>
-      </w:hyperlink>
+      <w:r>
+        <w:rPr>
+          <w:lang w:val="en_US" w:bidi="en_US"/>
+        </w:rPr>
+        <w:t>1 Kings 16:29–22:53</w:t>
+      </w:r>
+      <w:r>
+        <w:rPr>
+          <w:lang w:val="en_US" w:bidi="en_US"/>
+        </w:rPr>
+        <w:t xml:space="preserve">; </w:t>
+      </w:r>
+      <w:r>
+        <w:rPr>
+          <w:lang w:val="en_US" w:bidi="en_US"/>
+        </w:rPr>
+        <w:t>2 Chronicles 18:1–34</w:t>
+      </w:r>
+      <w:r>
+        <w:rPr>
+          <w:lang w:val="en_US" w:bidi="en_US"/>
+        </w:rPr>
+        <w:t xml:space="preserve">; </w:t>
+      </w:r>
+      <w:r>
+        <w:rPr>
+          <w:lang w:val="en_US" w:bidi="en_US"/>
+        </w:rPr>
+        <w:t>Micah 6:16</w:t>
+      </w:r>
       <w:r>
         <w:rPr>
           <w:lang w:val="en_US" w:bidi="en_US"/>
@@ -5705,54 +4271,36 @@
         </w:rPr>
         <w:t xml:space="preserve">Ahaz ruled Judah during a difficult time, from 743 to 715 BC. His father, Jotham, and his son, Hezekiah, were praised for following the Lord (see </w:t>
       </w:r>
-      <w:hyperlink r:id="rId234">
-        <w:r>
-          <w:rPr>
-            <w:lang w:val="en_US" w:bidi="en_US"/>
-          </w:rPr>
-          <w:rPr>
-            <w:color w:val="0000EE"/>
-            <w:u w:val="single"/>
-          </w:rPr>
-          <w:t>2 Kings 15:32–38</w:t>
-        </w:r>
-      </w:hyperlink>
-      <w:r>
-        <w:rPr>
-          <w:lang w:val="en_US" w:bidi="en_US"/>
-        </w:rPr>
-        <w:t xml:space="preserve">; </w:t>
-      </w:r>
-      <w:hyperlink r:id="rId235">
-        <w:r>
-          <w:rPr>
-            <w:lang w:val="en_US" w:bidi="en_US"/>
-          </w:rPr>
-          <w:rPr>
-            <w:color w:val="0000EE"/>
-            <w:u w:val="single"/>
-          </w:rPr>
-          <w:t>2 Chronicles 27:1–9</w:t>
-        </w:r>
-      </w:hyperlink>
+      <w:r>
+        <w:rPr>
+          <w:lang w:val="en_US" w:bidi="en_US"/>
+        </w:rPr>
+        <w:t>2 Kings 15:32–38</w:t>
+      </w:r>
+      <w:r>
+        <w:rPr>
+          <w:lang w:val="en_US" w:bidi="en_US"/>
+        </w:rPr>
+        <w:t xml:space="preserve">; </w:t>
+      </w:r>
+      <w:r>
+        <w:rPr>
+          <w:lang w:val="en_US" w:bidi="en_US"/>
+        </w:rPr>
+        <w:t>2 Chronicles 27:1–9</w:t>
+      </w:r>
       <w:r>
         <w:rPr>
           <w:lang w:val="en_US" w:bidi="en_US"/>
         </w:rPr>
         <w:t xml:space="preserve">; and </w:t>
       </w:r>
-      <w:hyperlink r:id="rId236">
-        <w:r>
-          <w:rPr>
-            <w:lang w:val="en_US" w:bidi="en_US"/>
-          </w:rPr>
-          <w:rPr>
-            <w:color w:val="0000EE"/>
-            <w:u w:val="single"/>
-          </w:rPr>
-          <w:t>2 Kings 18:1–8</w:t>
-        </w:r>
-      </w:hyperlink>
+      <w:r>
+        <w:rPr>
+          <w:lang w:val="en_US" w:bidi="en_US"/>
+        </w:rPr>
+        <w:t>2 Kings 18:1–8</w:t>
+      </w:r>
       <w:r>
         <w:rPr>
           <w:lang w:val="en_US" w:bidi="en_US"/>
@@ -5773,18 +4321,12 @@
         </w:rPr>
         <w:t>There was a lot of conflict during Ahaz's reign. King Pekah of Israel and King Rezin of Aram (Syria) wanted him to join a group against Assyria, but he refused. So, Pekah and Rezin attacked Judah and won major victories, which greatly scared Ahaz. Isaiah the prophet encouraged Ahaz to trust in the Lord, but Ahaz refused (</w:t>
       </w:r>
-      <w:hyperlink r:id="rId237">
-        <w:r>
-          <w:rPr>
-            <w:lang w:val="en_US" w:bidi="en_US"/>
-          </w:rPr>
-          <w:rPr>
-            <w:color w:val="0000EE"/>
-            <w:u w:val="single"/>
-          </w:rPr>
-          <w:t>Isaiah 7</w:t>
-        </w:r>
-      </w:hyperlink>
+      <w:r>
+        <w:rPr>
+          <w:lang w:val="en_US" w:bidi="en_US"/>
+        </w:rPr>
+        <w:t>Isaiah 7</w:t>
+      </w:r>
       <w:r>
         <w:rPr>
           <w:lang w:val="en_US" w:bidi="en_US"/>
@@ -5805,36 +4347,24 @@
         </w:rPr>
         <w:t>Ahaz showed his lack of trust in the true God by asking Tiglath-pileser III for help (</w:t>
       </w:r>
-      <w:hyperlink r:id="rId238">
-        <w:r>
-          <w:rPr>
-            <w:lang w:val="en_US" w:bidi="en_US"/>
-          </w:rPr>
-          <w:rPr>
-            <w:color w:val="0000EE"/>
-            <w:u w:val="single"/>
-          </w:rPr>
-          <w:t>2 Kings 16:7–9</w:t>
-        </w:r>
-      </w:hyperlink>
+      <w:r>
+        <w:rPr>
+          <w:lang w:val="en_US" w:bidi="en_US"/>
+        </w:rPr>
+        <w:t>2 Kings 16:7–9</w:t>
+      </w:r>
       <w:r>
         <w:rPr>
           <w:lang w:val="en_US" w:bidi="en_US"/>
         </w:rPr>
         <w:t>). Ahaz made Judah dangerously dependent on Assyria, turning it into a vassal state. The Assyrian king then defeated the Arameans in a two-year campaign that lasted from 734 to 732 BC and killed Rezin. He subdued Israel and added large areas of Pekah’s land to the Assyrian Empire (</w:t>
       </w:r>
-      <w:hyperlink r:id="rId239">
-        <w:r>
-          <w:rPr>
-            <w:lang w:val="en_US" w:bidi="en_US"/>
-          </w:rPr>
-          <w:rPr>
-            <w:color w:val="0000EE"/>
-            <w:u w:val="single"/>
-          </w:rPr>
-          <w:t>2 Kings 15:29</w:t>
-        </w:r>
-      </w:hyperlink>
+      <w:r>
+        <w:rPr>
+          <w:lang w:val="en_US" w:bidi="en_US"/>
+        </w:rPr>
+        <w:t>2 Kings 15:29</w:t>
+      </w:r>
       <w:r>
         <w:rPr>
           <w:lang w:val="en_US" w:bidi="en_US"/>
@@ -5855,18 +4385,12 @@
         </w:rPr>
         <w:t>Ahaz became a devoted follower of Assyria. He adopted many religious practices based on Assyrian examples. Ahaz visited Tiglath-pileser III in Damascus. There, he saw an Assyrian altar and sent a model of it to Jerusalem. A similar altar was built there, replacing the original bronze altar (</w:t>
       </w:r>
-      <w:hyperlink r:id="rId240">
-        <w:r>
-          <w:rPr>
-            <w:lang w:val="en_US" w:bidi="en_US"/>
-          </w:rPr>
-          <w:rPr>
-            <w:color w:val="0000EE"/>
-            <w:u w:val="single"/>
-          </w:rPr>
-          <w:t>2 Kings 16:10–18</w:t>
-        </w:r>
-      </w:hyperlink>
+      <w:r>
+        <w:rPr>
+          <w:lang w:val="en_US" w:bidi="en_US"/>
+        </w:rPr>
+        <w:t>2 Kings 16:10–18</w:t>
+      </w:r>
       <w:r>
         <w:rPr>
           <w:lang w:val="en_US" w:bidi="en_US"/>
@@ -5887,36 +4411,24 @@
         </w:rPr>
         <w:t>Ahaz shows why the people of Judah were eventually exiled. He did not act properly as a king (</w:t>
       </w:r>
-      <w:hyperlink r:id="rId241">
-        <w:r>
-          <w:rPr>
-            <w:lang w:val="en_US" w:bidi="en_US"/>
-          </w:rPr>
-          <w:rPr>
-            <w:color w:val="0000EE"/>
-            <w:u w:val="single"/>
-          </w:rPr>
-          <w:t>Deuteronomy 17:14–20</w:t>
-        </w:r>
-      </w:hyperlink>
+      <w:r>
+        <w:rPr>
+          <w:lang w:val="en_US" w:bidi="en_US"/>
+        </w:rPr>
+        <w:t>Deuteronomy 17:14–20</w:t>
+      </w:r>
       <w:r>
         <w:rPr>
           <w:lang w:val="en_US" w:bidi="en_US"/>
         </w:rPr>
         <w:t>). He also did not worship the Lord. When he died, his son Hezekiah became king (</w:t>
       </w:r>
-      <w:hyperlink r:id="rId242">
-        <w:r>
-          <w:rPr>
-            <w:lang w:val="en_US" w:bidi="en_US"/>
-          </w:rPr>
-          <w:rPr>
-            <w:color w:val="0000EE"/>
-            <w:u w:val="single"/>
-          </w:rPr>
-          <w:t>2 Kings 16:20</w:t>
-        </w:r>
-      </w:hyperlink>
+      <w:r>
+        <w:rPr>
+          <w:lang w:val="en_US" w:bidi="en_US"/>
+        </w:rPr>
+        <w:t>2 Kings 16:20</w:t>
+      </w:r>
       <w:r>
         <w:rPr>
           <w:lang w:val="en_US" w:bidi="en_US"/>
@@ -5946,54 +4458,36 @@
           <w:lang w:val="en_US" w:bidi="en_US"/>
         </w:rPr>
       </w:r>
-      <w:hyperlink r:id="rId243">
-        <w:r>
-          <w:rPr>
-            <w:lang w:val="en_US" w:bidi="en_US"/>
-          </w:rPr>
-          <w:rPr>
-            <w:color w:val="0000EE"/>
-            <w:u w:val="single"/>
-          </w:rPr>
-          <w:t>2 Kings 15:38–16:20</w:t>
-        </w:r>
-      </w:hyperlink>
-      <w:r>
-        <w:rPr>
-          <w:lang w:val="en_US" w:bidi="en_US"/>
-        </w:rPr>
-        <w:t xml:space="preserve">; </w:t>
-      </w:r>
-      <w:hyperlink r:id="rId244">
-        <w:r>
-          <w:rPr>
-            <w:lang w:val="en_US" w:bidi="en_US"/>
-          </w:rPr>
-          <w:rPr>
-            <w:color w:val="0000EE"/>
-            <w:u w:val="single"/>
-          </w:rPr>
-          <w:t>2 Chronicles 27:9–28:27</w:t>
-        </w:r>
-      </w:hyperlink>
-      <w:r>
-        <w:rPr>
-          <w:lang w:val="en_US" w:bidi="en_US"/>
-        </w:rPr>
-        <w:t xml:space="preserve">; </w:t>
-      </w:r>
-      <w:hyperlink r:id="rId237">
-        <w:r>
-          <w:rPr>
-            <w:lang w:val="en_US" w:bidi="en_US"/>
-          </w:rPr>
-          <w:rPr>
-            <w:color w:val="0000EE"/>
-            <w:u w:val="single"/>
-          </w:rPr>
-          <w:t>Isaiah 7:1–25</w:t>
-        </w:r>
-      </w:hyperlink>
+      <w:r>
+        <w:rPr>
+          <w:lang w:val="en_US" w:bidi="en_US"/>
+        </w:rPr>
+        <w:t>2 Kings 15:38–16:20</w:t>
+      </w:r>
+      <w:r>
+        <w:rPr>
+          <w:lang w:val="en_US" w:bidi="en_US"/>
+        </w:rPr>
+        <w:t xml:space="preserve">; </w:t>
+      </w:r>
+      <w:r>
+        <w:rPr>
+          <w:lang w:val="en_US" w:bidi="en_US"/>
+        </w:rPr>
+        <w:t>2 Chronicles 27:9–28:27</w:t>
+      </w:r>
+      <w:r>
+        <w:rPr>
+          <w:lang w:val="en_US" w:bidi="en_US"/>
+        </w:rPr>
+        <w:t xml:space="preserve">; </w:t>
+      </w:r>
+      <w:r>
+        <w:rPr>
+          <w:lang w:val="en_US" w:bidi="en_US"/>
+        </w:rPr>
+        <w:t>Isaiah 7:1–25</w:t>
+      </w:r>
       <w:r>
         <w:rPr>
           <w:lang w:val="en_US" w:bidi="en_US"/>
@@ -6042,36 +4536,24 @@
         </w:rPr>
         <w:t>The Amalekites were the descendants of Amalek, a grandson of Esau (</w:t>
       </w:r>
-      <w:hyperlink r:id="rId245">
-        <w:r>
-          <w:rPr>
-            <w:lang w:val="en_US" w:bidi="en_US"/>
-          </w:rPr>
-          <w:rPr>
-            <w:color w:val="0000EE"/>
-            <w:u w:val="single"/>
-          </w:rPr>
-          <w:t>Genesis 36:12</w:t>
-        </w:r>
-      </w:hyperlink>
-      <w:r>
-        <w:rPr>
-          <w:lang w:val="en_US" w:bidi="en_US"/>
-        </w:rPr>
-        <w:t xml:space="preserve">; </w:t>
-      </w:r>
-      <w:hyperlink r:id="rId246">
-        <w:r>
-          <w:rPr>
-            <w:lang w:val="en_US" w:bidi="en_US"/>
-          </w:rPr>
-          <w:rPr>
-            <w:color w:val="0000EE"/>
-            <w:u w:val="single"/>
-          </w:rPr>
-          <w:t>1 Chronicles 1:36</w:t>
-        </w:r>
-      </w:hyperlink>
+      <w:r>
+        <w:rPr>
+          <w:lang w:val="en_US" w:bidi="en_US"/>
+        </w:rPr>
+        <w:t>Genesis 36:12</w:t>
+      </w:r>
+      <w:r>
+        <w:rPr>
+          <w:lang w:val="en_US" w:bidi="en_US"/>
+        </w:rPr>
+        <w:t xml:space="preserve">; </w:t>
+      </w:r>
+      <w:r>
+        <w:rPr>
+          <w:lang w:val="en_US" w:bidi="en_US"/>
+        </w:rPr>
+        <w:t>1 Chronicles 1:36</w:t>
+      </w:r>
       <w:r>
         <w:rPr>
           <w:lang w:val="en_US" w:bidi="en_US"/>
@@ -6092,36 +4574,24 @@
         </w:rPr>
         <w:t>The Amalekites were strong enemies of Israel. Israel first met the Amalekite warriors at Rephidim near Sinai when they attacked Israel (</w:t>
       </w:r>
-      <w:hyperlink r:id="rId247">
-        <w:r>
-          <w:rPr>
-            <w:lang w:val="en_US" w:bidi="en_US"/>
-          </w:rPr>
-          <w:rPr>
-            <w:color w:val="0000EE"/>
-            <w:u w:val="single"/>
-          </w:rPr>
-          <w:t>Exodus 17:8–16</w:t>
-        </w:r>
-      </w:hyperlink>
+      <w:r>
+        <w:rPr>
+          <w:lang w:val="en_US" w:bidi="en_US"/>
+        </w:rPr>
+        <w:t>Exodus 17:8–16</w:t>
+      </w:r>
       <w:r>
         <w:rPr>
           <w:lang w:val="en_US" w:bidi="en_US"/>
         </w:rPr>
         <w:t>). Joshua and the Israelite army defeated the Amalekites in this battle. Later, the Amalekites stopped Israel's disobedient attempt to enter the promised land (</w:t>
       </w:r>
-      <w:hyperlink r:id="rId248">
-        <w:r>
-          <w:rPr>
-            <w:lang w:val="en_US" w:bidi="en_US"/>
-          </w:rPr>
-          <w:rPr>
-            <w:color w:val="0000EE"/>
-            <w:u w:val="single"/>
-          </w:rPr>
-          <w:t>Numbers 14:39–45</w:t>
-        </w:r>
-      </w:hyperlink>
+      <w:r>
+        <w:rPr>
+          <w:lang w:val="en_US" w:bidi="en_US"/>
+        </w:rPr>
+        <w:t>Numbers 14:39–45</w:t>
+      </w:r>
       <w:r>
         <w:rPr>
           <w:lang w:val="en_US" w:bidi="en_US"/>
@@ -6142,216 +4612,144 @@
         </w:rPr>
         <w:t>Because of their hostility, Moses told Israel to destroy them (</w:t>
       </w:r>
-      <w:hyperlink r:id="rId249">
-        <w:r>
-          <w:rPr>
-            <w:lang w:val="en_US" w:bidi="en_US"/>
-          </w:rPr>
-          <w:rPr>
-            <w:color w:val="0000EE"/>
-            <w:u w:val="single"/>
-          </w:rPr>
-          <w:t>Deuteronomy 25:17–19</w:t>
-        </w:r>
-      </w:hyperlink>
+      <w:r>
+        <w:rPr>
+          <w:lang w:val="en_US" w:bidi="en_US"/>
+        </w:rPr>
+        <w:t>Deuteronomy 25:17–19</w:t>
+      </w:r>
       <w:r>
         <w:rPr>
           <w:lang w:val="en_US" w:bidi="en_US"/>
         </w:rPr>
         <w:t xml:space="preserve">). But the Amalekites continued to live in the Negev (see </w:t>
       </w:r>
-      <w:hyperlink r:id="rId250">
-        <w:r>
-          <w:rPr>
-            <w:lang w:val="en_US" w:bidi="en_US"/>
-          </w:rPr>
-          <w:rPr>
-            <w:color w:val="0000EE"/>
-            <w:u w:val="single"/>
-          </w:rPr>
-          <w:t>Judges 3:12–14</w:t>
-        </w:r>
-      </w:hyperlink>
-      <w:r>
-        <w:rPr>
-          <w:lang w:val="en_US" w:bidi="en_US"/>
-        </w:rPr>
-        <w:t xml:space="preserve">; </w:t>
-      </w:r>
-      <w:hyperlink r:id="rId251">
-        <w:r>
-          <w:rPr>
-            <w:lang w:val="en_US" w:bidi="en_US"/>
-          </w:rPr>
-          <w:rPr>
-            <w:color w:val="0000EE"/>
-            <w:u w:val="single"/>
-          </w:rPr>
-          <w:t>6:33</w:t>
-        </w:r>
-      </w:hyperlink>
-      <w:r>
-        <w:rPr>
-          <w:lang w:val="en_US" w:bidi="en_US"/>
-        </w:rPr>
-        <w:t xml:space="preserve">; </w:t>
-      </w:r>
-      <w:hyperlink r:id="rId252">
-        <w:r>
-          <w:rPr>
-            <w:lang w:val="en_US" w:bidi="en_US"/>
-          </w:rPr>
-          <w:rPr>
-            <w:color w:val="0000EE"/>
-            <w:u w:val="single"/>
-          </w:rPr>
-          <w:t>1 Samuel 14:47–48</w:t>
-        </w:r>
-      </w:hyperlink>
-      <w:r>
-        <w:rPr>
-          <w:lang w:val="en_US" w:bidi="en_US"/>
-        </w:rPr>
-        <w:t xml:space="preserve">; </w:t>
-      </w:r>
-      <w:hyperlink r:id="rId253">
-        <w:r>
-          <w:rPr>
-            <w:lang w:val="en_US" w:bidi="en_US"/>
-          </w:rPr>
-          <w:rPr>
-            <w:color w:val="0000EE"/>
-            <w:u w:val="single"/>
-          </w:rPr>
-          <w:t>15:1–35</w:t>
-        </w:r>
-      </w:hyperlink>
+      <w:r>
+        <w:rPr>
+          <w:lang w:val="en_US" w:bidi="en_US"/>
+        </w:rPr>
+        <w:t>Judges 3:12–14</w:t>
+      </w:r>
+      <w:r>
+        <w:rPr>
+          <w:lang w:val="en_US" w:bidi="en_US"/>
+        </w:rPr>
+        <w:t xml:space="preserve">; </w:t>
+      </w:r>
+      <w:r>
+        <w:rPr>
+          <w:lang w:val="en_US" w:bidi="en_US"/>
+        </w:rPr>
+        <w:t>6:33</w:t>
+      </w:r>
+      <w:r>
+        <w:rPr>
+          <w:lang w:val="en_US" w:bidi="en_US"/>
+        </w:rPr>
+        <w:t xml:space="preserve">; </w:t>
+      </w:r>
+      <w:r>
+        <w:rPr>
+          <w:lang w:val="en_US" w:bidi="en_US"/>
+        </w:rPr>
+        <w:t>1 Samuel 14:47–48</w:t>
+      </w:r>
+      <w:r>
+        <w:rPr>
+          <w:lang w:val="en_US" w:bidi="en_US"/>
+        </w:rPr>
+        <w:t xml:space="preserve">; </w:t>
+      </w:r>
+      <w:r>
+        <w:rPr>
+          <w:lang w:val="en_US" w:bidi="en_US"/>
+        </w:rPr>
+        <w:t>15:1–35</w:t>
+      </w:r>
       <w:r>
         <w:rPr>
           <w:lang w:val="en_US" w:bidi="en_US"/>
         </w:rPr>
         <w:t>). Those who survived remained enemies of Israel (</w:t>
       </w:r>
-      <w:hyperlink r:id="rId254">
-        <w:r>
-          <w:rPr>
-            <w:lang w:val="en_US" w:bidi="en_US"/>
-          </w:rPr>
-          <w:rPr>
-            <w:color w:val="0000EE"/>
-            <w:u w:val="single"/>
-          </w:rPr>
-          <w:t>1 Samuel 27:8</w:t>
-        </w:r>
-      </w:hyperlink>
-      <w:r>
-        <w:rPr>
-          <w:lang w:val="en_US" w:bidi="en_US"/>
-        </w:rPr>
-        <w:t xml:space="preserve">; </w:t>
-      </w:r>
-      <w:hyperlink r:id="rId255">
-        <w:r>
-          <w:rPr>
-            <w:lang w:val="en_US" w:bidi="en_US"/>
-          </w:rPr>
-          <w:rPr>
-            <w:color w:val="0000EE"/>
-            <w:u w:val="single"/>
-          </w:rPr>
-          <w:t>30:1–20</w:t>
-        </w:r>
-      </w:hyperlink>
-      <w:r>
-        <w:rPr>
-          <w:lang w:val="en_US" w:bidi="en_US"/>
-        </w:rPr>
-        <w:t xml:space="preserve">; </w:t>
-      </w:r>
-      <w:hyperlink r:id="rId256">
-        <w:r>
-          <w:rPr>
-            <w:lang w:val="en_US" w:bidi="en_US"/>
-          </w:rPr>
-          <w:rPr>
-            <w:color w:val="0000EE"/>
-            <w:u w:val="single"/>
-          </w:rPr>
-          <w:t>2 Samuel 8:11–12</w:t>
-        </w:r>
-      </w:hyperlink>
-      <w:r>
-        <w:rPr>
-          <w:lang w:val="en_US" w:bidi="en_US"/>
-        </w:rPr>
-        <w:t xml:space="preserve">; </w:t>
-      </w:r>
-      <w:hyperlink r:id="rId257">
-        <w:r>
-          <w:rPr>
-            <w:lang w:val="en_US" w:bidi="en_US"/>
-          </w:rPr>
-          <w:rPr>
-            <w:color w:val="0000EE"/>
-            <w:u w:val="single"/>
-          </w:rPr>
-          <w:t>Psalm 83:1–8</w:t>
-        </w:r>
-      </w:hyperlink>
+      <w:r>
+        <w:rPr>
+          <w:lang w:val="en_US" w:bidi="en_US"/>
+        </w:rPr>
+        <w:t>1 Samuel 27:8</w:t>
+      </w:r>
+      <w:r>
+        <w:rPr>
+          <w:lang w:val="en_US" w:bidi="en_US"/>
+        </w:rPr>
+        <w:t xml:space="preserve">; </w:t>
+      </w:r>
+      <w:r>
+        <w:rPr>
+          <w:lang w:val="en_US" w:bidi="en_US"/>
+        </w:rPr>
+        <w:t>30:1–20</w:t>
+      </w:r>
+      <w:r>
+        <w:rPr>
+          <w:lang w:val="en_US" w:bidi="en_US"/>
+        </w:rPr>
+        <w:t xml:space="preserve">; </w:t>
+      </w:r>
+      <w:r>
+        <w:rPr>
+          <w:lang w:val="en_US" w:bidi="en_US"/>
+        </w:rPr>
+        <w:t>2 Samuel 8:11–12</w:t>
+      </w:r>
+      <w:r>
+        <w:rPr>
+          <w:lang w:val="en_US" w:bidi="en_US"/>
+        </w:rPr>
+        <w:t xml:space="preserve">; </w:t>
+      </w:r>
+      <w:r>
+        <w:rPr>
+          <w:lang w:val="en_US" w:bidi="en_US"/>
+        </w:rPr>
+        <w:t>Psalm 83:1–8</w:t>
+      </w:r>
       <w:r>
         <w:rPr>
           <w:lang w:val="en_US" w:bidi="en_US"/>
         </w:rPr>
         <w:t>). This remaining group was finally destroyed during King Hezekiah's reign (</w:t>
       </w:r>
-      <w:hyperlink r:id="rId258">
-        <w:r>
-          <w:rPr>
-            <w:lang w:val="en_US" w:bidi="en_US"/>
-          </w:rPr>
-          <w:rPr>
-            <w:color w:val="0000EE"/>
-            <w:u w:val="single"/>
-          </w:rPr>
-          <w:t>1 Chronicles 4:42–43</w:t>
-        </w:r>
-      </w:hyperlink>
+      <w:r>
+        <w:rPr>
+          <w:lang w:val="en_US" w:bidi="en_US"/>
+        </w:rPr>
+        <w:t>1 Chronicles 4:42–43</w:t>
+      </w:r>
       <w:r>
         <w:rPr>
           <w:lang w:val="en_US" w:bidi="en_US"/>
         </w:rPr>
         <w:t>). In the book of Esther, Haman, a descendant of King Agag, showed their hostility to the very end (</w:t>
       </w:r>
-      <w:hyperlink r:id="rId259">
-        <w:r>
-          <w:rPr>
-            <w:lang w:val="en_US" w:bidi="en_US"/>
-          </w:rPr>
-          <w:rPr>
-            <w:color w:val="0000EE"/>
-            <w:u w:val="single"/>
-          </w:rPr>
-          <w:t>Esther 3</w:t>
-        </w:r>
-      </w:hyperlink>
+      <w:r>
+        <w:rPr>
+          <w:lang w:val="en_US" w:bidi="en_US"/>
+        </w:rPr>
+        <w:t>Esther 3</w:t>
+      </w:r>
       <w:r>
         <w:rPr>
           <w:lang w:val="en_US" w:bidi="en_US"/>
         </w:rPr>
         <w:t xml:space="preserve">; see </w:t>
       </w:r>
-      <w:hyperlink r:id="rId253">
-        <w:r>
-          <w:rPr>
-            <w:lang w:val="en_US" w:bidi="en_US"/>
-          </w:rPr>
-          <w:rPr>
-            <w:color w:val="0000EE"/>
-            <w:u w:val="single"/>
-          </w:rPr>
-          <w:t>1 Samuel 15</w:t>
-        </w:r>
-      </w:hyperlink>
+      <w:r>
+        <w:rPr>
+          <w:lang w:val="en_US" w:bidi="en_US"/>
+        </w:rPr>
+        <w:t>1 Samuel 15</w:t>
+      </w:r>
       <w:r>
         <w:rPr>
           <w:lang w:val="en_US" w:bidi="en_US"/>
@@ -6381,18 +4779,12 @@
           <w:lang w:val="en_US" w:bidi="en_US"/>
         </w:rPr>
       </w:r>
-      <w:hyperlink r:id="rId260">
-        <w:r>
-          <w:rPr>
-            <w:lang w:val="en_US" w:bidi="en_US"/>
-          </w:rPr>
-          <w:rPr>
-            <w:color w:val="0000EE"/>
-            <w:u w:val="single"/>
-          </w:rPr>
-          <w:t>1 Samuel 30:1–31</w:t>
-        </w:r>
-      </w:hyperlink>
+      <w:r>
+        <w:rPr>
+          <w:lang w:val="en_US" w:bidi="en_US"/>
+        </w:rPr>
+        <w:t>1 Samuel 30:1–31</w:t>
+      </w:r>
       <w:r>
         <w:rPr>
           <w:lang w:val="en_US" w:bidi="en_US"/>
@@ -6455,54 +4847,36 @@
         </w:rPr>
         <w:t>Annas was the Jewish high priest around AD 6 to 15. Even after the Roman procurator of Judea removed him, he remained very powerful and influential in the Jewish high council. People still called him "high priest" fifteen to twenty years later (</w:t>
       </w:r>
-      <w:hyperlink r:id="rId261">
-        <w:r>
-          <w:rPr>
-            <w:lang w:val="en_US" w:bidi="en_US"/>
-          </w:rPr>
-          <w:rPr>
-            <w:color w:val="0000EE"/>
-            <w:u w:val="single"/>
-          </w:rPr>
-          <w:t>Luke 3:2</w:t>
-        </w:r>
-      </w:hyperlink>
-      <w:r>
-        <w:rPr>
-          <w:lang w:val="en_US" w:bidi="en_US"/>
-        </w:rPr>
-        <w:t xml:space="preserve">; </w:t>
-      </w:r>
-      <w:hyperlink r:id="rId262">
-        <w:r>
-          <w:rPr>
-            <w:lang w:val="en_US" w:bidi="en_US"/>
-          </w:rPr>
-          <w:rPr>
-            <w:color w:val="0000EE"/>
-            <w:u w:val="single"/>
-          </w:rPr>
-          <w:t>Acts 4:6</w:t>
-        </w:r>
-      </w:hyperlink>
+      <w:r>
+        <w:rPr>
+          <w:lang w:val="en_US" w:bidi="en_US"/>
+        </w:rPr>
+        <w:t>Luke 3:2</w:t>
+      </w:r>
+      <w:r>
+        <w:rPr>
+          <w:lang w:val="en_US" w:bidi="en_US"/>
+        </w:rPr>
+        <w:t xml:space="preserve">; </w:t>
+      </w:r>
+      <w:r>
+        <w:rPr>
+          <w:lang w:val="en_US" w:bidi="en_US"/>
+        </w:rPr>
+        <w:t>Acts 4:6</w:t>
+      </w:r>
       <w:r>
         <w:rPr>
           <w:lang w:val="en_US" w:bidi="en_US"/>
         </w:rPr>
         <w:t>). This might be because Jews believed high priests held their position for life. Five of his sons and his son-in-law, Caiaphas, became high priests after him. According to the Gospel of John, when Jesus was arrested, he was first taken to Annas for questioning before being handed over to Caiaphas for the official trial (</w:t>
       </w:r>
-      <w:hyperlink r:id="rId263">
-        <w:r>
-          <w:rPr>
-            <w:lang w:val="en_US" w:bidi="en_US"/>
-          </w:rPr>
-          <w:rPr>
-            <w:color w:val="0000EE"/>
-            <w:u w:val="single"/>
-          </w:rPr>
-          <w:t>John 18:13–24</w:t>
-        </w:r>
-      </w:hyperlink>
+      <w:r>
+        <w:rPr>
+          <w:lang w:val="en_US" w:bidi="en_US"/>
+        </w:rPr>
+        <w:t>John 18:13–24</w:t>
+      </w:r>
       <w:r>
         <w:rPr>
           <w:lang w:val="en_US" w:bidi="en_US"/>
@@ -6523,54 +4897,36 @@
         </w:rPr>
         <w:t>Caiaphas was the Jewish high priest from around AD 18 to 36. He worked closely with his influential father-in-law, Annas. Caiaphas argued in the high council that sacrificing Jesus would be better than risking the nation's destruction (</w:t>
       </w:r>
-      <w:hyperlink r:id="rId264">
-        <w:r>
-          <w:rPr>
-            <w:lang w:val="en_US" w:bidi="en_US"/>
-          </w:rPr>
-          <w:rPr>
-            <w:color w:val="0000EE"/>
-            <w:u w:val="single"/>
-          </w:rPr>
-          <w:t>John 11:49–50</w:t>
-        </w:r>
-      </w:hyperlink>
+      <w:r>
+        <w:rPr>
+          <w:lang w:val="en_US" w:bidi="en_US"/>
+        </w:rPr>
+        <w:t>John 11:49–50</w:t>
+      </w:r>
       <w:r>
         <w:rPr>
           <w:lang w:val="en_US" w:bidi="en_US"/>
         </w:rPr>
         <w:t>). God gave him these prophetic words because he was the high priest (</w:t>
       </w:r>
-      <w:hyperlink r:id="rId265">
-        <w:r>
-          <w:rPr>
-            <w:lang w:val="en_US" w:bidi="en_US"/>
-          </w:rPr>
-          <w:rPr>
-            <w:color w:val="0000EE"/>
-            <w:u w:val="single"/>
-          </w:rPr>
-          <w:t>John 11:51–52</w:t>
-        </w:r>
-      </w:hyperlink>
+      <w:r>
+        <w:rPr>
+          <w:lang w:val="en_US" w:bidi="en_US"/>
+        </w:rPr>
+        <w:t>John 11:51–52</w:t>
+      </w:r>
       <w:r>
         <w:rPr>
           <w:lang w:val="en_US" w:bidi="en_US"/>
         </w:rPr>
         <w:t>). During the trial of Jesus, Caiaphas tore his robes when Jesus claimed to be the Son of God. He urged the high council to condemn Jesus for blasphemy (</w:t>
       </w:r>
-      <w:hyperlink r:id="rId266">
-        <w:r>
-          <w:rPr>
-            <w:lang w:val="en_US" w:bidi="en_US"/>
-          </w:rPr>
-          <w:rPr>
-            <w:color w:val="0000EE"/>
-            <w:u w:val="single"/>
-          </w:rPr>
-          <w:t>Matthew 26:57–66</w:t>
-        </w:r>
-      </w:hyperlink>
+      <w:r>
+        <w:rPr>
+          <w:lang w:val="en_US" w:bidi="en_US"/>
+        </w:rPr>
+        <w:t>Matthew 26:57–66</w:t>
+      </w:r>
       <w:r>
         <w:rPr>
           <w:lang w:val="en_US" w:bidi="en_US"/>
@@ -6591,18 +4947,12 @@
         </w:rPr>
         <w:t>Shortly after Jesus was executed, Jewish leaders grew worried about the rising number of Christ's followers. Annas and Caiaphas took part in questioning Peter and John after they healed a man who had been unable to walk and preached about the resurrection of the dead (</w:t>
       </w:r>
-      <w:hyperlink r:id="rId267">
-        <w:r>
-          <w:rPr>
-            <w:lang w:val="en_US" w:bidi="en_US"/>
-          </w:rPr>
-          <w:rPr>
-            <w:color w:val="0000EE"/>
-            <w:u w:val="single"/>
-          </w:rPr>
-          <w:t>Acts 4:5–7</w:t>
-        </w:r>
-      </w:hyperlink>
+      <w:r>
+        <w:rPr>
+          <w:lang w:val="en_US" w:bidi="en_US"/>
+        </w:rPr>
+        <w:t>Acts 4:5–7</w:t>
+      </w:r>
       <w:r>
         <w:rPr>
           <w:lang w:val="en_US" w:bidi="en_US"/>
@@ -6632,126 +4982,84 @@
           <w:lang w:val="en_US" w:bidi="en_US"/>
         </w:rPr>
       </w:r>
-      <w:hyperlink r:id="rId268">
-        <w:r>
-          <w:rPr>
-            <w:lang w:val="en_US" w:bidi="en_US"/>
-          </w:rPr>
-          <w:rPr>
-            <w:color w:val="0000EE"/>
-            <w:u w:val="single"/>
-          </w:rPr>
-          <w:t>Matthew 26:3–5</w:t>
-        </w:r>
-      </w:hyperlink>
+      <w:r>
+        <w:rPr>
+          <w:lang w:val="en_US" w:bidi="en_US"/>
+        </w:rPr>
+        <w:t>Matthew 26:3–5</w:t>
+      </w:r>
       <w:r>
         <w:rPr>
           <w:lang w:val="en_US" w:bidi="en_US"/>
         </w:rPr>
         <w:t xml:space="preserve">, </w:t>
       </w:r>
-      <w:hyperlink r:id="rId269">
-        <w:r>
-          <w:rPr>
-            <w:lang w:val="en_US" w:bidi="en_US"/>
-          </w:rPr>
-          <w:rPr>
-            <w:color w:val="0000EE"/>
-            <w:u w:val="single"/>
-          </w:rPr>
-          <w:t>57–67</w:t>
-        </w:r>
-      </w:hyperlink>
-      <w:r>
-        <w:rPr>
-          <w:lang w:val="en_US" w:bidi="en_US"/>
-        </w:rPr>
-        <w:t xml:space="preserve">; </w:t>
-      </w:r>
-      <w:hyperlink r:id="rId270">
-        <w:r>
-          <w:rPr>
-            <w:lang w:val="en_US" w:bidi="en_US"/>
-          </w:rPr>
-          <w:rPr>
-            <w:color w:val="0000EE"/>
-            <w:u w:val="single"/>
-          </w:rPr>
-          <w:t>Mark 14:53–65</w:t>
-        </w:r>
-      </w:hyperlink>
-      <w:r>
-        <w:rPr>
-          <w:lang w:val="en_US" w:bidi="en_US"/>
-        </w:rPr>
-        <w:t xml:space="preserve">; </w:t>
-      </w:r>
-      <w:hyperlink r:id="rId261">
-        <w:r>
-          <w:rPr>
-            <w:lang w:val="en_US" w:bidi="en_US"/>
-          </w:rPr>
-          <w:rPr>
-            <w:color w:val="0000EE"/>
-            <w:u w:val="single"/>
-          </w:rPr>
-          <w:t>Luke 3:2</w:t>
-        </w:r>
-      </w:hyperlink>
-      <w:r>
-        <w:rPr>
-          <w:lang w:val="en_US" w:bidi="en_US"/>
-        </w:rPr>
-        <w:t xml:space="preserve">; </w:t>
-      </w:r>
-      <w:hyperlink r:id="rId271">
-        <w:r>
-          <w:rPr>
-            <w:lang w:val="en_US" w:bidi="en_US"/>
-          </w:rPr>
-          <w:rPr>
-            <w:color w:val="0000EE"/>
-            <w:u w:val="single"/>
-          </w:rPr>
-          <w:t>John 11:49–53</w:t>
-        </w:r>
-      </w:hyperlink>
-      <w:r>
-        <w:rPr>
-          <w:lang w:val="en_US" w:bidi="en_US"/>
-        </w:rPr>
-        <w:t xml:space="preserve">; </w:t>
-      </w:r>
-      <w:hyperlink r:id="rId272">
-        <w:r>
-          <w:rPr>
-            <w:lang w:val="en_US" w:bidi="en_US"/>
-          </w:rPr>
-          <w:rPr>
-            <w:color w:val="0000EE"/>
-            <w:u w:val="single"/>
-          </w:rPr>
-          <w:t>John 18:13–28</w:t>
-        </w:r>
-      </w:hyperlink>
-      <w:r>
-        <w:rPr>
-          <w:lang w:val="en_US" w:bidi="en_US"/>
-        </w:rPr>
-        <w:t xml:space="preserve">; </w:t>
-      </w:r>
-      <w:hyperlink r:id="rId267">
-        <w:r>
-          <w:rPr>
-            <w:lang w:val="en_US" w:bidi="en_US"/>
-          </w:rPr>
-          <w:rPr>
-            <w:color w:val="0000EE"/>
-            <w:u w:val="single"/>
-          </w:rPr>
-          <w:t>Acts 4:5–7</w:t>
-        </w:r>
-      </w:hyperlink>
+      <w:r>
+        <w:rPr>
+          <w:lang w:val="en_US" w:bidi="en_US"/>
+        </w:rPr>
+        <w:t>57–67</w:t>
+      </w:r>
+      <w:r>
+        <w:rPr>
+          <w:lang w:val="en_US" w:bidi="en_US"/>
+        </w:rPr>
+        <w:t xml:space="preserve">; </w:t>
+      </w:r>
+      <w:r>
+        <w:rPr>
+          <w:lang w:val="en_US" w:bidi="en_US"/>
+        </w:rPr>
+        <w:t>Mark 14:53–65</w:t>
+      </w:r>
+      <w:r>
+        <w:rPr>
+          <w:lang w:val="en_US" w:bidi="en_US"/>
+        </w:rPr>
+        <w:t xml:space="preserve">; </w:t>
+      </w:r>
+      <w:r>
+        <w:rPr>
+          <w:lang w:val="en_US" w:bidi="en_US"/>
+        </w:rPr>
+        <w:t>Luke 3:2</w:t>
+      </w:r>
+      <w:r>
+        <w:rPr>
+          <w:lang w:val="en_US" w:bidi="en_US"/>
+        </w:rPr>
+        <w:t xml:space="preserve">; </w:t>
+      </w:r>
+      <w:r>
+        <w:rPr>
+          <w:lang w:val="en_US" w:bidi="en_US"/>
+        </w:rPr>
+        <w:t>John 11:49–53</w:t>
+      </w:r>
+      <w:r>
+        <w:rPr>
+          <w:lang w:val="en_US" w:bidi="en_US"/>
+        </w:rPr>
+        <w:t xml:space="preserve">; </w:t>
+      </w:r>
+      <w:r>
+        <w:rPr>
+          <w:lang w:val="en_US" w:bidi="en_US"/>
+        </w:rPr>
+        <w:t>John 18:13–28</w:t>
+      </w:r>
+      <w:r>
+        <w:rPr>
+          <w:lang w:val="en_US" w:bidi="en_US"/>
+        </w:rPr>
+        <w:t xml:space="preserve">; </w:t>
+      </w:r>
+      <w:r>
+        <w:rPr>
+          <w:lang w:val="en_US" w:bidi="en_US"/>
+        </w:rPr>
+        <w:t>Acts 4:5–7</w:t>
+      </w:r>
       <w:r>
         <w:rPr>
           <w:lang w:val="en_US" w:bidi="en_US"/>
@@ -6907,18 +5215,12 @@
           <w:lang w:val="en_US" w:bidi="en_US"/>
         </w:rPr>
       </w:r>
-      <w:hyperlink r:id="rId273">
-        <w:r>
-          <w:rPr>
-            <w:lang w:val="en_US" w:bidi="en_US"/>
-          </w:rPr>
-          <w:rPr>
-            <w:color w:val="0000EE"/>
-            <w:u w:val="single"/>
-          </w:rPr>
-          <w:t>Daniel 11:21–35</w:t>
-        </w:r>
-      </w:hyperlink>
+      <w:r>
+        <w:rPr>
+          <w:lang w:val="en_US" w:bidi="en_US"/>
+        </w:rPr>
+        <w:t>Daniel 11:21–35</w:t>
+      </w:r>
       <w:r>
         <w:rPr>
           <w:lang w:val="en_US" w:bidi="en_US"/>
@@ -6981,18 +5283,12 @@
         </w:rPr>
         <w:t>When Priscilla and Aquila heard Apollos preach in Ephesus, they invited him to their home. They explained the way of Christ to him more fully. The believers in Ephesus encouraged him because they saw that God had gifted him for ministry. Then, Apollos traveled to the city of Corinth in Achaia. There, he greatly helped the believers. He was an effective defender of the good news about Jesus in public debates with the Jews. He boldly showed that Jesus is the Messiah (God's chosen one) as predicted in Scripture (</w:t>
       </w:r>
-      <w:hyperlink r:id="rId274">
-        <w:r>
-          <w:rPr>
-            <w:lang w:val="en_US" w:bidi="en_US"/>
-          </w:rPr>
-          <w:rPr>
-            <w:color w:val="0000EE"/>
-            <w:u w:val="single"/>
-          </w:rPr>
-          <w:t>Acts 18:24–28</w:t>
-        </w:r>
-      </w:hyperlink>
+      <w:r>
+        <w:rPr>
+          <w:lang w:val="en_US" w:bidi="en_US"/>
+        </w:rPr>
+        <w:t>Acts 18:24–28</w:t>
+      </w:r>
       <w:r>
         <w:rPr>
           <w:lang w:val="en_US" w:bidi="en_US"/>
@@ -7013,18 +5309,12 @@
         </w:rPr>
         <w:t>Apollos was a skilled speaker. He was popular with some Christians in Corinth because of his intellectual style. His strong ministry attracted some people more than Paul's did (</w:t>
       </w:r>
-      <w:hyperlink r:id="rId275">
-        <w:r>
-          <w:rPr>
-            <w:lang w:val="en_US" w:bidi="en_US"/>
-          </w:rPr>
-          <w:rPr>
-            <w:color w:val="0000EE"/>
-            <w:u w:val="single"/>
-          </w:rPr>
-          <w:t>1 Corinthians 1:11–12</w:t>
-        </w:r>
-      </w:hyperlink>
+      <w:r>
+        <w:rPr>
+          <w:lang w:val="en_US" w:bidi="en_US"/>
+        </w:rPr>
+        <w:t>1 Corinthians 1:11–12</w:t>
+      </w:r>
       <w:r>
         <w:rPr>
           <w:lang w:val="en_US" w:bidi="en_US"/>
@@ -7045,90 +5335,60 @@
         </w:rPr>
         <w:t xml:space="preserve">Importantly, Paul never criticized Apollos. He called Apollos a fellow servant and appreciated the work Apollos did. Apollos continued the work that Paul had started, and God blessed both their efforts ("I planted the seed and Apollos watered it," </w:t>
       </w:r>
-      <w:hyperlink r:id="rId276">
-        <w:r>
-          <w:rPr>
-            <w:lang w:val="en_US" w:bidi="en_US"/>
-          </w:rPr>
-          <w:rPr>
-            <w:color w:val="0000EE"/>
-            <w:u w:val="single"/>
-          </w:rPr>
-          <w:t>1 Corinthians 3:5–9</w:t>
-        </w:r>
-      </w:hyperlink>
-      <w:r>
-        <w:rPr>
-          <w:lang w:val="en_US" w:bidi="en_US"/>
-        </w:rPr>
-        <w:t xml:space="preserve">; </w:t>
-      </w:r>
-      <w:hyperlink r:id="rId277">
-        <w:r>
-          <w:rPr>
-            <w:lang w:val="en_US" w:bidi="en_US"/>
-          </w:rPr>
-          <w:rPr>
-            <w:color w:val="0000EE"/>
-            <w:u w:val="single"/>
-          </w:rPr>
-          <w:t>4:1</w:t>
-        </w:r>
-      </w:hyperlink>
+      <w:r>
+        <w:rPr>
+          <w:lang w:val="en_US" w:bidi="en_US"/>
+        </w:rPr>
+        <w:t>1 Corinthians 3:5–9</w:t>
+      </w:r>
+      <w:r>
+        <w:rPr>
+          <w:lang w:val="en_US" w:bidi="en_US"/>
+        </w:rPr>
+        <w:t xml:space="preserve">; </w:t>
+      </w:r>
+      <w:r>
+        <w:rPr>
+          <w:lang w:val="en_US" w:bidi="en_US"/>
+        </w:rPr>
+        <w:t>4:1</w:t>
+      </w:r>
       <w:r>
         <w:rPr>
           <w:lang w:val="en_US" w:bidi="en_US"/>
         </w:rPr>
         <w:t xml:space="preserve">). Instead, Paul criticized the shallow views and divisions among those who followed Apollos for superficial reasons (see </w:t>
       </w:r>
-      <w:hyperlink r:id="rId278">
-        <w:r>
-          <w:rPr>
-            <w:lang w:val="en_US" w:bidi="en_US"/>
-          </w:rPr>
-          <w:rPr>
-            <w:color w:val="0000EE"/>
-            <w:u w:val="single"/>
-          </w:rPr>
-          <w:t>1 Corinthians 1:10–12</w:t>
-        </w:r>
-      </w:hyperlink>
-      <w:r>
-        <w:rPr>
-          <w:lang w:val="en_US" w:bidi="en_US"/>
-        </w:rPr>
-        <w:t xml:space="preserve">; </w:t>
-      </w:r>
-      <w:hyperlink r:id="rId279">
-        <w:r>
-          <w:rPr>
-            <w:lang w:val="en_US" w:bidi="en_US"/>
-          </w:rPr>
-          <w:rPr>
-            <w:color w:val="0000EE"/>
-            <w:u w:val="single"/>
-          </w:rPr>
-          <w:t>3:3–4</w:t>
-        </w:r>
-      </w:hyperlink>
-      <w:r>
-        <w:rPr>
-          <w:lang w:val="en_US" w:bidi="en_US"/>
-        </w:rPr>
-        <w:t xml:space="preserve">; </w:t>
-      </w:r>
-      <w:hyperlink r:id="rId280">
-        <w:r>
-          <w:rPr>
-            <w:lang w:val="en_US" w:bidi="en_US"/>
-          </w:rPr>
-          <w:rPr>
-            <w:color w:val="0000EE"/>
-            <w:u w:val="single"/>
-          </w:rPr>
-          <w:t>4:6–7</w:t>
-        </w:r>
-      </w:hyperlink>
+      <w:r>
+        <w:rPr>
+          <w:lang w:val="en_US" w:bidi="en_US"/>
+        </w:rPr>
+        <w:t>1 Corinthians 1:10–12</w:t>
+      </w:r>
+      <w:r>
+        <w:rPr>
+          <w:lang w:val="en_US" w:bidi="en_US"/>
+        </w:rPr>
+        <w:t xml:space="preserve">; </w:t>
+      </w:r>
+      <w:r>
+        <w:rPr>
+          <w:lang w:val="en_US" w:bidi="en_US"/>
+        </w:rPr>
+        <w:t>3:3–4</w:t>
+      </w:r>
+      <w:r>
+        <w:rPr>
+          <w:lang w:val="en_US" w:bidi="en_US"/>
+        </w:rPr>
+        <w:t xml:space="preserve">; </w:t>
+      </w:r>
+      <w:r>
+        <w:rPr>
+          <w:lang w:val="en_US" w:bidi="en_US"/>
+        </w:rPr>
+        <w:t>4:6–7</w:t>
+      </w:r>
       <w:r>
         <w:rPr>
           <w:lang w:val="en_US" w:bidi="en_US"/>
@@ -7149,36 +5409,24 @@
         </w:rPr>
         <w:t>Apollos may have hesitated to return to Corinth from Ephesus because of the divisions his ministry caused (</w:t>
       </w:r>
-      <w:hyperlink r:id="rId281">
-        <w:r>
-          <w:rPr>
-            <w:lang w:val="en_US" w:bidi="en_US"/>
-          </w:rPr>
-          <w:rPr>
-            <w:color w:val="0000EE"/>
-            <w:u w:val="single"/>
-          </w:rPr>
-          <w:t>1 Corinthians 16:12</w:t>
-        </w:r>
-      </w:hyperlink>
+      <w:r>
+        <w:rPr>
+          <w:lang w:val="en_US" w:bidi="en_US"/>
+        </w:rPr>
+        <w:t>1 Corinthians 16:12</w:t>
+      </w:r>
       <w:r>
         <w:rPr>
           <w:lang w:val="en_US" w:bidi="en_US"/>
         </w:rPr>
         <w:t>). However, Paul encouraged him to go back eventually. Several years later, while Apollos was working on the island of Crete, Paul urged Titus to ensure Apollos's needs were met as he departed for an unknown destination for more missionary work (</w:t>
       </w:r>
-      <w:hyperlink r:id="rId282">
-        <w:r>
-          <w:rPr>
-            <w:lang w:val="en_US" w:bidi="en_US"/>
-          </w:rPr>
-          <w:rPr>
-            <w:color w:val="0000EE"/>
-            <w:u w:val="single"/>
-          </w:rPr>
-          <w:t>Titus 3:13</w:t>
-        </w:r>
-      </w:hyperlink>
+      <w:r>
+        <w:rPr>
+          <w:lang w:val="en_US" w:bidi="en_US"/>
+        </w:rPr>
+        <w:t>Titus 3:13</w:t>
+      </w:r>
       <w:r>
         <w:rPr>
           <w:lang w:val="en_US" w:bidi="en_US"/>
@@ -7208,144 +5456,96 @@
           <w:lang w:val="en_US" w:bidi="en_US"/>
         </w:rPr>
       </w:r>
-      <w:hyperlink r:id="rId283">
-        <w:r>
-          <w:rPr>
-            <w:lang w:val="en_US" w:bidi="en_US"/>
-          </w:rPr>
-          <w:rPr>
-            <w:color w:val="0000EE"/>
-            <w:u w:val="single"/>
-          </w:rPr>
-          <w:t>Acts 18:24–19:1</w:t>
-        </w:r>
-      </w:hyperlink>
-      <w:r>
-        <w:rPr>
-          <w:lang w:val="en_US" w:bidi="en_US"/>
-        </w:rPr>
-        <w:t xml:space="preserve">; </w:t>
-      </w:r>
-      <w:hyperlink r:id="rId278">
-        <w:r>
-          <w:rPr>
-            <w:lang w:val="en_US" w:bidi="en_US"/>
-          </w:rPr>
-          <w:rPr>
-            <w:color w:val="0000EE"/>
-            <w:u w:val="single"/>
-          </w:rPr>
-          <w:t>1 Corinthians 1:10–12</w:t>
-        </w:r>
-      </w:hyperlink>
-      <w:r>
-        <w:rPr>
-          <w:lang w:val="en_US" w:bidi="en_US"/>
-        </w:rPr>
-        <w:t xml:space="preserve">; </w:t>
-      </w:r>
-      <w:hyperlink r:id="rId284">
-        <w:r>
-          <w:rPr>
-            <w:lang w:val="en_US" w:bidi="en_US"/>
-          </w:rPr>
-          <w:rPr>
-            <w:color w:val="0000EE"/>
-            <w:u w:val="single"/>
-          </w:rPr>
-          <w:t>3:3–9</w:t>
-        </w:r>
-      </w:hyperlink>
-      <w:r>
-        <w:rPr>
-          <w:lang w:val="en_US" w:bidi="en_US"/>
-        </w:rPr>
-        <w:t xml:space="preserve">; </w:t>
-      </w:r>
-      <w:hyperlink r:id="rId277">
-        <w:r>
-          <w:rPr>
-            <w:lang w:val="en_US" w:bidi="en_US"/>
-          </w:rPr>
-          <w:rPr>
-            <w:color w:val="0000EE"/>
-            <w:u w:val="single"/>
-          </w:rPr>
-          <w:t>4:1</w:t>
-        </w:r>
-      </w:hyperlink>
+      <w:r>
+        <w:rPr>
+          <w:lang w:val="en_US" w:bidi="en_US"/>
+        </w:rPr>
+        <w:t>Acts 18:24–19:1</w:t>
+      </w:r>
+      <w:r>
+        <w:rPr>
+          <w:lang w:val="en_US" w:bidi="en_US"/>
+        </w:rPr>
+        <w:t xml:space="preserve">; </w:t>
+      </w:r>
+      <w:r>
+        <w:rPr>
+          <w:lang w:val="en_US" w:bidi="en_US"/>
+        </w:rPr>
+        <w:t>1 Corinthians 1:10–12</w:t>
+      </w:r>
+      <w:r>
+        <w:rPr>
+          <w:lang w:val="en_US" w:bidi="en_US"/>
+        </w:rPr>
+        <w:t xml:space="preserve">; </w:t>
+      </w:r>
+      <w:r>
+        <w:rPr>
+          <w:lang w:val="en_US" w:bidi="en_US"/>
+        </w:rPr>
+        <w:t>3:3–9</w:t>
+      </w:r>
+      <w:r>
+        <w:rPr>
+          <w:lang w:val="en_US" w:bidi="en_US"/>
+        </w:rPr>
+        <w:t xml:space="preserve">; </w:t>
+      </w:r>
+      <w:r>
+        <w:rPr>
+          <w:lang w:val="en_US" w:bidi="en_US"/>
+        </w:rPr>
+        <w:t>4:1</w:t>
+      </w:r>
       <w:r>
         <w:rPr>
           <w:lang w:val="en_US" w:bidi="en_US"/>
         </w:rPr>
         <w:t xml:space="preserve">, </w:t>
       </w:r>
-      <w:hyperlink r:id="rId280">
-        <w:r>
-          <w:rPr>
-            <w:lang w:val="en_US" w:bidi="en_US"/>
-          </w:rPr>
-          <w:rPr>
-            <w:color w:val="0000EE"/>
-            <w:u w:val="single"/>
-          </w:rPr>
-          <w:t>6–7</w:t>
-        </w:r>
-      </w:hyperlink>
-      <w:r>
-        <w:rPr>
-          <w:lang w:val="en_US" w:bidi="en_US"/>
-        </w:rPr>
-        <w:t xml:space="preserve">; </w:t>
-      </w:r>
-      <w:hyperlink r:id="rId281">
-        <w:r>
-          <w:rPr>
-            <w:lang w:val="en_US" w:bidi="en_US"/>
-          </w:rPr>
-          <w:rPr>
-            <w:color w:val="0000EE"/>
-            <w:u w:val="single"/>
-          </w:rPr>
-          <w:t>16:12</w:t>
-        </w:r>
-      </w:hyperlink>
-      <w:r>
-        <w:rPr>
-          <w:lang w:val="en_US" w:bidi="en_US"/>
-        </w:rPr>
-        <w:t xml:space="preserve">; </w:t>
-      </w:r>
-      <w:hyperlink r:id="rId285">
-        <w:r>
-          <w:rPr>
-            <w:lang w:val="en_US" w:bidi="en_US"/>
-          </w:rPr>
-          <w:rPr>
-            <w:color w:val="0000EE"/>
-            <w:u w:val="single"/>
-          </w:rPr>
-          <w:t>2 Corinthians 10:10</w:t>
-        </w:r>
-      </w:hyperlink>
-      <w:r>
-        <w:rPr>
-          <w:lang w:val="en_US" w:bidi="en_US"/>
-        </w:rPr>
-        <w:t xml:space="preserve">; </w:t>
-      </w:r>
-      <w:hyperlink r:id="rId282">
-        <w:r>
-          <w:rPr>
-            <w:lang w:val="en_US" w:bidi="en_US"/>
-          </w:rPr>
-          <w:rPr>
-            <w:color w:val="0000EE"/>
-            <w:u w:val="single"/>
-          </w:rPr>
-          <w:t>Titus 3:13</w:t>
-        </w:r>
-      </w:hyperlink>
+      <w:r>
+        <w:rPr>
+          <w:lang w:val="en_US" w:bidi="en_US"/>
+        </w:rPr>
+        <w:t>6–7</w:t>
+      </w:r>
+      <w:r>
+        <w:rPr>
+          <w:lang w:val="en_US" w:bidi="en_US"/>
+        </w:rPr>
+        <w:t xml:space="preserve">; </w:t>
+      </w:r>
+      <w:r>
+        <w:rPr>
+          <w:lang w:val="en_US" w:bidi="en_US"/>
+        </w:rPr>
+        <w:t>16:12</w:t>
+      </w:r>
+      <w:r>
+        <w:rPr>
+          <w:lang w:val="en_US" w:bidi="en_US"/>
+        </w:rPr>
+        <w:t xml:space="preserve">; </w:t>
+      </w:r>
+      <w:r>
+        <w:rPr>
+          <w:lang w:val="en_US" w:bidi="en_US"/>
+        </w:rPr>
+        <w:t>2 Corinthians 10:10</w:t>
+      </w:r>
+      <w:r>
+        <w:rPr>
+          <w:lang w:val="en_US" w:bidi="en_US"/>
+        </w:rPr>
+        <w:t xml:space="preserve">; </w:t>
+      </w:r>
+      <w:r>
+        <w:rPr>
+          <w:lang w:val="en_US" w:bidi="en_US"/>
+        </w:rPr>
+        <w:t>Titus 3:13</w:t>
+      </w:r>
       <w:r>
         <w:rPr>
           <w:lang w:val="en_US" w:bidi="en_US"/>
@@ -7394,126 +5594,84 @@
         </w:rPr>
         <w:t>The Arameans belonged to a family of peoples who descended from Noah's son Shem (</w:t>
       </w:r>
-      <w:hyperlink r:id="rId286">
-        <w:r>
-          <w:rPr>
-            <w:lang w:val="en_US" w:bidi="en_US"/>
-          </w:rPr>
-          <w:rPr>
-            <w:color w:val="0000EE"/>
-            <w:u w:val="single"/>
-          </w:rPr>
-          <w:t>Genesis 10:22–23</w:t>
-        </w:r>
-      </w:hyperlink>
+      <w:r>
+        <w:rPr>
+          <w:lang w:val="en_US" w:bidi="en_US"/>
+        </w:rPr>
+        <w:t>Genesis 10:22–23</w:t>
+      </w:r>
       <w:r>
         <w:rPr>
           <w:lang w:val="en_US" w:bidi="en_US"/>
         </w:rPr>
         <w:t xml:space="preserve">; compare </w:t>
       </w:r>
-      <w:hyperlink r:id="rId287">
-        <w:r>
-          <w:rPr>
-            <w:lang w:val="en_US" w:bidi="en_US"/>
-          </w:rPr>
-          <w:rPr>
-            <w:color w:val="0000EE"/>
-            <w:u w:val="single"/>
-          </w:rPr>
-          <w:t>Genesis 22:20–21</w:t>
-        </w:r>
-      </w:hyperlink>
+      <w:r>
+        <w:rPr>
+          <w:lang w:val="en_US" w:bidi="en_US"/>
+        </w:rPr>
+        <w:t>Genesis 22:20–21</w:t>
+      </w:r>
       <w:r>
         <w:rPr>
           <w:lang w:val="en_US" w:bidi="en_US"/>
         </w:rPr>
         <w:t>). Bethuel and Laban were known as Arameans (</w:t>
       </w:r>
-      <w:hyperlink r:id="rId288">
-        <w:r>
-          <w:rPr>
-            <w:lang w:val="en_US" w:bidi="en_US"/>
-          </w:rPr>
-          <w:rPr>
-            <w:color w:val="0000EE"/>
-            <w:u w:val="single"/>
-          </w:rPr>
-          <w:t>Genesis 25:20</w:t>
-        </w:r>
-      </w:hyperlink>
-      <w:r>
-        <w:rPr>
-          <w:lang w:val="en_US" w:bidi="en_US"/>
-        </w:rPr>
-        <w:t xml:space="preserve">; </w:t>
-      </w:r>
-      <w:hyperlink r:id="rId289">
-        <w:r>
-          <w:rPr>
-            <w:lang w:val="en_US" w:bidi="en_US"/>
-          </w:rPr>
-          <w:rPr>
-            <w:color w:val="0000EE"/>
-            <w:u w:val="single"/>
-          </w:rPr>
-          <w:t>28:1–7</w:t>
-        </w:r>
-      </w:hyperlink>
+      <w:r>
+        <w:rPr>
+          <w:lang w:val="en_US" w:bidi="en_US"/>
+        </w:rPr>
+        <w:t>Genesis 25:20</w:t>
+      </w:r>
+      <w:r>
+        <w:rPr>
+          <w:lang w:val="en_US" w:bidi="en_US"/>
+        </w:rPr>
+        <w:t xml:space="preserve">; </w:t>
+      </w:r>
+      <w:r>
+        <w:rPr>
+          <w:lang w:val="en_US" w:bidi="en_US"/>
+        </w:rPr>
+        <w:t>28:1–7</w:t>
+      </w:r>
       <w:r>
         <w:rPr>
           <w:lang w:val="en_US" w:bidi="en_US"/>
         </w:rPr>
         <w:t>). Jacob lived with them in Aramean territory for about twenty years (</w:t>
       </w:r>
-      <w:hyperlink r:id="rId290">
-        <w:r>
-          <w:rPr>
-            <w:lang w:val="en_US" w:bidi="en_US"/>
-          </w:rPr>
-          <w:rPr>
-            <w:color w:val="0000EE"/>
-            <w:u w:val="single"/>
-          </w:rPr>
-          <w:t>Genesis 28–31</w:t>
-        </w:r>
-      </w:hyperlink>
-      <w:r>
-        <w:rPr>
-          <w:lang w:val="en_US" w:bidi="en_US"/>
-        </w:rPr>
-        <w:t xml:space="preserve">; </w:t>
-      </w:r>
-      <w:hyperlink r:id="rId291">
-        <w:r>
-          <w:rPr>
-            <w:lang w:val="en_US" w:bidi="en_US"/>
-          </w:rPr>
-          <w:rPr>
-            <w:color w:val="0000EE"/>
-            <w:u w:val="single"/>
-          </w:rPr>
-          <w:t>Hosea 12:12</w:t>
-        </w:r>
-      </w:hyperlink>
+      <w:r>
+        <w:rPr>
+          <w:lang w:val="en_US" w:bidi="en_US"/>
+        </w:rPr>
+        <w:t>Genesis 28–31</w:t>
+      </w:r>
+      <w:r>
+        <w:rPr>
+          <w:lang w:val="en_US" w:bidi="en_US"/>
+        </w:rPr>
+        <w:t xml:space="preserve">; </w:t>
+      </w:r>
+      <w:r>
+        <w:rPr>
+          <w:lang w:val="en_US" w:bidi="en_US"/>
+        </w:rPr>
+        <w:t>Hosea 12:12</w:t>
+      </w:r>
       <w:r>
         <w:rPr>
           <w:lang w:val="en_US" w:bidi="en_US"/>
         </w:rPr>
         <w:t>), and the people of Israel remembered that their ancestors were culturally Arameans (</w:t>
       </w:r>
-      <w:hyperlink r:id="rId292">
-        <w:r>
-          <w:rPr>
-            <w:lang w:val="en_US" w:bidi="en_US"/>
-          </w:rPr>
-          <w:rPr>
-            <w:color w:val="0000EE"/>
-            <w:u w:val="single"/>
-          </w:rPr>
-          <w:t>Deuteronomy 26:5</w:t>
-        </w:r>
-      </w:hyperlink>
+      <w:r>
+        <w:rPr>
+          <w:lang w:val="en_US" w:bidi="en_US"/>
+        </w:rPr>
+        <w:t>Deuteronomy 26:5</w:t>
+      </w:r>
       <w:r>
         <w:rPr>
           <w:lang w:val="en_US" w:bidi="en_US"/>
@@ -7534,36 +5692,24 @@
         </w:rPr>
         <w:t xml:space="preserve">The Arameans appeared in history around Abraham's time. They lived near the central Euphrates and spread east, west, and north. By about 1100 BC, Aramean tribes were throughout Syria and northern Transjordan (the land east of the Jordan River). They established strong city-states like Zobah and Damascus, which conflicted with the Israelites starting with David's time (see </w:t>
       </w:r>
-      <w:hyperlink r:id="rId293">
-        <w:r>
-          <w:rPr>
-            <w:lang w:val="en_US" w:bidi="en_US"/>
-          </w:rPr>
-          <w:rPr>
-            <w:color w:val="0000EE"/>
-            <w:u w:val="single"/>
-          </w:rPr>
-          <w:t>2 Samuel 8:3–8</w:t>
-        </w:r>
-      </w:hyperlink>
-      <w:r>
-        <w:rPr>
-          <w:lang w:val="en_US" w:bidi="en_US"/>
-        </w:rPr>
-        <w:t xml:space="preserve">; </w:t>
-      </w:r>
-      <w:hyperlink r:id="rId294">
-        <w:r>
-          <w:rPr>
-            <w:lang w:val="en_US" w:bidi="en_US"/>
-          </w:rPr>
-          <w:rPr>
-            <w:color w:val="0000EE"/>
-            <w:u w:val="single"/>
-          </w:rPr>
-          <w:t>10:6–19</w:t>
-        </w:r>
-      </w:hyperlink>
+      <w:r>
+        <w:rPr>
+          <w:lang w:val="en_US" w:bidi="en_US"/>
+        </w:rPr>
+        <w:t>2 Samuel 8:3–8</w:t>
+      </w:r>
+      <w:r>
+        <w:rPr>
+          <w:lang w:val="en_US" w:bidi="en_US"/>
+        </w:rPr>
+        <w:t xml:space="preserve">; </w:t>
+      </w:r>
+      <w:r>
+        <w:rPr>
+          <w:lang w:val="en_US" w:bidi="en_US"/>
+        </w:rPr>
+        <w:t>10:6–19</w:t>
+      </w:r>
       <w:r>
         <w:rPr>
           <w:lang w:val="en_US" w:bidi="en_US"/>
@@ -7584,18 +5730,12 @@
         </w:rPr>
         <w:t>After Solomon died, Israel split into northern and southern kingdoms. During this time, the Aramean city of Damascus became very powerful. The rulers of Damascus often took advantage of the fighting between the two kingdoms of Israel. During the war between Israel and Judah from 890 to 880 BC, King Asa of Israel asked Ben-hadad I of Damascus for help (</w:t>
       </w:r>
-      <w:hyperlink r:id="rId295">
-        <w:r>
-          <w:rPr>
-            <w:lang w:val="en_US" w:bidi="en_US"/>
-          </w:rPr>
-          <w:rPr>
-            <w:color w:val="0000EE"/>
-            <w:u w:val="single"/>
-          </w:rPr>
-          <w:t>1 Kings 15:18–19</w:t>
-        </w:r>
-      </w:hyperlink>
+      <w:r>
+        <w:rPr>
+          <w:lang w:val="en_US" w:bidi="en_US"/>
+        </w:rPr>
+        <w:t>1 Kings 15:18–19</w:t>
+      </w:r>
       <w:r>
         <w:rPr>
           <w:lang w:val="en_US" w:bidi="en_US"/>
@@ -7616,108 +5756,72 @@
         </w:rPr>
         <w:t>About thirty years later, in the early 850s BC, Ben-hadad invaded Israel, but Ahab defeated him at Samaria (</w:t>
       </w:r>
-      <w:hyperlink r:id="rId296">
-        <w:r>
-          <w:rPr>
-            <w:lang w:val="en_US" w:bidi="en_US"/>
-          </w:rPr>
-          <w:rPr>
-            <w:color w:val="0000EE"/>
-            <w:u w:val="single"/>
-          </w:rPr>
-          <w:t>1 Kings 20:1–21</w:t>
-        </w:r>
-      </w:hyperlink>
+      <w:r>
+        <w:rPr>
+          <w:lang w:val="en_US" w:bidi="en_US"/>
+        </w:rPr>
+        <w:t>1 Kings 20:1–21</w:t>
+      </w:r>
       <w:r>
         <w:rPr>
           <w:lang w:val="en_US" w:bidi="en_US"/>
         </w:rPr>
         <w:t>) and again at Aphek the next year (</w:t>
       </w:r>
-      <w:hyperlink r:id="rId297">
-        <w:r>
-          <w:rPr>
-            <w:lang w:val="en_US" w:bidi="en_US"/>
-          </w:rPr>
-          <w:rPr>
-            <w:color w:val="0000EE"/>
-            <w:u w:val="single"/>
-          </w:rPr>
-          <w:t>20:22–34</w:t>
-        </w:r>
-      </w:hyperlink>
+      <w:r>
+        <w:rPr>
+          <w:lang w:val="en_US" w:bidi="en_US"/>
+        </w:rPr>
+        <w:t>20:22–34</w:t>
+      </w:r>
       <w:r>
         <w:rPr>
           <w:lang w:val="en_US" w:bidi="en_US"/>
         </w:rPr>
         <w:t>). After three years of peace, Israel and Damascus fought again in 853 BC, and Ahab was killed in battle (</w:t>
       </w:r>
-      <w:hyperlink r:id="rId298">
-        <w:r>
-          <w:rPr>
-            <w:lang w:val="en_US" w:bidi="en_US"/>
-          </w:rPr>
-          <w:rPr>
-            <w:color w:val="0000EE"/>
-            <w:u w:val="single"/>
-          </w:rPr>
-          <w:t>1 Kings 22:29–37</w:t>
-        </w:r>
-      </w:hyperlink>
+      <w:r>
+        <w:rPr>
+          <w:lang w:val="en_US" w:bidi="en_US"/>
+        </w:rPr>
+        <w:t>1 Kings 22:29–37</w:t>
+      </w:r>
       <w:r>
         <w:rPr>
           <w:lang w:val="en_US" w:bidi="en_US"/>
         </w:rPr>
         <w:t xml:space="preserve">). Aramean Damascus continued to cause losses for Israel over the next several decades (see </w:t>
       </w:r>
-      <w:hyperlink r:id="rId299">
-        <w:r>
-          <w:rPr>
-            <w:lang w:val="en_US" w:bidi="en_US"/>
-          </w:rPr>
-          <w:rPr>
-            <w:color w:val="0000EE"/>
-            <w:u w:val="single"/>
-          </w:rPr>
-          <w:t>2 Kings 8:28–29</w:t>
-        </w:r>
-      </w:hyperlink>
-      <w:r>
-        <w:rPr>
-          <w:lang w:val="en_US" w:bidi="en_US"/>
-        </w:rPr>
-        <w:t xml:space="preserve">; </w:t>
-      </w:r>
-      <w:hyperlink r:id="rId300">
-        <w:r>
-          <w:rPr>
-            <w:lang w:val="en_US" w:bidi="en_US"/>
-          </w:rPr>
-          <w:rPr>
-            <w:color w:val="0000EE"/>
-            <w:u w:val="single"/>
-          </w:rPr>
-          <w:t>12:17–18</w:t>
-        </w:r>
-      </w:hyperlink>
-      <w:r>
-        <w:rPr>
-          <w:lang w:val="en_US" w:bidi="en_US"/>
-        </w:rPr>
-        <w:t xml:space="preserve">; </w:t>
-      </w:r>
-      <w:hyperlink r:id="rId301">
-        <w:r>
-          <w:rPr>
-            <w:lang w:val="en_US" w:bidi="en_US"/>
-          </w:rPr>
-          <w:rPr>
-            <w:color w:val="0000EE"/>
-            <w:u w:val="single"/>
-          </w:rPr>
-          <w:t>13:1–7</w:t>
-        </w:r>
-      </w:hyperlink>
+      <w:r>
+        <w:rPr>
+          <w:lang w:val="en_US" w:bidi="en_US"/>
+        </w:rPr>
+        <w:t>2 Kings 8:28–29</w:t>
+      </w:r>
+      <w:r>
+        <w:rPr>
+          <w:lang w:val="en_US" w:bidi="en_US"/>
+        </w:rPr>
+        <w:t xml:space="preserve">; </w:t>
+      </w:r>
+      <w:r>
+        <w:rPr>
+          <w:lang w:val="en_US" w:bidi="en_US"/>
+        </w:rPr>
+        <w:t>12:17–18</w:t>
+      </w:r>
+      <w:r>
+        <w:rPr>
+          <w:lang w:val="en_US" w:bidi="en_US"/>
+        </w:rPr>
+        <w:t xml:space="preserve">; </w:t>
+      </w:r>
+      <w:r>
+        <w:rPr>
+          <w:lang w:val="en_US" w:bidi="en_US"/>
+        </w:rPr>
+        <w:t>13:1–7</w:t>
+      </w:r>
       <w:r>
         <w:rPr>
           <w:lang w:val="en_US" w:bidi="en_US"/>
@@ -7738,36 +5842,24 @@
         </w:rPr>
         <w:t>During this time, the Aramean city-states began to feel pressure from Assyria. Assyria first defeated Damascus around 838 BC and forced it to pay tribute in 803 BC. This weakened Damascus, allowing Jehoash, the king of Israel from 798 to 782 BC, to defeat the Arameans and drive them out of Israel's territory around 795 BC (</w:t>
       </w:r>
-      <w:hyperlink r:id="rId302">
-        <w:r>
-          <w:rPr>
-            <w:lang w:val="en_US" w:bidi="en_US"/>
-          </w:rPr>
-          <w:rPr>
-            <w:color w:val="0000EE"/>
-            <w:u w:val="single"/>
-          </w:rPr>
-          <w:t>2 Kings 13:14–25</w:t>
-        </w:r>
-      </w:hyperlink>
+      <w:r>
+        <w:rPr>
+          <w:lang w:val="en_US" w:bidi="en_US"/>
+        </w:rPr>
+        <w:t>2 Kings 13:14–25</w:t>
+      </w:r>
       <w:r>
         <w:rPr>
           <w:lang w:val="en_US" w:bidi="en_US"/>
         </w:rPr>
         <w:t xml:space="preserve">). Later, Jeroboam II, who ruled from 793 to 753 BC, made Damascus pay tribute to him (see </w:t>
       </w:r>
-      <w:hyperlink r:id="rId303">
-        <w:r>
-          <w:rPr>
-            <w:lang w:val="en_US" w:bidi="en_US"/>
-          </w:rPr>
-          <w:rPr>
-            <w:color w:val="0000EE"/>
-            <w:u w:val="single"/>
-          </w:rPr>
-          <w:t>2 Kings 14:28</w:t>
-        </w:r>
-      </w:hyperlink>
+      <w:r>
+        <w:rPr>
+          <w:lang w:val="en_US" w:bidi="en_US"/>
+        </w:rPr>
+        <w:t>2 Kings 14:28</w:t>
+      </w:r>
       <w:r>
         <w:rPr>
           <w:lang w:val="en_US" w:bidi="en_US"/>
@@ -7788,108 +5880,72 @@
         </w:rPr>
         <w:t>Around 738 BC, the Arameans of Damascus allied with Israel to conquer Judah. They captured much land, but their siege of Jerusalem failed (</w:t>
       </w:r>
-      <w:hyperlink r:id="rId304">
-        <w:r>
-          <w:rPr>
-            <w:lang w:val="en_US" w:bidi="en_US"/>
-          </w:rPr>
-          <w:rPr>
-            <w:color w:val="0000EE"/>
-            <w:u w:val="single"/>
-          </w:rPr>
-          <w:t>2 Kings 16:5</w:t>
-        </w:r>
-      </w:hyperlink>
+      <w:r>
+        <w:rPr>
+          <w:lang w:val="en_US" w:bidi="en_US"/>
+        </w:rPr>
+        <w:t>2 Kings 16:5</w:t>
+      </w:r>
       <w:r>
         <w:rPr>
           <w:lang w:val="en_US" w:bidi="en_US"/>
         </w:rPr>
         <w:t xml:space="preserve">; see also </w:t>
       </w:r>
-      <w:hyperlink r:id="rId305">
-        <w:r>
-          <w:rPr>
-            <w:lang w:val="en_US" w:bidi="en_US"/>
-          </w:rPr>
-          <w:rPr>
-            <w:color w:val="0000EE"/>
-            <w:u w:val="single"/>
-          </w:rPr>
-          <w:t>2 Chronicles 28:5</w:t>
-        </w:r>
-      </w:hyperlink>
+      <w:r>
+        <w:rPr>
+          <w:lang w:val="en_US" w:bidi="en_US"/>
+        </w:rPr>
+        <w:t>2 Chronicles 28:5</w:t>
+      </w:r>
       <w:r>
         <w:rPr>
           <w:lang w:val="en_US" w:bidi="en_US"/>
         </w:rPr>
         <w:t>). During this apparent success for Damascus, the prophets Isaiah and Amos predicted the city's destruction (</w:t>
       </w:r>
-      <w:hyperlink r:id="rId306">
-        <w:r>
-          <w:rPr>
-            <w:lang w:val="en_US" w:bidi="en_US"/>
-          </w:rPr>
-          <w:rPr>
-            <w:color w:val="0000EE"/>
-            <w:u w:val="single"/>
-          </w:rPr>
-          <w:t>Isaiah 8:4</w:t>
-        </w:r>
-      </w:hyperlink>
-      <w:r>
-        <w:rPr>
-          <w:lang w:val="en_US" w:bidi="en_US"/>
-        </w:rPr>
-        <w:t xml:space="preserve">; </w:t>
-      </w:r>
-      <w:hyperlink r:id="rId307">
-        <w:r>
-          <w:rPr>
-            <w:lang w:val="en_US" w:bidi="en_US"/>
-          </w:rPr>
-          <w:rPr>
-            <w:color w:val="0000EE"/>
-            <w:u w:val="single"/>
-          </w:rPr>
-          <w:t>17:1</w:t>
-        </w:r>
-      </w:hyperlink>
-      <w:r>
-        <w:rPr>
-          <w:lang w:val="en_US" w:bidi="en_US"/>
-        </w:rPr>
-        <w:t xml:space="preserve">; </w:t>
-      </w:r>
-      <w:hyperlink r:id="rId308">
-        <w:r>
-          <w:rPr>
-            <w:lang w:val="en_US" w:bidi="en_US"/>
-          </w:rPr>
-          <w:rPr>
-            <w:color w:val="0000EE"/>
-            <w:u w:val="single"/>
-          </w:rPr>
-          <w:t>Amos 1:3–5</w:t>
-        </w:r>
-      </w:hyperlink>
+      <w:r>
+        <w:rPr>
+          <w:lang w:val="en_US" w:bidi="en_US"/>
+        </w:rPr>
+        <w:t>Isaiah 8:4</w:t>
+      </w:r>
+      <w:r>
+        <w:rPr>
+          <w:lang w:val="en_US" w:bidi="en_US"/>
+        </w:rPr>
+        <w:t xml:space="preserve">; </w:t>
+      </w:r>
+      <w:r>
+        <w:rPr>
+          <w:lang w:val="en_US" w:bidi="en_US"/>
+        </w:rPr>
+        <w:t>17:1</w:t>
+      </w:r>
+      <w:r>
+        <w:rPr>
+          <w:lang w:val="en_US" w:bidi="en_US"/>
+        </w:rPr>
+        <w:t xml:space="preserve">; </w:t>
+      </w:r>
+      <w:r>
+        <w:rPr>
+          <w:lang w:val="en_US" w:bidi="en_US"/>
+        </w:rPr>
+        <w:t>Amos 1:3–5</w:t>
+      </w:r>
       <w:r>
         <w:rPr>
           <w:lang w:val="en_US" w:bidi="en_US"/>
         </w:rPr>
         <w:t>). Instead of trusting God, King Ahaz of Judah sought protection from the Assyrians. The Assyrians responded to his gifts by attacking Damascus and exiling its people in 733 and 732 BC (</w:t>
       </w:r>
-      <w:hyperlink r:id="rId309">
-        <w:r>
-          <w:rPr>
-            <w:lang w:val="en_US" w:bidi="en_US"/>
-          </w:rPr>
-          <w:rPr>
-            <w:color w:val="0000EE"/>
-            <w:u w:val="single"/>
-          </w:rPr>
-          <w:t>2 Kings 16:7–11</w:t>
-        </w:r>
-      </w:hyperlink>
+      <w:r>
+        <w:rPr>
+          <w:lang w:val="en_US" w:bidi="en_US"/>
+        </w:rPr>
+        <w:t>2 Kings 16:7–11</w:t>
+      </w:r>
       <w:r>
         <w:rPr>
           <w:lang w:val="en_US" w:bidi="en_US"/>
@@ -7910,54 +5966,36 @@
         </w:rPr>
         <w:t xml:space="preserve">The Arameans' language, Aramaic, became the main language for diplomacy and administration across the Near East (see, for example, </w:t>
       </w:r>
-      <w:hyperlink r:id="rId310">
-        <w:r>
-          <w:rPr>
-            <w:lang w:val="en_US" w:bidi="en_US"/>
-          </w:rPr>
-          <w:rPr>
-            <w:color w:val="0000EE"/>
-            <w:u w:val="single"/>
-          </w:rPr>
-          <w:t>2 Kings 18:26</w:t>
-        </w:r>
-      </w:hyperlink>
+      <w:r>
+        <w:rPr>
+          <w:lang w:val="en_US" w:bidi="en_US"/>
+        </w:rPr>
+        <w:t>2 Kings 18:26</w:t>
+      </w:r>
       <w:r>
         <w:rPr>
           <w:lang w:val="en_US" w:bidi="en_US"/>
         </w:rPr>
         <w:t xml:space="preserve">). During the exile in Babylon, the Jews started using Aramaic; parts of Ezra and Daniel are in Aramaic. Aramaic was the common language from Egypt to India during the Persian period and was widely spoken in Palestine during the time of Jesus (see </w:t>
       </w:r>
-      <w:hyperlink r:id="rId311">
-        <w:r>
-          <w:rPr>
-            <w:lang w:val="en_US" w:bidi="en_US"/>
-          </w:rPr>
-          <w:rPr>
-            <w:color w:val="0000EE"/>
-            <w:u w:val="single"/>
-          </w:rPr>
-          <w:t>Mark 5:41</w:t>
-        </w:r>
-      </w:hyperlink>
-      <w:r>
-        <w:rPr>
-          <w:lang w:val="en_US" w:bidi="en_US"/>
-        </w:rPr>
-        <w:t xml:space="preserve">; </w:t>
-      </w:r>
-      <w:hyperlink r:id="rId312">
-        <w:r>
-          <w:rPr>
-            <w:lang w:val="en_US" w:bidi="en_US"/>
-          </w:rPr>
-          <w:rPr>
-            <w:color w:val="0000EE"/>
-            <w:u w:val="single"/>
-          </w:rPr>
-          <w:t>1 Corinthians 16:22</w:t>
-        </w:r>
-      </w:hyperlink>
+      <w:r>
+        <w:rPr>
+          <w:lang w:val="en_US" w:bidi="en_US"/>
+        </w:rPr>
+        <w:t>Mark 5:41</w:t>
+      </w:r>
+      <w:r>
+        <w:rPr>
+          <w:lang w:val="en_US" w:bidi="en_US"/>
+        </w:rPr>
+        <w:t xml:space="preserve">; </w:t>
+      </w:r>
+      <w:r>
+        <w:rPr>
+          <w:lang w:val="en_US" w:bidi="en_US"/>
+        </w:rPr>
+        <w:t>1 Corinthians 16:22</w:t>
+      </w:r>
       <w:r>
         <w:rPr>
           <w:lang w:val="en_US" w:bidi="en_US"/>
@@ -7987,270 +6025,180 @@
           <w:lang w:val="en_US" w:bidi="en_US"/>
         </w:rPr>
       </w:r>
-      <w:hyperlink r:id="rId286">
-        <w:r>
-          <w:rPr>
-            <w:lang w:val="en_US" w:bidi="en_US"/>
-          </w:rPr>
-          <w:rPr>
-            <w:color w:val="0000EE"/>
-            <w:u w:val="single"/>
-          </w:rPr>
-          <w:t>Genesis 10:22–23</w:t>
-        </w:r>
-      </w:hyperlink>
-      <w:r>
-        <w:rPr>
-          <w:lang w:val="en_US" w:bidi="en_US"/>
-        </w:rPr>
-        <w:t xml:space="preserve">; </w:t>
-      </w:r>
-      <w:hyperlink r:id="rId287">
-        <w:r>
-          <w:rPr>
-            <w:lang w:val="en_US" w:bidi="en_US"/>
-          </w:rPr>
-          <w:rPr>
-            <w:color w:val="0000EE"/>
-            <w:u w:val="single"/>
-          </w:rPr>
-          <w:t>22:20–21</w:t>
-        </w:r>
-      </w:hyperlink>
-      <w:r>
-        <w:rPr>
-          <w:lang w:val="en_US" w:bidi="en_US"/>
-        </w:rPr>
-        <w:t xml:space="preserve">; </w:t>
-      </w:r>
-      <w:hyperlink r:id="rId288">
-        <w:r>
-          <w:rPr>
-            <w:lang w:val="en_US" w:bidi="en_US"/>
-          </w:rPr>
-          <w:rPr>
-            <w:color w:val="0000EE"/>
-            <w:u w:val="single"/>
-          </w:rPr>
-          <w:t>25:20</w:t>
-        </w:r>
-      </w:hyperlink>
-      <w:r>
-        <w:rPr>
-          <w:lang w:val="en_US" w:bidi="en_US"/>
-        </w:rPr>
-        <w:t xml:space="preserve">; </w:t>
-      </w:r>
-      <w:hyperlink r:id="rId289">
-        <w:r>
-          <w:rPr>
-            <w:lang w:val="en_US" w:bidi="en_US"/>
-          </w:rPr>
-          <w:rPr>
-            <w:color w:val="0000EE"/>
-            <w:u w:val="single"/>
-          </w:rPr>
-          <w:t>28:1–7</w:t>
-        </w:r>
-      </w:hyperlink>
-      <w:r>
-        <w:rPr>
-          <w:lang w:val="en_US" w:bidi="en_US"/>
-        </w:rPr>
-        <w:t xml:space="preserve">; </w:t>
-      </w:r>
-      <w:hyperlink r:id="rId292">
-        <w:r>
-          <w:rPr>
-            <w:lang w:val="en_US" w:bidi="en_US"/>
-          </w:rPr>
-          <w:rPr>
-            <w:color w:val="0000EE"/>
-            <w:u w:val="single"/>
-          </w:rPr>
-          <w:t>Deuteronomy 26:5</w:t>
-        </w:r>
-      </w:hyperlink>
-      <w:r>
-        <w:rPr>
-          <w:lang w:val="en_US" w:bidi="en_US"/>
-        </w:rPr>
-        <w:t xml:space="preserve">; </w:t>
-      </w:r>
-      <w:hyperlink r:id="rId313">
-        <w:r>
-          <w:rPr>
-            <w:lang w:val="en_US" w:bidi="en_US"/>
-          </w:rPr>
-          <w:rPr>
-            <w:color w:val="0000EE"/>
-            <w:u w:val="single"/>
-          </w:rPr>
-          <w:t>2 Samuel 8:3–4</w:t>
-        </w:r>
-      </w:hyperlink>
-      <w:r>
-        <w:rPr>
-          <w:lang w:val="en_US" w:bidi="en_US"/>
-        </w:rPr>
-        <w:t xml:space="preserve">; </w:t>
-      </w:r>
-      <w:hyperlink r:id="rId314">
-        <w:r>
-          <w:rPr>
-            <w:lang w:val="en_US" w:bidi="en_US"/>
-          </w:rPr>
-          <w:rPr>
-            <w:color w:val="0000EE"/>
-            <w:u w:val="single"/>
-          </w:rPr>
-          <w:t>10:17–19</w:t>
-        </w:r>
-      </w:hyperlink>
-      <w:r>
-        <w:rPr>
-          <w:lang w:val="en_US" w:bidi="en_US"/>
-        </w:rPr>
-        <w:t xml:space="preserve">; </w:t>
-      </w:r>
-      <w:hyperlink r:id="rId315">
-        <w:r>
-          <w:rPr>
-            <w:lang w:val="en_US" w:bidi="en_US"/>
-          </w:rPr>
-          <w:rPr>
-            <w:color w:val="0000EE"/>
-            <w:u w:val="single"/>
-          </w:rPr>
-          <w:t>1 Kings 15:18</w:t>
-        </w:r>
-      </w:hyperlink>
-      <w:r>
-        <w:rPr>
-          <w:lang w:val="en_US" w:bidi="en_US"/>
-        </w:rPr>
-        <w:t xml:space="preserve">; </w:t>
-      </w:r>
-      <w:hyperlink r:id="rId222">
-        <w:r>
-          <w:rPr>
-            <w:lang w:val="en_US" w:bidi="en_US"/>
-          </w:rPr>
-          <w:rPr>
-            <w:color w:val="0000EE"/>
-            <w:u w:val="single"/>
-          </w:rPr>
-          <w:t>1 Kings 20:1–34</w:t>
-        </w:r>
-      </w:hyperlink>
-      <w:r>
-        <w:rPr>
-          <w:lang w:val="en_US" w:bidi="en_US"/>
-        </w:rPr>
-        <w:t xml:space="preserve">; </w:t>
-      </w:r>
-      <w:hyperlink r:id="rId298">
-        <w:r>
-          <w:rPr>
-            <w:lang w:val="en_US" w:bidi="en_US"/>
-          </w:rPr>
-          <w:rPr>
-            <w:color w:val="0000EE"/>
-            <w:u w:val="single"/>
-          </w:rPr>
-          <w:t>22:29–37</w:t>
-        </w:r>
-      </w:hyperlink>
-      <w:r>
-        <w:rPr>
-          <w:lang w:val="en_US" w:bidi="en_US"/>
-        </w:rPr>
-        <w:t xml:space="preserve">; </w:t>
-      </w:r>
-      <w:hyperlink r:id="rId316">
-        <w:r>
-          <w:rPr>
-            <w:lang w:val="en_US" w:bidi="en_US"/>
-          </w:rPr>
-          <w:rPr>
-            <w:color w:val="0000EE"/>
-            <w:u w:val="single"/>
-          </w:rPr>
-          <w:t>2 Kings 13:25</w:t>
-        </w:r>
-      </w:hyperlink>
-      <w:r>
-        <w:rPr>
-          <w:lang w:val="en_US" w:bidi="en_US"/>
-        </w:rPr>
-        <w:t xml:space="preserve">; </w:t>
-      </w:r>
-      <w:hyperlink r:id="rId317">
-        <w:r>
-          <w:rPr>
-            <w:lang w:val="en_US" w:bidi="en_US"/>
-          </w:rPr>
-          <w:rPr>
-            <w:color w:val="0000EE"/>
-            <w:u w:val="single"/>
-          </w:rPr>
-          <w:t>16:9–13</w:t>
-        </w:r>
-      </w:hyperlink>
-      <w:r>
-        <w:rPr>
-          <w:lang w:val="en_US" w:bidi="en_US"/>
-        </w:rPr>
-        <w:t xml:space="preserve">; </w:t>
-      </w:r>
-      <w:hyperlink r:id="rId318">
-        <w:r>
-          <w:rPr>
-            <w:lang w:val="en_US" w:bidi="en_US"/>
-          </w:rPr>
-          <w:rPr>
-            <w:color w:val="0000EE"/>
-            <w:u w:val="single"/>
-          </w:rPr>
-          <w:t>17:24–34</w:t>
-        </w:r>
-      </w:hyperlink>
-      <w:r>
-        <w:rPr>
-          <w:lang w:val="en_US" w:bidi="en_US"/>
-        </w:rPr>
-        <w:t xml:space="preserve">; </w:t>
-      </w:r>
-      <w:hyperlink r:id="rId291">
-        <w:r>
-          <w:rPr>
-            <w:lang w:val="en_US" w:bidi="en_US"/>
-          </w:rPr>
-          <w:rPr>
-            <w:color w:val="0000EE"/>
-            <w:u w:val="single"/>
-          </w:rPr>
-          <w:t>Hosea 12:12</w:t>
-        </w:r>
-      </w:hyperlink>
-      <w:r>
-        <w:rPr>
-          <w:lang w:val="en_US" w:bidi="en_US"/>
-        </w:rPr>
-        <w:t xml:space="preserve">; </w:t>
-      </w:r>
-      <w:hyperlink r:id="rId319">
-        <w:r>
-          <w:rPr>
-            <w:lang w:val="en_US" w:bidi="en_US"/>
-          </w:rPr>
-          <w:rPr>
-            <w:color w:val="0000EE"/>
-            <w:u w:val="single"/>
-          </w:rPr>
-          <w:t>Amos 1:5</w:t>
-        </w:r>
-      </w:hyperlink>
+      <w:r>
+        <w:rPr>
+          <w:lang w:val="en_US" w:bidi="en_US"/>
+        </w:rPr>
+        <w:t>Genesis 10:22–23</w:t>
+      </w:r>
+      <w:r>
+        <w:rPr>
+          <w:lang w:val="en_US" w:bidi="en_US"/>
+        </w:rPr>
+        <w:t xml:space="preserve">; </w:t>
+      </w:r>
+      <w:r>
+        <w:rPr>
+          <w:lang w:val="en_US" w:bidi="en_US"/>
+        </w:rPr>
+        <w:t>22:20–21</w:t>
+      </w:r>
+      <w:r>
+        <w:rPr>
+          <w:lang w:val="en_US" w:bidi="en_US"/>
+        </w:rPr>
+        <w:t xml:space="preserve">; </w:t>
+      </w:r>
+      <w:r>
+        <w:rPr>
+          <w:lang w:val="en_US" w:bidi="en_US"/>
+        </w:rPr>
+        <w:t>25:20</w:t>
+      </w:r>
+      <w:r>
+        <w:rPr>
+          <w:lang w:val="en_US" w:bidi="en_US"/>
+        </w:rPr>
+        <w:t xml:space="preserve">; </w:t>
+      </w:r>
+      <w:r>
+        <w:rPr>
+          <w:lang w:val="en_US" w:bidi="en_US"/>
+        </w:rPr>
+        <w:t>28:1–7</w:t>
+      </w:r>
+      <w:r>
+        <w:rPr>
+          <w:lang w:val="en_US" w:bidi="en_US"/>
+        </w:rPr>
+        <w:t xml:space="preserve">; </w:t>
+      </w:r>
+      <w:r>
+        <w:rPr>
+          <w:lang w:val="en_US" w:bidi="en_US"/>
+        </w:rPr>
+        <w:t>Deuteronomy 26:5</w:t>
+      </w:r>
+      <w:r>
+        <w:rPr>
+          <w:lang w:val="en_US" w:bidi="en_US"/>
+        </w:rPr>
+        <w:t xml:space="preserve">; </w:t>
+      </w:r>
+      <w:r>
+        <w:rPr>
+          <w:lang w:val="en_US" w:bidi="en_US"/>
+        </w:rPr>
+        <w:t>2 Samuel 8:3–4</w:t>
+      </w:r>
+      <w:r>
+        <w:rPr>
+          <w:lang w:val="en_US" w:bidi="en_US"/>
+        </w:rPr>
+        <w:t xml:space="preserve">; </w:t>
+      </w:r>
+      <w:r>
+        <w:rPr>
+          <w:lang w:val="en_US" w:bidi="en_US"/>
+        </w:rPr>
+        <w:t>10:17–19</w:t>
+      </w:r>
+      <w:r>
+        <w:rPr>
+          <w:lang w:val="en_US" w:bidi="en_US"/>
+        </w:rPr>
+        <w:t xml:space="preserve">; </w:t>
+      </w:r>
+      <w:r>
+        <w:rPr>
+          <w:lang w:val="en_US" w:bidi="en_US"/>
+        </w:rPr>
+        <w:t>1 Kings 15:18</w:t>
+      </w:r>
+      <w:r>
+        <w:rPr>
+          <w:lang w:val="en_US" w:bidi="en_US"/>
+        </w:rPr>
+        <w:t xml:space="preserve">; </w:t>
+      </w:r>
+      <w:r>
+        <w:rPr>
+          <w:lang w:val="en_US" w:bidi="en_US"/>
+        </w:rPr>
+        <w:t>1 Kings 20:1–34</w:t>
+      </w:r>
+      <w:r>
+        <w:rPr>
+          <w:lang w:val="en_US" w:bidi="en_US"/>
+        </w:rPr>
+        <w:t xml:space="preserve">; </w:t>
+      </w:r>
+      <w:r>
+        <w:rPr>
+          <w:lang w:val="en_US" w:bidi="en_US"/>
+        </w:rPr>
+        <w:t>22:29–37</w:t>
+      </w:r>
+      <w:r>
+        <w:rPr>
+          <w:lang w:val="en_US" w:bidi="en_US"/>
+        </w:rPr>
+        <w:t xml:space="preserve">; </w:t>
+      </w:r>
+      <w:r>
+        <w:rPr>
+          <w:lang w:val="en_US" w:bidi="en_US"/>
+        </w:rPr>
+        <w:t>2 Kings 13:25</w:t>
+      </w:r>
+      <w:r>
+        <w:rPr>
+          <w:lang w:val="en_US" w:bidi="en_US"/>
+        </w:rPr>
+        <w:t xml:space="preserve">; </w:t>
+      </w:r>
+      <w:r>
+        <w:rPr>
+          <w:lang w:val="en_US" w:bidi="en_US"/>
+        </w:rPr>
+        <w:t>16:9–13</w:t>
+      </w:r>
+      <w:r>
+        <w:rPr>
+          <w:lang w:val="en_US" w:bidi="en_US"/>
+        </w:rPr>
+        <w:t xml:space="preserve">; </w:t>
+      </w:r>
+      <w:r>
+        <w:rPr>
+          <w:lang w:val="en_US" w:bidi="en_US"/>
+        </w:rPr>
+        <w:t>17:24–34</w:t>
+      </w:r>
+      <w:r>
+        <w:rPr>
+          <w:lang w:val="en_US" w:bidi="en_US"/>
+        </w:rPr>
+        <w:t xml:space="preserve">; </w:t>
+      </w:r>
+      <w:r>
+        <w:rPr>
+          <w:lang w:val="en_US" w:bidi="en_US"/>
+        </w:rPr>
+        <w:t>Hosea 12:12</w:t>
+      </w:r>
+      <w:r>
+        <w:rPr>
+          <w:lang w:val="en_US" w:bidi="en_US"/>
+        </w:rPr>
+        <w:t xml:space="preserve">; </w:t>
+      </w:r>
+      <w:r>
+        <w:rPr>
+          <w:lang w:val="en_US" w:bidi="en_US"/>
+        </w:rPr>
+        <w:t>Amos 1:5</w:t>
+      </w:r>
       <w:r>
         <w:rPr>
           <w:lang w:val="en_US" w:bidi="en_US"/>
@@ -8313,36 +6261,24 @@
         </w:rPr>
         <w:t>At the start of his reign, Asa was a good king. He opposed the worship of false gods, destroyed the Asherah pole his grandmother Maacah had set up, and removed her political influence (</w:t>
       </w:r>
-      <w:hyperlink r:id="rId320">
-        <w:r>
-          <w:rPr>
-            <w:lang w:val="en_US" w:bidi="en_US"/>
-          </w:rPr>
-          <w:rPr>
-            <w:color w:val="0000EE"/>
-            <w:u w:val="single"/>
-          </w:rPr>
-          <w:t>1 Kings 15:13</w:t>
-        </w:r>
-      </w:hyperlink>
-      <w:r>
-        <w:rPr>
-          <w:lang w:val="en_US" w:bidi="en_US"/>
-        </w:rPr>
-        <w:t xml:space="preserve">; </w:t>
-      </w:r>
-      <w:hyperlink r:id="rId321">
-        <w:r>
-          <w:rPr>
-            <w:lang w:val="en_US" w:bidi="en_US"/>
-          </w:rPr>
-          <w:rPr>
-            <w:color w:val="0000EE"/>
-            <w:u w:val="single"/>
-          </w:rPr>
-          <w:t>2 Chronicles 15:16</w:t>
-        </w:r>
-      </w:hyperlink>
+      <w:r>
+        <w:rPr>
+          <w:lang w:val="en_US" w:bidi="en_US"/>
+        </w:rPr>
+        <w:t>1 Kings 15:13</w:t>
+      </w:r>
+      <w:r>
+        <w:rPr>
+          <w:lang w:val="en_US" w:bidi="en_US"/>
+        </w:rPr>
+        <w:t xml:space="preserve">; </w:t>
+      </w:r>
+      <w:r>
+        <w:rPr>
+          <w:lang w:val="en_US" w:bidi="en_US"/>
+        </w:rPr>
+        <w:t>2 Chronicles 15:16</w:t>
+      </w:r>
       <w:r>
         <w:rPr>
           <w:lang w:val="en_US" w:bidi="en_US"/>
@@ -8363,36 +6299,24 @@
         </w:rPr>
         <w:t>In the early days of Asa's reign, God gave him military victories and peace. Asa expelled or defeated anyone trying to conquer, divide, or destroy Judah (</w:t>
       </w:r>
-      <w:hyperlink r:id="rId322">
-        <w:r>
-          <w:rPr>
-            <w:lang w:val="en_US" w:bidi="en_US"/>
-          </w:rPr>
-          <w:rPr>
-            <w:color w:val="0000EE"/>
-            <w:u w:val="single"/>
-          </w:rPr>
-          <w:t>2 Chronicles 14:1–8</w:t>
-        </w:r>
-      </w:hyperlink>
+      <w:r>
+        <w:rPr>
+          <w:lang w:val="en_US" w:bidi="en_US"/>
+        </w:rPr>
+        <w:t>2 Chronicles 14:1–8</w:t>
+      </w:r>
       <w:r>
         <w:rPr>
           <w:lang w:val="en_US" w:bidi="en_US"/>
         </w:rPr>
         <w:t>). Asa's most remarkable victory was over an Ethiopian leader named Zerah, who attacked Judah with over a million troops. Due to Asa's obedience and faithfulness, God granted him a great victory (</w:t>
       </w:r>
-      <w:hyperlink r:id="rId323">
-        <w:r>
-          <w:rPr>
-            <w:lang w:val="en_US" w:bidi="en_US"/>
-          </w:rPr>
-          <w:rPr>
-            <w:color w:val="0000EE"/>
-            <w:u w:val="single"/>
-          </w:rPr>
-          <w:t>2 Chronicles 14:9–15</w:t>
-        </w:r>
-      </w:hyperlink>
+      <w:r>
+        <w:rPr>
+          <w:lang w:val="en_US" w:bidi="en_US"/>
+        </w:rPr>
+        <w:t>2 Chronicles 14:9–15</w:t>
+      </w:r>
       <w:r>
         <w:rPr>
           <w:lang w:val="en_US" w:bidi="en_US"/>
@@ -8413,18 +6337,12 @@
         </w:rPr>
         <w:t>Sadly, Asa's attitude changed near the end of his life. He stopped trusting in God. Baasha, the king of the northern kingdom, attacked Judah with help from Ben-hadad, king of Aram, and strengthened the city of Ramah. Asa paid the king of Aram to switch sides and support him instead of Baasha. This showed Asa trusted a foreign king more than the Lord. Worse, Asa paid Ben-hadad with gold and silver he had previously given to the temple! Asa's strategy worked, and the northern kingdom of Israel had to leave Judah to deal with Ben-hadad's threat from the north. However, the prophet Hanani criticized Asa for his lack of faith in God. Angered, Asa imprisoned Hanani (</w:t>
       </w:r>
-      <w:hyperlink r:id="rId324">
-        <w:r>
-          <w:rPr>
-            <w:lang w:val="en_US" w:bidi="en_US"/>
-          </w:rPr>
-          <w:rPr>
-            <w:color w:val="0000EE"/>
-            <w:u w:val="single"/>
-          </w:rPr>
-          <w:t>2 Chronicles 16:7–10</w:t>
-        </w:r>
-      </w:hyperlink>
+      <w:r>
+        <w:rPr>
+          <w:lang w:val="en_US" w:bidi="en_US"/>
+        </w:rPr>
+        <w:t>2 Chronicles 16:7–10</w:t>
+      </w:r>
       <w:r>
         <w:rPr>
           <w:lang w:val="en_US" w:bidi="en_US"/>
@@ -8445,36 +6363,24 @@
         </w:rPr>
         <w:t>In the last years of his reign, Asa had a serious foot disease. Despite the severity of his illness, he did not seek the Lord's help. Instead, he relied only on his doctors (</w:t>
       </w:r>
-      <w:hyperlink r:id="rId325">
-        <w:r>
-          <w:rPr>
-            <w:lang w:val="en_US" w:bidi="en_US"/>
-          </w:rPr>
-          <w:rPr>
-            <w:color w:val="0000EE"/>
-            <w:u w:val="single"/>
-          </w:rPr>
-          <w:t>2 Chronicles 16:12</w:t>
-        </w:r>
-      </w:hyperlink>
+      <w:r>
+        <w:rPr>
+          <w:lang w:val="en_US" w:bidi="en_US"/>
+        </w:rPr>
+        <w:t>2 Chronicles 16:12</w:t>
+      </w:r>
       <w:r>
         <w:rPr>
           <w:lang w:val="en_US" w:bidi="en_US"/>
         </w:rPr>
         <w:t>). Even so, when Asa died, they buried him with honor in the royal tombs (</w:t>
       </w:r>
-      <w:hyperlink r:id="rId326">
-        <w:r>
-          <w:rPr>
-            <w:lang w:val="en_US" w:bidi="en_US"/>
-          </w:rPr>
-          <w:rPr>
-            <w:color w:val="0000EE"/>
-            <w:u w:val="single"/>
-          </w:rPr>
-          <w:t>2 Chronicles 16:14</w:t>
-        </w:r>
-      </w:hyperlink>
+      <w:r>
+        <w:rPr>
+          <w:lang w:val="en_US" w:bidi="en_US"/>
+        </w:rPr>
+        <w:t>2 Chronicles 16:14</w:t>
+      </w:r>
       <w:r>
         <w:rPr>
           <w:lang w:val="en_US" w:bidi="en_US"/>
@@ -8504,36 +6410,24 @@
           <w:lang w:val="en_US" w:bidi="en_US"/>
         </w:rPr>
       </w:r>
-      <w:hyperlink r:id="rId327">
-        <w:r>
-          <w:rPr>
-            <w:lang w:val="en_US" w:bidi="en_US"/>
-          </w:rPr>
-          <w:rPr>
-            <w:color w:val="0000EE"/>
-            <w:u w:val="single"/>
-          </w:rPr>
-          <w:t>1 Kings 15:8–24</w:t>
-        </w:r>
-      </w:hyperlink>
-      <w:r>
-        <w:rPr>
-          <w:lang w:val="en_US" w:bidi="en_US"/>
-        </w:rPr>
-        <w:t xml:space="preserve">; </w:t>
-      </w:r>
-      <w:hyperlink r:id="rId328">
-        <w:r>
-          <w:rPr>
-            <w:lang w:val="en_US" w:bidi="en_US"/>
-          </w:rPr>
-          <w:rPr>
-            <w:color w:val="0000EE"/>
-            <w:u w:val="single"/>
-          </w:rPr>
-          <w:t>2 Chronicles 14:1–16:14</w:t>
-        </w:r>
-      </w:hyperlink>
+      <w:r>
+        <w:rPr>
+          <w:lang w:val="en_US" w:bidi="en_US"/>
+        </w:rPr>
+        <w:t>1 Kings 15:8–24</w:t>
+      </w:r>
+      <w:r>
+        <w:rPr>
+          <w:lang w:val="en_US" w:bidi="en_US"/>
+        </w:rPr>
+        <w:t xml:space="preserve">; </w:t>
+      </w:r>
+      <w:r>
+        <w:rPr>
+          <w:lang w:val="en_US" w:bidi="en_US"/>
+        </w:rPr>
+        <w:t>2 Chronicles 14:1–16:14</w:t>
+      </w:r>
       <w:r>
         <w:rPr>
           <w:lang w:val="en_US" w:bidi="en_US"/>
@@ -8657,18 +6551,12 @@
         </w:rPr>
         <w:t>During King Jeroboam II's reign in Israel from 793 to 753 BC, the prophet Jonah reluctantly traveled to Nineveh to announce judgment (</w:t>
       </w:r>
-      <w:hyperlink r:id="rId329">
-        <w:r>
-          <w:rPr>
-            <w:lang w:val="en_US" w:bidi="en_US"/>
-          </w:rPr>
-          <w:rPr>
-            <w:color w:val="0000EE"/>
-            <w:u w:val="single"/>
-          </w:rPr>
-          <w:t>Jonah 3–4</w:t>
-        </w:r>
-      </w:hyperlink>
+      <w:r>
+        <w:rPr>
+          <w:lang w:val="en_US" w:bidi="en_US"/>
+        </w:rPr>
+        <w:t>Jonah 3–4</w:t>
+      </w:r>
       <w:r>
         <w:rPr>
           <w:lang w:val="en_US" w:bidi="en_US"/>
@@ -8700,36 +6588,24 @@
         </w:rPr>
         <w:t>Tiglath-pileser III took over the Assyrian throne and worked to regain and strengthen control over all Assyrian territories. He also became the king of Babylon, making Assyria the leading military and economic power in the Near East. He showed political wisdom uncommon among the typically ruthless Assyrian kings. King Menahem of Israel, who ruled 752 from 742 BC, paid him tribute (</w:t>
       </w:r>
-      <w:hyperlink r:id="rId330">
-        <w:r>
-          <w:rPr>
-            <w:lang w:val="en_US" w:bidi="en_US"/>
-          </w:rPr>
-          <w:rPr>
-            <w:color w:val="0000EE"/>
-            <w:u w:val="single"/>
-          </w:rPr>
-          <w:t>2 Kings 15:19–20</w:t>
-        </w:r>
-      </w:hyperlink>
+      <w:r>
+        <w:rPr>
+          <w:lang w:val="en_US" w:bidi="en_US"/>
+        </w:rPr>
+        <w:t>2 Kings 15:19–20</w:t>
+      </w:r>
       <w:r>
         <w:rPr>
           <w:lang w:val="en_US" w:bidi="en_US"/>
         </w:rPr>
         <w:t>), as did Tyre, Byblos, and Damascus. When King Ahaz of Judah, who ruled from 735 to 715 BC, asked for help against Syria and Israel (</w:t>
       </w:r>
-      <w:hyperlink r:id="rId331">
-        <w:r>
-          <w:rPr>
-            <w:lang w:val="en_US" w:bidi="en_US"/>
-          </w:rPr>
-          <w:rPr>
-            <w:color w:val="0000EE"/>
-            <w:u w:val="single"/>
-          </w:rPr>
-          <w:t>2 Kings 16:5–20</w:t>
-        </w:r>
-      </w:hyperlink>
+      <w:r>
+        <w:rPr>
+          <w:lang w:val="en_US" w:bidi="en_US"/>
+        </w:rPr>
+        <w:t>2 Kings 16:5–20</w:t>
+      </w:r>
       <w:r>
         <w:rPr>
           <w:lang w:val="en_US" w:bidi="en_US"/>
@@ -8761,36 +6637,24 @@
         </w:rPr>
         <w:t>Sennacherib spent his reign fighting many difficult wars. He is well-known in the Bible for attacking Judah and surrounding Jerusalem in 701 BC. This happened during King Hezekiah's rule and the prophet Isaiah's time (</w:t>
       </w:r>
-      <w:hyperlink r:id="rId332">
-        <w:r>
-          <w:rPr>
-            <w:lang w:val="en_US" w:bidi="en_US"/>
-          </w:rPr>
-          <w:rPr>
-            <w:color w:val="0000EE"/>
-            <w:u w:val="single"/>
-          </w:rPr>
-          <w:t>2 Kings 18:13–19:37</w:t>
-        </w:r>
-      </w:hyperlink>
-      <w:r>
-        <w:rPr>
-          <w:lang w:val="en_US" w:bidi="en_US"/>
-        </w:rPr>
-        <w:t xml:space="preserve">; </w:t>
-      </w:r>
-      <w:hyperlink r:id="rId333">
-        <w:r>
-          <w:rPr>
-            <w:lang w:val="en_US" w:bidi="en_US"/>
-          </w:rPr>
-          <w:rPr>
-            <w:color w:val="0000EE"/>
-            <w:u w:val="single"/>
-          </w:rPr>
-          <w:t>Isaiah 36–37</w:t>
-        </w:r>
-      </w:hyperlink>
+      <w:r>
+        <w:rPr>
+          <w:lang w:val="en_US" w:bidi="en_US"/>
+        </w:rPr>
+        <w:t>2 Kings 18:13–19:37</w:t>
+      </w:r>
+      <w:r>
+        <w:rPr>
+          <w:lang w:val="en_US" w:bidi="en_US"/>
+        </w:rPr>
+        <w:t xml:space="preserve">; </w:t>
+      </w:r>
+      <w:r>
+        <w:rPr>
+          <w:lang w:val="en_US" w:bidi="en_US"/>
+        </w:rPr>
+        <w:t>Isaiah 36–37</w:t>
+      </w:r>
       <w:r>
         <w:rPr>
           <w:lang w:val="en_US" w:bidi="en_US"/>
@@ -8822,18 +6686,12 @@
         </w:rPr>
         <w:t xml:space="preserve">Ashurbanipal captured No-amon (Thebes) in Egypt, achieving the greatest victory in Assyrian history (see </w:t>
       </w:r>
-      <w:hyperlink r:id="rId334">
-        <w:r>
-          <w:rPr>
-            <w:lang w:val="en_US" w:bidi="en_US"/>
-          </w:rPr>
-          <w:rPr>
-            <w:color w:val="0000EE"/>
-            <w:u w:val="single"/>
-          </w:rPr>
-          <w:t>Nahum 3:3–10</w:t>
-        </w:r>
-      </w:hyperlink>
+      <w:r>
+        <w:rPr>
+          <w:lang w:val="en_US" w:bidi="en_US"/>
+        </w:rPr>
+        <w:t>Nahum 3:3–10</w:t>
+      </w:r>
       <w:r>
         <w:rPr>
           <w:lang w:val="en_US" w:bidi="en_US"/>
@@ -8865,18 +6723,12 @@
         </w:rPr>
         <w:t xml:space="preserve">In 626 BC, Nabopolassar became king of Babylon, ruled from 626 to 605 BC, and allied with the Medes. This alliance made Babylon's success against Assyria almost certain. In 612 BC, their combined forces launched a final attack on Nineveh. After a three-month siege, the mighty city fell (see </w:t>
       </w:r>
-      <w:hyperlink r:id="rId335">
-        <w:r>
-          <w:rPr>
-            <w:lang w:val="en_US" w:bidi="en_US"/>
-          </w:rPr>
-          <w:rPr>
-            <w:color w:val="0000EE"/>
-            <w:u w:val="single"/>
-          </w:rPr>
-          <w:t>Nahum 1:8</w:t>
-        </w:r>
-      </w:hyperlink>
+      <w:r>
+        <w:rPr>
+          <w:lang w:val="en_US" w:bidi="en_US"/>
+        </w:rPr>
+        <w:t>Nahum 1:8</w:t>
+      </w:r>
       <w:r>
         <w:rPr>
           <w:lang w:val="en_US" w:bidi="en_US"/>
@@ -8906,18 +6758,12 @@
           <w:lang w:val="en_US" w:bidi="en_US"/>
         </w:rPr>
       </w:r>
-      <w:hyperlink r:id="rId336">
-        <w:r>
-          <w:rPr>
-            <w:lang w:val="en_US" w:bidi="en_US"/>
-          </w:rPr>
-          <w:rPr>
-            <w:color w:val="0000EE"/>
-            <w:u w:val="single"/>
-          </w:rPr>
-          <w:t>2 Kings 15:19–19:37</w:t>
-        </w:r>
-      </w:hyperlink>
+      <w:r>
+        <w:rPr>
+          <w:lang w:val="en_US" w:bidi="en_US"/>
+        </w:rPr>
+        <w:t>2 Kings 15:19–19:37</w:t>
+      </w:r>
       <w:r>
         <w:rPr>
           <w:lang w:val="en_US" w:bidi="en_US"/>
